--- a/output/tbl-tumor/tbl-tumor.docx
+++ b/output/tbl-tumor/tbl-tumor.docx
@@ -2,14 +2,6 @@
 <file path=word/document.xml><?xml version="1.0" encoding="utf-8"?>
 <w:document xmlns:wpc="http://schemas.microsoft.com/office/word/2010/wordprocessingCanvas" xmlns:cx="http://schemas.microsoft.com/office/drawing/2014/chartex" xmlns:cx1="http://schemas.microsoft.com/office/drawing/2015/9/8/chartex" xmlns:cx2="http://schemas.microsoft.com/office/drawing/2015/10/21/chartex" xmlns:cx3="http://schemas.microsoft.com/office/drawing/2016/5/9/chartex" xmlns:cx4="http://schemas.microsoft.com/office/drawing/2016/5/10/chartex" xmlns:cx5="http://schemas.microsoft.com/office/drawing/2016/5/11/chartex" xmlns:cx6="http://schemas.microsoft.com/office/drawing/2016/5/12/chartex" xmlns:cx7="http://schemas.microsoft.com/office/drawing/2016/5/13/chartex" xmlns:cx8="http://schemas.microsoft.com/office/drawing/2016/5/14/chartex" xmlns:mc="http://schemas.openxmlformats.org/markup-compatibility/2006" xmlns:aink="http://schemas.microsoft.com/office/drawing/2016/ink" xmlns:am3d="http://schemas.microsoft.com/office/drawing/2017/model3d" xmlns:o="urn:schemas-microsoft-com:office:office" xmlns:r="http://schemas.openxmlformats.org/officeDocument/2006/relationships" xmlns:m="http://schemas.openxmlformats.org/officeDocument/2006/math" xmlns:v="urn:schemas-microsoft-com:vml" xmlns:wp14="http://schemas.microsoft.com/office/word/2010/wordprocessingDrawing" xmlns:wp="http://schemas.openxmlformats.org/drawingml/2006/wordprocessingDrawing" xmlns:w10="urn:schemas-microsoft-com:office:word" xmlns:w="http://schemas.openxmlformats.org/wordprocessingml/2006/main" xmlns:w14="http://schemas.microsoft.com/office/word/2010/wordml" xmlns:w15="http://schemas.microsoft.com/office/word/2012/wordml" xmlns:w16cex="http://schemas.microsoft.com/office/word/2018/wordml/cex" xmlns:w16cid="http://schemas.microsoft.com/office/word/2016/wordml/cid" xmlns:w16="http://schemas.microsoft.com/office/word/2018/wordml" xmlns:w16se="http://schemas.microsoft.com/office/word/2015/wordml/symex" xmlns:wpg="http://schemas.microsoft.com/office/word/2010/wordprocessingGroup" xmlns:wpi="http://schemas.microsoft.com/office/word/2010/wordprocessingInk" xmlns:wne="http://schemas.microsoft.com/office/word/2006/wordml" xmlns:wps="http://schemas.microsoft.com/office/word/2010/wordprocessingShape" mc:Ignorable="w14 w15 w16se w16cid w16 w16cex wp14">
   <w:body>
-    <w:p>
-      <w:pPr>
-        <w:pStyle w:val="Normal"/>
-      </w:pPr>
-      <w:r>
-        <w:t xml:space="preserve"/>
-      </w:r>
-    </w:p>
     <w:tbl xmlns:a="http://schemas.openxmlformats.org/drawingml/2006/main" xmlns:pic="http://schemas.openxmlformats.org/drawingml/2006/picture">
       <w:tblPr>
         <w:tblLayout w:type="autofit"/>
@@ -6643,10 +6635,11 @@
       </w:tr>
     </w:tbl>
     <w:sectPr>
-      <w:pgMar w:header="708" w:bottom="1417" w:top="1417" w:right="1417" w:left="1417" w:footer="708" w:gutter="0"/>
-      <w:pgSz w:h="16838" w:w="11906" w:orient="portrait"/>
       <w:type w:val="continuous"/>
-      <w:cols/>
+      <w:pgSz w:w="11900" w:h="16840"/>
+      <w:pgMar w:top="1417" w:right="1417" w:bottom="1417" w:left="1417" w:header="708" w:footer="708" w:gutter="0"/>
+      <w:cols w:space="708"/>
+      <w:docGrid w:linePitch="360"/>
     </w:sectPr>
   </w:body>
 </w:document>

--- a/output/tbl-tumor/tbl-tumor.docx
+++ b/output/tbl-tumor/tbl-tumor.docx
@@ -30,7 +30,7 @@
               <w:left w:w="0" w:type="dxa"/>
               <w:right w:w="0" w:type="dxa"/>
             </w:tcMar>
-            <w:vAlign w:val="center"/>
+            <w:vAlign w:val="bottom"/>
           </w:tcPr>
           <w:p>
             <w:pPr>
@@ -74,7 +74,7 @@
           <w:tcPr>
             <w:gridSpan w:val="2"/>
             <w:tcBorders>
-              <w:bottom w:val="none" w:sz="0" w:space="0" w:color="000000"/>
+              <w:bottom w:val="single" w:sz="8" w:space="0" w:color="333333"/>
               <w:top w:val="none" w:sz="0" w:space="0" w:color="000000"/>
               <w:left w:val="none" w:sz="0" w:space="0" w:color="000000"/>
               <w:right w:val="none" w:sz="0" w:space="0" w:color="000000"/>
@@ -86,7 +86,7 @@
               <w:left w:w="0" w:type="dxa"/>
               <w:right w:w="0" w:type="dxa"/>
             </w:tcMar>
-            <w:vAlign w:val="center"/>
+            <w:vAlign w:val="bottom"/>
           </w:tcPr>
           <w:p>
             <w:pPr>
@@ -141,7 +141,7 @@
               <w:left w:w="0" w:type="dxa"/>
               <w:right w:w="0" w:type="dxa"/>
             </w:tcMar>
-            <w:vAlign w:val="center"/>
+            <w:vAlign w:val="bottom"/>
           </w:tcPr>
           <w:p>
             <w:pPr>
@@ -202,7 +202,7 @@
               <w:left w:w="0" w:type="dxa"/>
               <w:right w:w="0" w:type="dxa"/>
             </w:tcMar>
-            <w:vAlign w:val="center"/>
+            <w:vAlign w:val="bottom"/>
           </w:tcPr>
           <w:p>
             <w:pPr>
@@ -257,7 +257,7 @@
               <w:left w:w="0" w:type="dxa"/>
               <w:right w:w="0" w:type="dxa"/>
             </w:tcMar>
-            <w:vAlign w:val="center"/>
+            <w:vAlign w:val="bottom"/>
           </w:tcPr>
           <w:p>
             <w:pPr>
@@ -312,7 +312,7 @@
               <w:left w:w="0" w:type="dxa"/>
               <w:right w:w="0" w:type="dxa"/>
             </w:tcMar>
-            <w:vAlign w:val="center"/>
+            <w:vAlign w:val="bottom"/>
           </w:tcPr>
           <w:p>
             <w:pPr>
@@ -382,7 +382,7 @@
           <w:tcPr>
             <w:tcBorders>
               <w:bottom w:val="single" w:sz="8" w:space="0" w:color="333333"/>
-              <w:top w:val="none" w:sz="0" w:space="0" w:color="000000"/>
+              <w:top w:val="single" w:sz="8" w:space="0" w:color="333333"/>
               <w:left w:val="none" w:sz="0" w:space="0" w:color="000000"/>
               <w:right w:val="none" w:sz="0" w:space="0" w:color="000000"/>
             </w:tcBorders>
@@ -393,7 +393,7 @@
               <w:left w:w="0" w:type="dxa"/>
               <w:right w:w="0" w:type="dxa"/>
             </w:tcMar>
-            <w:vAlign w:val="center"/>
+            <w:vAlign w:val="bottom"/>
           </w:tcPr>
           <w:p>
             <w:pPr>
@@ -463,7 +463,7 @@
           <w:tcPr>
             <w:tcBorders>
               <w:bottom w:val="single" w:sz="8" w:space="0" w:color="333333"/>
-              <w:top w:val="none" w:sz="0" w:space="0" w:color="000000"/>
+              <w:top w:val="single" w:sz="8" w:space="0" w:color="333333"/>
               <w:left w:val="none" w:sz="0" w:space="0" w:color="000000"/>
               <w:right w:val="none" w:sz="0" w:space="0" w:color="000000"/>
             </w:tcBorders>
@@ -474,7 +474,7 @@
               <w:left w:w="0" w:type="dxa"/>
               <w:right w:w="0" w:type="dxa"/>
             </w:tcMar>
-            <w:vAlign w:val="center"/>
+            <w:vAlign w:val="bottom"/>
           </w:tcPr>
           <w:p>
             <w:pPr>
@@ -555,7 +555,7 @@
               <w:left w:w="0" w:type="dxa"/>
               <w:right w:w="0" w:type="dxa"/>
             </w:tcMar>
-            <w:vAlign w:val="center"/>
+            <w:vAlign w:val="bottom"/>
           </w:tcPr>
           <w:p>
             <w:pPr>

--- a/output/tbl-tumor/tbl-tumor.docx
+++ b/output/tbl-tumor/tbl-tumor.docx
@@ -12,7 +12,6 @@
       <w:tr>
         <w:trPr>
           <w:trHeight w:val="638" w:hRule="auto"/>
-          <w:tblHeader/>
         </w:trPr>
         <w:tc>
           <w:tcPr>
@@ -185,7 +184,6 @@
       <w:tr>
         <w:trPr>
           <w:trHeight w:val="902" w:hRule="auto"/>
-          <w:tblHeader/>
         </w:trPr>
         <w:tc>
           <w:tcPr>

--- a/output/tbl-tumor/tbl-tumor.docx
+++ b/output/tbl-tumor/tbl-tumor.docx
@@ -5998,12 +5998,12 @@
       </w:tr>
       <w:tr>
         <w:trPr>
-          <w:trHeight w:val="623" w:hRule="auto"/>
+          <w:trHeight w:val="608" w:hRule="auto"/>
         </w:trPr>
         <w:tc>
           <w:tcPr>
             <w:tcBorders>
-              <w:bottom w:val="single" w:sz="8" w:space="0" w:color="333333"/>
+              <w:bottom w:val="none" w:sz="0" w:space="0" w:color="000000"/>
               <w:top w:val="none" w:sz="0" w:space="0" w:color="000000"/>
               <w:left w:val="none" w:sz="0" w:space="0" w:color="000000"/>
               <w:right w:val="none" w:sz="0" w:space="0" w:color="000000"/>
@@ -6072,12 +6072,2357 @@
         <w:tc>
           <w:tcPr>
             <w:tcBorders>
+              <w:bottom w:val="none" w:sz="0" w:space="0" w:color="000000"/>
+              <w:top w:val="none" w:sz="0" w:space="0" w:color="000000"/>
+              <w:left w:val="none" w:sz="0" w:space="0" w:color="000000"/>
+              <w:right w:val="none" w:sz="0" w:space="0" w:color="000000"/>
+            </w:tcBorders>
+            <w:shd w:val="clear" w:color="auto" w:fill="F0FAFF"/>
+            <w:tcMar>
+              <w:top w:w="0" w:type="dxa"/>
+              <w:bottom w:w="0" w:type="dxa"/>
+              <w:left w:w="0" w:type="dxa"/>
+              <w:right w:w="0" w:type="dxa"/>
+            </w:tcMar>
+            <w:vAlign w:val="top"/>
+          </w:tcPr>
+          <w:p>
+            <w:pPr>
+              <w:pStyle w:val="Normal"/>
+              <w:jc w:val="center"/>
+              <w:pBdr>
+                <w:bottom w:val="none" w:sz="0" w:space="0" w:color="000000"/>
+                <w:top w:val="none" w:sz="0" w:space="0" w:color="000000"/>
+                <w:left w:val="none" w:sz="0" w:space="0" w:color="000000"/>
+                <w:right w:val="none" w:sz="0" w:space="0" w:color="000000"/>
+              </w:pBdr>
+              <w:spacing w:after="60" w:before="60" w:line="240"/>
+              <w:ind w:left="100" w:right="100" w:firstLine="0" w:firstLineChars="0"/>
+              <w:rPr>
+                <w:rFonts w:ascii="Aptos" w:hAnsi="Aptos" w:eastAsia="Aptos" w:cs="Aptos"/>
+                <w:i w:val="false"/>
+                <w:b w:val="false"/>
+                <w:u w:val="none"/>
+                <w:strike w:val="false"/>
+                <w:sz w:val="14"/>
+                <w:szCs w:val="14"/>
+                <w:color w:val="333333"/>
+              </w:rPr>
+            </w:pPr>
+            <w:r>
+              <w:rPr>
+                <w:rFonts w:ascii="Aptos" w:hAnsi="Aptos" w:eastAsia="Aptos" w:cs="Aptos"/>
+                <w:i w:val="false"/>
+                <w:b w:val="false"/>
+                <w:u w:val="none"/>
+                <w:strike w:val="false"/>
+                <w:sz w:val="14"/>
+                <w:szCs w:val="14"/>
+                <w:color w:val="333333"/>
+              </w:rPr>
+              <w:t xml:space="preserve"/>
+            </w:r>
+          </w:p>
+        </w:tc>
+        <w:tc>
+          <w:tcPr>
+            <w:tcBorders>
+              <w:bottom w:val="none" w:sz="0" w:space="0" w:color="000000"/>
+              <w:top w:val="none" w:sz="0" w:space="0" w:color="000000"/>
+              <w:left w:val="none" w:sz="0" w:space="0" w:color="000000"/>
+              <w:right w:val="none" w:sz="0" w:space="0" w:color="000000"/>
+            </w:tcBorders>
+            <w:shd w:val="clear" w:color="auto" w:fill="F0FAFF"/>
+            <w:tcMar>
+              <w:top w:w="0" w:type="dxa"/>
+              <w:bottom w:w="0" w:type="dxa"/>
+              <w:left w:w="0" w:type="dxa"/>
+              <w:right w:w="0" w:type="dxa"/>
+            </w:tcMar>
+            <w:vAlign w:val="top"/>
+          </w:tcPr>
+          <w:p>
+            <w:pPr>
+              <w:pStyle w:val="Normal"/>
+              <w:jc w:val="center"/>
+              <w:pBdr>
+                <w:bottom w:val="none" w:sz="0" w:space="0" w:color="000000"/>
+                <w:top w:val="none" w:sz="0" w:space="0" w:color="000000"/>
+                <w:left w:val="none" w:sz="0" w:space="0" w:color="000000"/>
+                <w:right w:val="none" w:sz="0" w:space="0" w:color="000000"/>
+              </w:pBdr>
+              <w:spacing w:after="60" w:before="60" w:line="240"/>
+              <w:ind w:left="100" w:right="100" w:firstLine="0" w:firstLineChars="0"/>
+              <w:rPr>
+                <w:rFonts w:ascii="Aptos" w:hAnsi="Aptos" w:eastAsia="Aptos" w:cs="Aptos"/>
+                <w:i w:val="false"/>
+                <w:b w:val="false"/>
+                <w:u w:val="none"/>
+                <w:strike w:val="false"/>
+                <w:sz w:val="16"/>
+                <w:szCs w:val="16"/>
+                <w:color w:val="333333"/>
+              </w:rPr>
+            </w:pPr>
+            <w:r>
+              <w:rPr>
+                <w:rFonts w:ascii="Aptos" w:hAnsi="Aptos" w:eastAsia="Aptos" w:cs="Aptos"/>
+                <w:i w:val="false"/>
+                <w:b w:val="false"/>
+                <w:u w:val="none"/>
+                <w:strike w:val="false"/>
+                <w:sz w:val="16"/>
+                <w:szCs w:val="16"/>
+                <w:color w:val="333333"/>
+              </w:rPr>
+              <w:t xml:space="preserve">39 (37,9)</w:t>
+            </w:r>
+          </w:p>
+        </w:tc>
+        <w:tc>
+          <w:tcPr>
+            <w:tcBorders>
+              <w:bottom w:val="none" w:sz="0" w:space="0" w:color="000000"/>
+              <w:top w:val="none" w:sz="0" w:space="0" w:color="000000"/>
+              <w:left w:val="none" w:sz="0" w:space="0" w:color="000000"/>
+              <w:right w:val="none" w:sz="0" w:space="0" w:color="000000"/>
+            </w:tcBorders>
+            <w:shd w:val="clear" w:color="auto" w:fill="F0FAFF"/>
+            <w:tcMar>
+              <w:top w:w="0" w:type="dxa"/>
+              <w:bottom w:w="0" w:type="dxa"/>
+              <w:left w:w="0" w:type="dxa"/>
+              <w:right w:w="0" w:type="dxa"/>
+            </w:tcMar>
+            <w:vAlign w:val="top"/>
+          </w:tcPr>
+          <w:p>
+            <w:pPr>
+              <w:pStyle w:val="Normal"/>
+              <w:jc w:val="center"/>
+              <w:pBdr>
+                <w:bottom w:val="none" w:sz="0" w:space="0" w:color="000000"/>
+                <w:top w:val="none" w:sz="0" w:space="0" w:color="000000"/>
+                <w:left w:val="none" w:sz="0" w:space="0" w:color="000000"/>
+                <w:right w:val="none" w:sz="0" w:space="0" w:color="000000"/>
+              </w:pBdr>
+              <w:spacing w:after="60" w:before="60" w:line="240"/>
+              <w:ind w:left="100" w:right="100" w:firstLine="0" w:firstLineChars="0"/>
+              <w:rPr>
+                <w:rFonts w:ascii="Aptos" w:hAnsi="Aptos" w:eastAsia="Aptos" w:cs="Aptos"/>
+                <w:i w:val="false"/>
+                <w:b w:val="false"/>
+                <w:u w:val="none"/>
+                <w:strike w:val="false"/>
+                <w:sz w:val="16"/>
+                <w:szCs w:val="16"/>
+                <w:color w:val="333333"/>
+              </w:rPr>
+            </w:pPr>
+            <w:r>
+              <w:rPr>
+                <w:rFonts w:ascii="Aptos" w:hAnsi="Aptos" w:eastAsia="Aptos" w:cs="Aptos"/>
+                <w:i w:val="false"/>
+                <w:b w:val="false"/>
+                <w:u w:val="none"/>
+                <w:strike w:val="false"/>
+                <w:sz w:val="16"/>
+                <w:szCs w:val="16"/>
+                <w:color w:val="333333"/>
+              </w:rPr>
+              <w:t xml:space="preserve">20 (37,7)</w:t>
+            </w:r>
+          </w:p>
+        </w:tc>
+        <w:tc>
+          <w:tcPr>
+            <w:tcBorders>
+              <w:bottom w:val="none" w:sz="0" w:space="0" w:color="000000"/>
+              <w:top w:val="none" w:sz="0" w:space="0" w:color="000000"/>
+              <w:left w:val="none" w:sz="0" w:space="0" w:color="000000"/>
+              <w:right w:val="none" w:sz="0" w:space="0" w:color="000000"/>
+            </w:tcBorders>
+            <w:shd w:val="clear" w:color="auto" w:fill="F0FAFF"/>
+            <w:tcMar>
+              <w:top w:w="0" w:type="dxa"/>
+              <w:bottom w:w="0" w:type="dxa"/>
+              <w:left w:w="0" w:type="dxa"/>
+              <w:right w:w="0" w:type="dxa"/>
+            </w:tcMar>
+            <w:vAlign w:val="top"/>
+          </w:tcPr>
+          <w:p>
+            <w:pPr>
+              <w:pStyle w:val="Normal"/>
+              <w:jc w:val="center"/>
+              <w:pBdr>
+                <w:bottom w:val="none" w:sz="0" w:space="0" w:color="000000"/>
+                <w:top w:val="none" w:sz="0" w:space="0" w:color="000000"/>
+                <w:left w:val="none" w:sz="0" w:space="0" w:color="000000"/>
+                <w:right w:val="none" w:sz="0" w:space="0" w:color="000000"/>
+              </w:pBdr>
+              <w:spacing w:after="60" w:before="60" w:line="240"/>
+              <w:ind w:left="100" w:right="100" w:firstLine="0" w:firstLineChars="0"/>
+              <w:rPr>
+                <w:rFonts w:ascii="Aptos" w:hAnsi="Aptos" w:eastAsia="Aptos" w:cs="Aptos"/>
+                <w:i w:val="false"/>
+                <w:b w:val="false"/>
+                <w:u w:val="none"/>
+                <w:strike w:val="false"/>
+                <w:sz w:val="16"/>
+                <w:szCs w:val="16"/>
+                <w:color w:val="333333"/>
+              </w:rPr>
+            </w:pPr>
+            <w:r>
+              <w:rPr>
+                <w:rFonts w:ascii="Aptos" w:hAnsi="Aptos" w:eastAsia="Aptos" w:cs="Aptos"/>
+                <w:i w:val="false"/>
+                <w:b w:val="false"/>
+                <w:u w:val="none"/>
+                <w:strike w:val="false"/>
+                <w:sz w:val="16"/>
+                <w:szCs w:val="16"/>
+                <w:color w:val="333333"/>
+              </w:rPr>
+              <w:t xml:space="preserve">19 (38,0)</w:t>
+            </w:r>
+          </w:p>
+        </w:tc>
+        <w:tc>
+          <w:tcPr>
+            <w:tcBorders>
+              <w:bottom w:val="none" w:sz="0" w:space="0" w:color="000000"/>
+              <w:top w:val="none" w:sz="0" w:space="0" w:color="000000"/>
+              <w:left w:val="none" w:sz="0" w:space="0" w:color="000000"/>
+              <w:right w:val="none" w:sz="0" w:space="0" w:color="000000"/>
+            </w:tcBorders>
+            <w:shd w:val="clear" w:color="auto" w:fill="F0FAFF"/>
+            <w:tcMar>
+              <w:top w:w="0" w:type="dxa"/>
+              <w:bottom w:w="0" w:type="dxa"/>
+              <w:left w:w="0" w:type="dxa"/>
+              <w:right w:w="0" w:type="dxa"/>
+            </w:tcMar>
+            <w:vAlign w:val="top"/>
+          </w:tcPr>
+          <w:p>
+            <w:pPr>
+              <w:pStyle w:val="Normal"/>
+              <w:jc w:val="center"/>
+              <w:pBdr>
+                <w:bottom w:val="none" w:sz="0" w:space="0" w:color="000000"/>
+                <w:top w:val="none" w:sz="0" w:space="0" w:color="000000"/>
+                <w:left w:val="none" w:sz="0" w:space="0" w:color="000000"/>
+                <w:right w:val="none" w:sz="0" w:space="0" w:color="000000"/>
+              </w:pBdr>
+              <w:spacing w:after="60" w:before="60" w:line="240"/>
+              <w:ind w:left="100" w:right="100" w:firstLine="0" w:firstLineChars="0"/>
+              <w:rPr>
+                <w:rFonts w:ascii="Aptos" w:hAnsi="Aptos" w:eastAsia="Aptos" w:cs="Aptos"/>
+                <w:i w:val="false"/>
+                <w:b w:val="false"/>
+                <w:u w:val="none"/>
+                <w:strike w:val="false"/>
+                <w:sz w:val="14"/>
+                <w:szCs w:val="14"/>
+                <w:color w:val="333333"/>
+              </w:rPr>
+            </w:pPr>
+            <w:r>
+              <w:rPr>
+                <w:rFonts w:ascii="Aptos" w:hAnsi="Aptos" w:eastAsia="Aptos" w:cs="Aptos"/>
+                <w:i w:val="false"/>
+                <w:b w:val="false"/>
+                <w:u w:val="none"/>
+                <w:strike w:val="false"/>
+                <w:sz w:val="14"/>
+                <w:szCs w:val="14"/>
+                <w:color w:val="333333"/>
+              </w:rPr>
+              <w:t xml:space="preserve">0,98</w:t>
+            </w:r>
+          </w:p>
+        </w:tc>
+      </w:tr>
+      <w:tr>
+        <w:trPr>
+          <w:trHeight w:val="608" w:hRule="auto"/>
+        </w:trPr>
+        <w:tc>
+          <w:tcPr>
+            <w:tcBorders>
+              <w:bottom w:val="none" w:sz="0" w:space="0" w:color="000000"/>
+              <w:top w:val="none" w:sz="0" w:space="0" w:color="000000"/>
+              <w:left w:val="none" w:sz="0" w:space="0" w:color="000000"/>
+              <w:right w:val="none" w:sz="0" w:space="0" w:color="000000"/>
+            </w:tcBorders>
+            <w:shd w:val="clear" w:color="auto" w:fill="FFFFFF"/>
+            <w:tcMar>
+              <w:top w:w="0" w:type="dxa"/>
+              <w:bottom w:w="0" w:type="dxa"/>
+              <w:left w:w="0" w:type="dxa"/>
+              <w:right w:w="0" w:type="dxa"/>
+            </w:tcMar>
+            <w:vAlign w:val="top"/>
+          </w:tcPr>
+          <w:p>
+            <w:pPr>
+              <w:pStyle w:val="Normal"/>
+              <w:jc w:val="left"/>
+              <w:pBdr>
+                <w:bottom w:val="none" w:sz="0" w:space="0" w:color="000000"/>
+                <w:top w:val="none" w:sz="0" w:space="0" w:color="000000"/>
+                <w:left w:val="none" w:sz="0" w:space="0" w:color="000000"/>
+                <w:right w:val="none" w:sz="0" w:space="0" w:color="000000"/>
+              </w:pBdr>
+              <w:spacing w:after="60" w:before="60" w:line="240"/>
+              <w:ind w:left="100" w:right="100" w:firstLine="0" w:firstLineChars="0"/>
+              <w:rPr>
+                <w:rFonts w:ascii="Aptos" w:hAnsi="Aptos" w:eastAsia="Aptos" w:cs="Aptos"/>
+                <w:i w:val="false"/>
+                <w:b w:val="false"/>
+                <w:u w:val="none"/>
+                <w:strike w:val="false"/>
+                <w:sz w:val="18"/>
+                <w:szCs w:val="18"/>
+                <w:color w:val="333333"/>
+              </w:rPr>
+            </w:pPr>
+            <w:r>
+              <w:rPr>
+                <w:rFonts w:ascii="Aptos" w:hAnsi="Aptos" w:eastAsia="Aptos" w:cs="Aptos"/>
+                <w:i w:val="false"/>
+                <w:b w:val="false"/>
+                <w:u w:val="none"/>
+                <w:strike w:val="false"/>
+                <w:sz w:val="18"/>
+                <w:szCs w:val="18"/>
+                <w:color w:val="333333"/>
+              </w:rPr>
+              <w:t xml:space="preserve">Stade T, n (%)</w:t>
+            </w:r>
+          </w:p>
+        </w:tc>
+        <w:tc>
+          <w:tcPr>
+            <w:tcBorders>
+              <w:bottom w:val="none" w:sz="0" w:space="0" w:color="000000"/>
+              <w:top w:val="none" w:sz="0" w:space="0" w:color="000000"/>
+              <w:left w:val="none" w:sz="0" w:space="0" w:color="000000"/>
+              <w:right w:val="none" w:sz="0" w:space="0" w:color="000000"/>
+            </w:tcBorders>
+            <w:shd w:val="clear" w:color="auto" w:fill="FFFFFF"/>
+            <w:tcMar>
+              <w:top w:w="0" w:type="dxa"/>
+              <w:bottom w:w="0" w:type="dxa"/>
+              <w:left w:w="0" w:type="dxa"/>
+              <w:right w:w="0" w:type="dxa"/>
+            </w:tcMar>
+            <w:vAlign w:val="top"/>
+          </w:tcPr>
+          <w:p>
+            <w:pPr>
+              <w:pStyle w:val="Normal"/>
+              <w:jc w:val="center"/>
+              <w:pBdr>
+                <w:bottom w:val="none" w:sz="0" w:space="0" w:color="000000"/>
+                <w:top w:val="none" w:sz="0" w:space="0" w:color="000000"/>
+                <w:left w:val="none" w:sz="0" w:space="0" w:color="000000"/>
+                <w:right w:val="none" w:sz="0" w:space="0" w:color="000000"/>
+              </w:pBdr>
+              <w:spacing w:after="60" w:before="60" w:line="240"/>
+              <w:ind w:left="100" w:right="100" w:firstLine="0" w:firstLineChars="0"/>
+              <w:rPr>
+                <w:rFonts w:ascii="Aptos" w:hAnsi="Aptos" w:eastAsia="Aptos" w:cs="Aptos"/>
+                <w:i w:val="false"/>
+                <w:b w:val="false"/>
+                <w:u w:val="none"/>
+                <w:strike w:val="false"/>
+                <w:sz w:val="14"/>
+                <w:szCs w:val="14"/>
+                <w:color w:val="333333"/>
+              </w:rPr>
+            </w:pPr>
+            <w:r>
+              <w:rPr>
+                <w:rFonts w:ascii="Aptos" w:hAnsi="Aptos" w:eastAsia="Aptos" w:cs="Aptos"/>
+                <w:i w:val="false"/>
+                <w:b w:val="false"/>
+                <w:u w:val="none"/>
+                <w:strike w:val="false"/>
+                <w:sz w:val="14"/>
+                <w:szCs w:val="14"/>
+                <w:color w:val="333333"/>
+              </w:rPr>
+              <w:t xml:space="preserve">2/1</w:t>
+            </w:r>
+          </w:p>
+        </w:tc>
+        <w:tc>
+          <w:tcPr>
+            <w:tcBorders>
+              <w:bottom w:val="none" w:sz="0" w:space="0" w:color="000000"/>
+              <w:top w:val="none" w:sz="0" w:space="0" w:color="000000"/>
+              <w:left w:val="none" w:sz="0" w:space="0" w:color="000000"/>
+              <w:right w:val="none" w:sz="0" w:space="0" w:color="000000"/>
+            </w:tcBorders>
+            <w:shd w:val="clear" w:color="auto" w:fill="FFFFFF"/>
+            <w:tcMar>
+              <w:top w:w="0" w:type="dxa"/>
+              <w:bottom w:w="0" w:type="dxa"/>
+              <w:left w:w="0" w:type="dxa"/>
+              <w:right w:w="0" w:type="dxa"/>
+            </w:tcMar>
+            <w:vAlign w:val="top"/>
+          </w:tcPr>
+          <w:p>
+            <w:pPr>
+              <w:pStyle w:val="Normal"/>
+              <w:jc w:val="center"/>
+              <w:pBdr>
+                <w:bottom w:val="none" w:sz="0" w:space="0" w:color="000000"/>
+                <w:top w:val="none" w:sz="0" w:space="0" w:color="000000"/>
+                <w:left w:val="none" w:sz="0" w:space="0" w:color="000000"/>
+                <w:right w:val="none" w:sz="0" w:space="0" w:color="000000"/>
+              </w:pBdr>
+              <w:spacing w:after="60" w:before="60" w:line="240"/>
+              <w:ind w:left="100" w:right="100" w:firstLine="0" w:firstLineChars="0"/>
+              <w:rPr>
+                <w:rFonts w:ascii="Aptos" w:hAnsi="Aptos" w:eastAsia="Aptos" w:cs="Aptos"/>
+                <w:i w:val="false"/>
+                <w:b w:val="false"/>
+                <w:u w:val="none"/>
+                <w:strike w:val="false"/>
+                <w:sz w:val="16"/>
+                <w:szCs w:val="16"/>
+                <w:color w:val="333333"/>
+              </w:rPr>
+            </w:pPr>
+            <w:r>
+              <w:rPr>
+                <w:rFonts w:ascii="Aptos" w:hAnsi="Aptos" w:eastAsia="Aptos" w:cs="Aptos"/>
+                <w:i w:val="false"/>
+                <w:b w:val="false"/>
+                <w:u w:val="none"/>
+                <w:strike w:val="false"/>
+                <w:sz w:val="16"/>
+                <w:szCs w:val="16"/>
+                <w:color w:val="333333"/>
+              </w:rPr>
+              <w:t xml:space="preserve"/>
+            </w:r>
+          </w:p>
+        </w:tc>
+        <w:tc>
+          <w:tcPr>
+            <w:tcBorders>
+              <w:bottom w:val="none" w:sz="0" w:space="0" w:color="000000"/>
+              <w:top w:val="none" w:sz="0" w:space="0" w:color="000000"/>
+              <w:left w:val="none" w:sz="0" w:space="0" w:color="000000"/>
+              <w:right w:val="none" w:sz="0" w:space="0" w:color="000000"/>
+            </w:tcBorders>
+            <w:shd w:val="clear" w:color="auto" w:fill="FFFFFF"/>
+            <w:tcMar>
+              <w:top w:w="0" w:type="dxa"/>
+              <w:bottom w:w="0" w:type="dxa"/>
+              <w:left w:w="0" w:type="dxa"/>
+              <w:right w:w="0" w:type="dxa"/>
+            </w:tcMar>
+            <w:vAlign w:val="top"/>
+          </w:tcPr>
+          <w:p>
+            <w:pPr>
+              <w:pStyle w:val="Normal"/>
+              <w:jc w:val="center"/>
+              <w:pBdr>
+                <w:bottom w:val="none" w:sz="0" w:space="0" w:color="000000"/>
+                <w:top w:val="none" w:sz="0" w:space="0" w:color="000000"/>
+                <w:left w:val="none" w:sz="0" w:space="0" w:color="000000"/>
+                <w:right w:val="none" w:sz="0" w:space="0" w:color="000000"/>
+              </w:pBdr>
+              <w:spacing w:after="60" w:before="60" w:line="240"/>
+              <w:ind w:left="100" w:right="100" w:firstLine="0" w:firstLineChars="0"/>
+              <w:rPr>
+                <w:rFonts w:ascii="Aptos" w:hAnsi="Aptos" w:eastAsia="Aptos" w:cs="Aptos"/>
+                <w:i w:val="false"/>
+                <w:b w:val="false"/>
+                <w:u w:val="none"/>
+                <w:strike w:val="false"/>
+                <w:sz w:val="16"/>
+                <w:szCs w:val="16"/>
+                <w:color w:val="333333"/>
+              </w:rPr>
+            </w:pPr>
+            <w:r>
+              <w:rPr>
+                <w:rFonts w:ascii="Aptos" w:hAnsi="Aptos" w:eastAsia="Aptos" w:cs="Aptos"/>
+                <w:i w:val="false"/>
+                <w:b w:val="false"/>
+                <w:u w:val="none"/>
+                <w:strike w:val="false"/>
+                <w:sz w:val="16"/>
+                <w:szCs w:val="16"/>
+                <w:color w:val="333333"/>
+              </w:rPr>
+              <w:t xml:space="preserve"/>
+            </w:r>
+          </w:p>
+        </w:tc>
+        <w:tc>
+          <w:tcPr>
+            <w:tcBorders>
+              <w:bottom w:val="none" w:sz="0" w:space="0" w:color="000000"/>
+              <w:top w:val="none" w:sz="0" w:space="0" w:color="000000"/>
+              <w:left w:val="none" w:sz="0" w:space="0" w:color="000000"/>
+              <w:right w:val="none" w:sz="0" w:space="0" w:color="000000"/>
+            </w:tcBorders>
+            <w:shd w:val="clear" w:color="auto" w:fill="FFFFFF"/>
+            <w:tcMar>
+              <w:top w:w="0" w:type="dxa"/>
+              <w:bottom w:w="0" w:type="dxa"/>
+              <w:left w:w="0" w:type="dxa"/>
+              <w:right w:w="0" w:type="dxa"/>
+            </w:tcMar>
+            <w:vAlign w:val="top"/>
+          </w:tcPr>
+          <w:p>
+            <w:pPr>
+              <w:pStyle w:val="Normal"/>
+              <w:jc w:val="center"/>
+              <w:pBdr>
+                <w:bottom w:val="none" w:sz="0" w:space="0" w:color="000000"/>
+                <w:top w:val="none" w:sz="0" w:space="0" w:color="000000"/>
+                <w:left w:val="none" w:sz="0" w:space="0" w:color="000000"/>
+                <w:right w:val="none" w:sz="0" w:space="0" w:color="000000"/>
+              </w:pBdr>
+              <w:spacing w:after="60" w:before="60" w:line="240"/>
+              <w:ind w:left="100" w:right="100" w:firstLine="0" w:firstLineChars="0"/>
+              <w:rPr>
+                <w:rFonts w:ascii="Aptos" w:hAnsi="Aptos" w:eastAsia="Aptos" w:cs="Aptos"/>
+                <w:i w:val="false"/>
+                <w:b w:val="false"/>
+                <w:u w:val="none"/>
+                <w:strike w:val="false"/>
+                <w:sz w:val="16"/>
+                <w:szCs w:val="16"/>
+                <w:color w:val="333333"/>
+              </w:rPr>
+            </w:pPr>
+            <w:r>
+              <w:rPr>
+                <w:rFonts w:ascii="Aptos" w:hAnsi="Aptos" w:eastAsia="Aptos" w:cs="Aptos"/>
+                <w:i w:val="false"/>
+                <w:b w:val="false"/>
+                <w:u w:val="none"/>
+                <w:strike w:val="false"/>
+                <w:sz w:val="16"/>
+                <w:szCs w:val="16"/>
+                <w:color w:val="333333"/>
+              </w:rPr>
+              <w:t xml:space="preserve"/>
+            </w:r>
+          </w:p>
+        </w:tc>
+        <w:tc>
+          <w:tcPr>
+            <w:tcBorders>
+              <w:bottom w:val="none" w:sz="0" w:space="0" w:color="000000"/>
+              <w:top w:val="none" w:sz="0" w:space="0" w:color="000000"/>
+              <w:left w:val="none" w:sz="0" w:space="0" w:color="000000"/>
+              <w:right w:val="none" w:sz="0" w:space="0" w:color="000000"/>
+            </w:tcBorders>
+            <w:shd w:val="clear" w:color="auto" w:fill="FFFFFF"/>
+            <w:tcMar>
+              <w:top w:w="0" w:type="dxa"/>
+              <w:bottom w:w="0" w:type="dxa"/>
+              <w:left w:w="0" w:type="dxa"/>
+              <w:right w:w="0" w:type="dxa"/>
+            </w:tcMar>
+            <w:vAlign w:val="top"/>
+          </w:tcPr>
+          <w:p>
+            <w:pPr>
+              <w:pStyle w:val="Normal"/>
+              <w:jc w:val="center"/>
+              <w:pBdr>
+                <w:bottom w:val="none" w:sz="0" w:space="0" w:color="000000"/>
+                <w:top w:val="none" w:sz="0" w:space="0" w:color="000000"/>
+                <w:left w:val="none" w:sz="0" w:space="0" w:color="000000"/>
+                <w:right w:val="none" w:sz="0" w:space="0" w:color="000000"/>
+              </w:pBdr>
+              <w:spacing w:after="60" w:before="60" w:line="240"/>
+              <w:ind w:left="100" w:right="100" w:firstLine="0" w:firstLineChars="0"/>
+              <w:rPr>
+                <w:rFonts w:ascii="Aptos" w:hAnsi="Aptos" w:eastAsia="Aptos" w:cs="Aptos"/>
+                <w:i w:val="false"/>
+                <w:b w:val="false"/>
+                <w:u w:val="none"/>
+                <w:strike w:val="false"/>
+                <w:sz w:val="14"/>
+                <w:szCs w:val="14"/>
+                <w:color w:val="333333"/>
+              </w:rPr>
+            </w:pPr>
+            <w:r>
+              <w:rPr>
+                <w:rFonts w:ascii="Aptos" w:hAnsi="Aptos" w:eastAsia="Aptos" w:cs="Aptos"/>
+                <w:i w:val="false"/>
+                <w:b w:val="false"/>
+                <w:u w:val="none"/>
+                <w:strike w:val="false"/>
+                <w:sz w:val="14"/>
+                <w:szCs w:val="14"/>
+                <w:color w:val="333333"/>
+              </w:rPr>
+              <w:t xml:space="preserve">0,19</w:t>
+            </w:r>
+          </w:p>
+        </w:tc>
+      </w:tr>
+      <w:tr>
+        <w:trPr>
+          <w:trHeight w:val="608" w:hRule="auto"/>
+        </w:trPr>
+        <w:tc>
+          <w:tcPr>
+            <w:tcBorders>
+              <w:bottom w:val="none" w:sz="0" w:space="0" w:color="000000"/>
+              <w:top w:val="none" w:sz="0" w:space="0" w:color="000000"/>
+              <w:left w:val="none" w:sz="0" w:space="0" w:color="000000"/>
+              <w:right w:val="none" w:sz="0" w:space="0" w:color="000000"/>
+            </w:tcBorders>
+            <w:shd w:val="clear" w:color="auto" w:fill="F0FAFF"/>
+            <w:tcMar>
+              <w:top w:w="0" w:type="dxa"/>
+              <w:bottom w:w="0" w:type="dxa"/>
+              <w:left w:w="0" w:type="dxa"/>
+              <w:right w:w="0" w:type="dxa"/>
+            </w:tcMar>
+            <w:vAlign w:val="top"/>
+          </w:tcPr>
+          <w:p>
+            <w:pPr>
+              <w:pStyle w:val="Normal"/>
+              <w:jc w:val="left"/>
+              <w:pBdr>
+                <w:bottom w:val="none" w:sz="0" w:space="0" w:color="000000"/>
+                <w:top w:val="none" w:sz="0" w:space="0" w:color="000000"/>
+                <w:left w:val="none" w:sz="0" w:space="0" w:color="000000"/>
+                <w:right w:val="none" w:sz="0" w:space="0" w:color="000000"/>
+              </w:pBdr>
+              <w:spacing w:after="60" w:before="60" w:line="240"/>
+              <w:ind w:left="300" w:right="100" w:firstLine="0" w:firstLineChars="0"/>
+              <w:rPr>
+                <w:rFonts w:ascii="Aptos" w:hAnsi="Aptos" w:eastAsia="Aptos" w:cs="Aptos"/>
+                <w:i w:val="false"/>
+                <w:b w:val="false"/>
+                <w:u w:val="none"/>
+                <w:strike w:val="false"/>
+                <w:sz w:val="18"/>
+                <w:szCs w:val="18"/>
+                <w:color w:val="333333"/>
+              </w:rPr>
+            </w:pPr>
+            <w:r>
+              <w:rPr>
+                <w:rFonts w:ascii="Aptos" w:hAnsi="Aptos" w:eastAsia="Aptos" w:cs="Aptos"/>
+                <w:i w:val="false"/>
+                <w:b w:val="false"/>
+                <w:u w:val="none"/>
+                <w:strike w:val="false"/>
+                <w:sz w:val="18"/>
+                <w:szCs w:val="18"/>
+                <w:color w:val="333333"/>
+              </w:rPr>
+              <w:t xml:space="preserve">T1-T2</w:t>
+            </w:r>
+          </w:p>
+        </w:tc>
+        <w:tc>
+          <w:tcPr>
+            <w:tcBorders>
+              <w:bottom w:val="none" w:sz="0" w:space="0" w:color="000000"/>
+              <w:top w:val="none" w:sz="0" w:space="0" w:color="000000"/>
+              <w:left w:val="none" w:sz="0" w:space="0" w:color="000000"/>
+              <w:right w:val="none" w:sz="0" w:space="0" w:color="000000"/>
+            </w:tcBorders>
+            <w:shd w:val="clear" w:color="auto" w:fill="F0FAFF"/>
+            <w:tcMar>
+              <w:top w:w="0" w:type="dxa"/>
+              <w:bottom w:w="0" w:type="dxa"/>
+              <w:left w:w="0" w:type="dxa"/>
+              <w:right w:w="0" w:type="dxa"/>
+            </w:tcMar>
+            <w:vAlign w:val="top"/>
+          </w:tcPr>
+          <w:p>
+            <w:pPr>
+              <w:pStyle w:val="Normal"/>
+              <w:jc w:val="center"/>
+              <w:pBdr>
+                <w:bottom w:val="none" w:sz="0" w:space="0" w:color="000000"/>
+                <w:top w:val="none" w:sz="0" w:space="0" w:color="000000"/>
+                <w:left w:val="none" w:sz="0" w:space="0" w:color="000000"/>
+                <w:right w:val="none" w:sz="0" w:space="0" w:color="000000"/>
+              </w:pBdr>
+              <w:spacing w:after="60" w:before="60" w:line="240"/>
+              <w:ind w:left="100" w:right="100" w:firstLine="0" w:firstLineChars="0"/>
+              <w:rPr>
+                <w:rFonts w:ascii="Aptos" w:hAnsi="Aptos" w:eastAsia="Aptos" w:cs="Aptos"/>
+                <w:i w:val="false"/>
+                <w:b w:val="false"/>
+                <w:u w:val="none"/>
+                <w:strike w:val="false"/>
+                <w:sz w:val="14"/>
+                <w:szCs w:val="14"/>
+                <w:color w:val="333333"/>
+              </w:rPr>
+            </w:pPr>
+            <w:r>
+              <w:rPr>
+                <w:rFonts w:ascii="Aptos" w:hAnsi="Aptos" w:eastAsia="Aptos" w:cs="Aptos"/>
+                <w:i w:val="false"/>
+                <w:b w:val="false"/>
+                <w:u w:val="none"/>
+                <w:strike w:val="false"/>
+                <w:sz w:val="14"/>
+                <w:szCs w:val="14"/>
+                <w:color w:val="333333"/>
+              </w:rPr>
+              <w:t xml:space="preserve"/>
+            </w:r>
+          </w:p>
+        </w:tc>
+        <w:tc>
+          <w:tcPr>
+            <w:tcBorders>
+              <w:bottom w:val="none" w:sz="0" w:space="0" w:color="000000"/>
+              <w:top w:val="none" w:sz="0" w:space="0" w:color="000000"/>
+              <w:left w:val="none" w:sz="0" w:space="0" w:color="000000"/>
+              <w:right w:val="none" w:sz="0" w:space="0" w:color="000000"/>
+            </w:tcBorders>
+            <w:shd w:val="clear" w:color="auto" w:fill="F0FAFF"/>
+            <w:tcMar>
+              <w:top w:w="0" w:type="dxa"/>
+              <w:bottom w:w="0" w:type="dxa"/>
+              <w:left w:w="0" w:type="dxa"/>
+              <w:right w:w="0" w:type="dxa"/>
+            </w:tcMar>
+            <w:vAlign w:val="top"/>
+          </w:tcPr>
+          <w:p>
+            <w:pPr>
+              <w:pStyle w:val="Normal"/>
+              <w:jc w:val="center"/>
+              <w:pBdr>
+                <w:bottom w:val="none" w:sz="0" w:space="0" w:color="000000"/>
+                <w:top w:val="none" w:sz="0" w:space="0" w:color="000000"/>
+                <w:left w:val="none" w:sz="0" w:space="0" w:color="000000"/>
+                <w:right w:val="none" w:sz="0" w:space="0" w:color="000000"/>
+              </w:pBdr>
+              <w:spacing w:after="60" w:before="60" w:line="240"/>
+              <w:ind w:left="100" w:right="100" w:firstLine="0" w:firstLineChars="0"/>
+              <w:rPr>
+                <w:rFonts w:ascii="Aptos" w:hAnsi="Aptos" w:eastAsia="Aptos" w:cs="Aptos"/>
+                <w:i w:val="false"/>
+                <w:b w:val="false"/>
+                <w:u w:val="none"/>
+                <w:strike w:val="false"/>
+                <w:sz w:val="16"/>
+                <w:szCs w:val="16"/>
+                <w:color w:val="333333"/>
+              </w:rPr>
+            </w:pPr>
+            <w:r>
+              <w:rPr>
+                <w:rFonts w:ascii="Aptos" w:hAnsi="Aptos" w:eastAsia="Aptos" w:cs="Aptos"/>
+                <w:i w:val="false"/>
+                <w:b w:val="false"/>
+                <w:u w:val="none"/>
+                <w:strike w:val="false"/>
+                <w:sz w:val="16"/>
+                <w:szCs w:val="16"/>
+                <w:color w:val="333333"/>
+              </w:rPr>
+              <w:t xml:space="preserve">85 (85,0)</w:t>
+            </w:r>
+          </w:p>
+        </w:tc>
+        <w:tc>
+          <w:tcPr>
+            <w:tcBorders>
+              <w:bottom w:val="none" w:sz="0" w:space="0" w:color="000000"/>
+              <w:top w:val="none" w:sz="0" w:space="0" w:color="000000"/>
+              <w:left w:val="none" w:sz="0" w:space="0" w:color="000000"/>
+              <w:right w:val="none" w:sz="0" w:space="0" w:color="000000"/>
+            </w:tcBorders>
+            <w:shd w:val="clear" w:color="auto" w:fill="F0FAFF"/>
+            <w:tcMar>
+              <w:top w:w="0" w:type="dxa"/>
+              <w:bottom w:w="0" w:type="dxa"/>
+              <w:left w:w="0" w:type="dxa"/>
+              <w:right w:w="0" w:type="dxa"/>
+            </w:tcMar>
+            <w:vAlign w:val="top"/>
+          </w:tcPr>
+          <w:p>
+            <w:pPr>
+              <w:pStyle w:val="Normal"/>
+              <w:jc w:val="center"/>
+              <w:pBdr>
+                <w:bottom w:val="none" w:sz="0" w:space="0" w:color="000000"/>
+                <w:top w:val="none" w:sz="0" w:space="0" w:color="000000"/>
+                <w:left w:val="none" w:sz="0" w:space="0" w:color="000000"/>
+                <w:right w:val="none" w:sz="0" w:space="0" w:color="000000"/>
+              </w:pBdr>
+              <w:spacing w:after="60" w:before="60" w:line="240"/>
+              <w:ind w:left="100" w:right="100" w:firstLine="0" w:firstLineChars="0"/>
+              <w:rPr>
+                <w:rFonts w:ascii="Aptos" w:hAnsi="Aptos" w:eastAsia="Aptos" w:cs="Aptos"/>
+                <w:i w:val="false"/>
+                <w:b w:val="false"/>
+                <w:u w:val="none"/>
+                <w:strike w:val="false"/>
+                <w:sz w:val="16"/>
+                <w:szCs w:val="16"/>
+                <w:color w:val="333333"/>
+              </w:rPr>
+            </w:pPr>
+            <w:r>
+              <w:rPr>
+                <w:rFonts w:ascii="Aptos" w:hAnsi="Aptos" w:eastAsia="Aptos" w:cs="Aptos"/>
+                <w:i w:val="false"/>
+                <w:b w:val="false"/>
+                <w:u w:val="none"/>
+                <w:strike w:val="false"/>
+                <w:sz w:val="16"/>
+                <w:szCs w:val="16"/>
+                <w:color w:val="333333"/>
+              </w:rPr>
+              <w:t xml:space="preserve">41 (80,4)</w:t>
+            </w:r>
+          </w:p>
+        </w:tc>
+        <w:tc>
+          <w:tcPr>
+            <w:tcBorders>
+              <w:bottom w:val="none" w:sz="0" w:space="0" w:color="000000"/>
+              <w:top w:val="none" w:sz="0" w:space="0" w:color="000000"/>
+              <w:left w:val="none" w:sz="0" w:space="0" w:color="000000"/>
+              <w:right w:val="none" w:sz="0" w:space="0" w:color="000000"/>
+            </w:tcBorders>
+            <w:shd w:val="clear" w:color="auto" w:fill="F0FAFF"/>
+            <w:tcMar>
+              <w:top w:w="0" w:type="dxa"/>
+              <w:bottom w:w="0" w:type="dxa"/>
+              <w:left w:w="0" w:type="dxa"/>
+              <w:right w:w="0" w:type="dxa"/>
+            </w:tcMar>
+            <w:vAlign w:val="top"/>
+          </w:tcPr>
+          <w:p>
+            <w:pPr>
+              <w:pStyle w:val="Normal"/>
+              <w:jc w:val="center"/>
+              <w:pBdr>
+                <w:bottom w:val="none" w:sz="0" w:space="0" w:color="000000"/>
+                <w:top w:val="none" w:sz="0" w:space="0" w:color="000000"/>
+                <w:left w:val="none" w:sz="0" w:space="0" w:color="000000"/>
+                <w:right w:val="none" w:sz="0" w:space="0" w:color="000000"/>
+              </w:pBdr>
+              <w:spacing w:after="60" w:before="60" w:line="240"/>
+              <w:ind w:left="100" w:right="100" w:firstLine="0" w:firstLineChars="0"/>
+              <w:rPr>
+                <w:rFonts w:ascii="Aptos" w:hAnsi="Aptos" w:eastAsia="Aptos" w:cs="Aptos"/>
+                <w:i w:val="false"/>
+                <w:b w:val="false"/>
+                <w:u w:val="none"/>
+                <w:strike w:val="false"/>
+                <w:sz w:val="16"/>
+                <w:szCs w:val="16"/>
+                <w:color w:val="333333"/>
+              </w:rPr>
+            </w:pPr>
+            <w:r>
+              <w:rPr>
+                <w:rFonts w:ascii="Aptos" w:hAnsi="Aptos" w:eastAsia="Aptos" w:cs="Aptos"/>
+                <w:i w:val="false"/>
+                <w:b w:val="false"/>
+                <w:u w:val="none"/>
+                <w:strike w:val="false"/>
+                <w:sz w:val="16"/>
+                <w:szCs w:val="16"/>
+                <w:color w:val="333333"/>
+              </w:rPr>
+              <w:t xml:space="preserve">44 (89,8)</w:t>
+            </w:r>
+          </w:p>
+        </w:tc>
+        <w:tc>
+          <w:tcPr>
+            <w:tcBorders>
+              <w:bottom w:val="none" w:sz="0" w:space="0" w:color="000000"/>
+              <w:top w:val="none" w:sz="0" w:space="0" w:color="000000"/>
+              <w:left w:val="none" w:sz="0" w:space="0" w:color="000000"/>
+              <w:right w:val="none" w:sz="0" w:space="0" w:color="000000"/>
+            </w:tcBorders>
+            <w:shd w:val="clear" w:color="auto" w:fill="F0FAFF"/>
+            <w:tcMar>
+              <w:top w:w="0" w:type="dxa"/>
+              <w:bottom w:w="0" w:type="dxa"/>
+              <w:left w:w="0" w:type="dxa"/>
+              <w:right w:w="0" w:type="dxa"/>
+            </w:tcMar>
+            <w:vAlign w:val="top"/>
+          </w:tcPr>
+          <w:p>
+            <w:pPr>
+              <w:pStyle w:val="Normal"/>
+              <w:jc w:val="center"/>
+              <w:pBdr>
+                <w:bottom w:val="none" w:sz="0" w:space="0" w:color="000000"/>
+                <w:top w:val="none" w:sz="0" w:space="0" w:color="000000"/>
+                <w:left w:val="none" w:sz="0" w:space="0" w:color="000000"/>
+                <w:right w:val="none" w:sz="0" w:space="0" w:color="000000"/>
+              </w:pBdr>
+              <w:spacing w:after="60" w:before="60" w:line="240"/>
+              <w:ind w:left="100" w:right="100" w:firstLine="0" w:firstLineChars="0"/>
+              <w:rPr>
+                <w:rFonts w:ascii="Aptos" w:hAnsi="Aptos" w:eastAsia="Aptos" w:cs="Aptos"/>
+                <w:i w:val="false"/>
+                <w:b w:val="false"/>
+                <w:u w:val="none"/>
+                <w:strike w:val="false"/>
+                <w:sz w:val="14"/>
+                <w:szCs w:val="14"/>
+                <w:color w:val="333333"/>
+              </w:rPr>
+            </w:pPr>
+            <w:r>
+              <w:rPr>
+                <w:rFonts w:ascii="Aptos" w:hAnsi="Aptos" w:eastAsia="Aptos" w:cs="Aptos"/>
+                <w:i w:val="false"/>
+                <w:b w:val="false"/>
+                <w:u w:val="none"/>
+                <w:strike w:val="false"/>
+                <w:sz w:val="14"/>
+                <w:szCs w:val="14"/>
+                <w:color w:val="333333"/>
+              </w:rPr>
+              <w:t xml:space="preserve"/>
+            </w:r>
+          </w:p>
+        </w:tc>
+      </w:tr>
+      <w:tr>
+        <w:trPr>
+          <w:trHeight w:val="608" w:hRule="auto"/>
+        </w:trPr>
+        <w:tc>
+          <w:tcPr>
+            <w:tcBorders>
+              <w:bottom w:val="none" w:sz="0" w:space="0" w:color="000000"/>
+              <w:top w:val="none" w:sz="0" w:space="0" w:color="000000"/>
+              <w:left w:val="none" w:sz="0" w:space="0" w:color="000000"/>
+              <w:right w:val="none" w:sz="0" w:space="0" w:color="000000"/>
+            </w:tcBorders>
+            <w:shd w:val="clear" w:color="auto" w:fill="FFFFFF"/>
+            <w:tcMar>
+              <w:top w:w="0" w:type="dxa"/>
+              <w:bottom w:w="0" w:type="dxa"/>
+              <w:left w:w="0" w:type="dxa"/>
+              <w:right w:w="0" w:type="dxa"/>
+            </w:tcMar>
+            <w:vAlign w:val="top"/>
+          </w:tcPr>
+          <w:p>
+            <w:pPr>
+              <w:pStyle w:val="Normal"/>
+              <w:jc w:val="left"/>
+              <w:pBdr>
+                <w:bottom w:val="none" w:sz="0" w:space="0" w:color="000000"/>
+                <w:top w:val="none" w:sz="0" w:space="0" w:color="000000"/>
+                <w:left w:val="none" w:sz="0" w:space="0" w:color="000000"/>
+                <w:right w:val="none" w:sz="0" w:space="0" w:color="000000"/>
+              </w:pBdr>
+              <w:spacing w:after="60" w:before="60" w:line="240"/>
+              <w:ind w:left="300" w:right="100" w:firstLine="0" w:firstLineChars="0"/>
+              <w:rPr>
+                <w:rFonts w:ascii="Aptos" w:hAnsi="Aptos" w:eastAsia="Aptos" w:cs="Aptos"/>
+                <w:i w:val="false"/>
+                <w:b w:val="false"/>
+                <w:u w:val="none"/>
+                <w:strike w:val="false"/>
+                <w:sz w:val="18"/>
+                <w:szCs w:val="18"/>
+                <w:color w:val="333333"/>
+              </w:rPr>
+            </w:pPr>
+            <w:r>
+              <w:rPr>
+                <w:rFonts w:ascii="Aptos" w:hAnsi="Aptos" w:eastAsia="Aptos" w:cs="Aptos"/>
+                <w:i w:val="false"/>
+                <w:b w:val="false"/>
+                <w:u w:val="none"/>
+                <w:strike w:val="false"/>
+                <w:sz w:val="18"/>
+                <w:szCs w:val="18"/>
+                <w:color w:val="333333"/>
+              </w:rPr>
+              <w:t xml:space="preserve">T3-T4</w:t>
+            </w:r>
+          </w:p>
+        </w:tc>
+        <w:tc>
+          <w:tcPr>
+            <w:tcBorders>
+              <w:bottom w:val="none" w:sz="0" w:space="0" w:color="000000"/>
+              <w:top w:val="none" w:sz="0" w:space="0" w:color="000000"/>
+              <w:left w:val="none" w:sz="0" w:space="0" w:color="000000"/>
+              <w:right w:val="none" w:sz="0" w:space="0" w:color="000000"/>
+            </w:tcBorders>
+            <w:shd w:val="clear" w:color="auto" w:fill="FFFFFF"/>
+            <w:tcMar>
+              <w:top w:w="0" w:type="dxa"/>
+              <w:bottom w:w="0" w:type="dxa"/>
+              <w:left w:w="0" w:type="dxa"/>
+              <w:right w:w="0" w:type="dxa"/>
+            </w:tcMar>
+            <w:vAlign w:val="top"/>
+          </w:tcPr>
+          <w:p>
+            <w:pPr>
+              <w:pStyle w:val="Normal"/>
+              <w:jc w:val="center"/>
+              <w:pBdr>
+                <w:bottom w:val="none" w:sz="0" w:space="0" w:color="000000"/>
+                <w:top w:val="none" w:sz="0" w:space="0" w:color="000000"/>
+                <w:left w:val="none" w:sz="0" w:space="0" w:color="000000"/>
+                <w:right w:val="none" w:sz="0" w:space="0" w:color="000000"/>
+              </w:pBdr>
+              <w:spacing w:after="60" w:before="60" w:line="240"/>
+              <w:ind w:left="100" w:right="100" w:firstLine="0" w:firstLineChars="0"/>
+              <w:rPr>
+                <w:rFonts w:ascii="Aptos" w:hAnsi="Aptos" w:eastAsia="Aptos" w:cs="Aptos"/>
+                <w:i w:val="false"/>
+                <w:b w:val="false"/>
+                <w:u w:val="none"/>
+                <w:strike w:val="false"/>
+                <w:sz w:val="14"/>
+                <w:szCs w:val="14"/>
+                <w:color w:val="333333"/>
+              </w:rPr>
+            </w:pPr>
+            <w:r>
+              <w:rPr>
+                <w:rFonts w:ascii="Aptos" w:hAnsi="Aptos" w:eastAsia="Aptos" w:cs="Aptos"/>
+                <w:i w:val="false"/>
+                <w:b w:val="false"/>
+                <w:u w:val="none"/>
+                <w:strike w:val="false"/>
+                <w:sz w:val="14"/>
+                <w:szCs w:val="14"/>
+                <w:color w:val="333333"/>
+              </w:rPr>
+              <w:t xml:space="preserve"/>
+            </w:r>
+          </w:p>
+        </w:tc>
+        <w:tc>
+          <w:tcPr>
+            <w:tcBorders>
+              <w:bottom w:val="none" w:sz="0" w:space="0" w:color="000000"/>
+              <w:top w:val="none" w:sz="0" w:space="0" w:color="000000"/>
+              <w:left w:val="none" w:sz="0" w:space="0" w:color="000000"/>
+              <w:right w:val="none" w:sz="0" w:space="0" w:color="000000"/>
+            </w:tcBorders>
+            <w:shd w:val="clear" w:color="auto" w:fill="FFFFFF"/>
+            <w:tcMar>
+              <w:top w:w="0" w:type="dxa"/>
+              <w:bottom w:w="0" w:type="dxa"/>
+              <w:left w:w="0" w:type="dxa"/>
+              <w:right w:w="0" w:type="dxa"/>
+            </w:tcMar>
+            <w:vAlign w:val="top"/>
+          </w:tcPr>
+          <w:p>
+            <w:pPr>
+              <w:pStyle w:val="Normal"/>
+              <w:jc w:val="center"/>
+              <w:pBdr>
+                <w:bottom w:val="none" w:sz="0" w:space="0" w:color="000000"/>
+                <w:top w:val="none" w:sz="0" w:space="0" w:color="000000"/>
+                <w:left w:val="none" w:sz="0" w:space="0" w:color="000000"/>
+                <w:right w:val="none" w:sz="0" w:space="0" w:color="000000"/>
+              </w:pBdr>
+              <w:spacing w:after="60" w:before="60" w:line="240"/>
+              <w:ind w:left="100" w:right="100" w:firstLine="0" w:firstLineChars="0"/>
+              <w:rPr>
+                <w:rFonts w:ascii="Aptos" w:hAnsi="Aptos" w:eastAsia="Aptos" w:cs="Aptos"/>
+                <w:i w:val="false"/>
+                <w:b w:val="false"/>
+                <w:u w:val="none"/>
+                <w:strike w:val="false"/>
+                <w:sz w:val="16"/>
+                <w:szCs w:val="16"/>
+                <w:color w:val="333333"/>
+              </w:rPr>
+            </w:pPr>
+            <w:r>
+              <w:rPr>
+                <w:rFonts w:ascii="Aptos" w:hAnsi="Aptos" w:eastAsia="Aptos" w:cs="Aptos"/>
+                <w:i w:val="false"/>
+                <w:b w:val="false"/>
+                <w:u w:val="none"/>
+                <w:strike w:val="false"/>
+                <w:sz w:val="16"/>
+                <w:szCs w:val="16"/>
+                <w:color w:val="333333"/>
+              </w:rPr>
+              <w:t xml:space="preserve">15 (15,0)</w:t>
+            </w:r>
+          </w:p>
+        </w:tc>
+        <w:tc>
+          <w:tcPr>
+            <w:tcBorders>
+              <w:bottom w:val="none" w:sz="0" w:space="0" w:color="000000"/>
+              <w:top w:val="none" w:sz="0" w:space="0" w:color="000000"/>
+              <w:left w:val="none" w:sz="0" w:space="0" w:color="000000"/>
+              <w:right w:val="none" w:sz="0" w:space="0" w:color="000000"/>
+            </w:tcBorders>
+            <w:shd w:val="clear" w:color="auto" w:fill="FFFFFF"/>
+            <w:tcMar>
+              <w:top w:w="0" w:type="dxa"/>
+              <w:bottom w:w="0" w:type="dxa"/>
+              <w:left w:w="0" w:type="dxa"/>
+              <w:right w:w="0" w:type="dxa"/>
+            </w:tcMar>
+            <w:vAlign w:val="top"/>
+          </w:tcPr>
+          <w:p>
+            <w:pPr>
+              <w:pStyle w:val="Normal"/>
+              <w:jc w:val="center"/>
+              <w:pBdr>
+                <w:bottom w:val="none" w:sz="0" w:space="0" w:color="000000"/>
+                <w:top w:val="none" w:sz="0" w:space="0" w:color="000000"/>
+                <w:left w:val="none" w:sz="0" w:space="0" w:color="000000"/>
+                <w:right w:val="none" w:sz="0" w:space="0" w:color="000000"/>
+              </w:pBdr>
+              <w:spacing w:after="60" w:before="60" w:line="240"/>
+              <w:ind w:left="100" w:right="100" w:firstLine="0" w:firstLineChars="0"/>
+              <w:rPr>
+                <w:rFonts w:ascii="Aptos" w:hAnsi="Aptos" w:eastAsia="Aptos" w:cs="Aptos"/>
+                <w:i w:val="false"/>
+                <w:b w:val="false"/>
+                <w:u w:val="none"/>
+                <w:strike w:val="false"/>
+                <w:sz w:val="16"/>
+                <w:szCs w:val="16"/>
+                <w:color w:val="333333"/>
+              </w:rPr>
+            </w:pPr>
+            <w:r>
+              <w:rPr>
+                <w:rFonts w:ascii="Aptos" w:hAnsi="Aptos" w:eastAsia="Aptos" w:cs="Aptos"/>
+                <w:i w:val="false"/>
+                <w:b w:val="false"/>
+                <w:u w:val="none"/>
+                <w:strike w:val="false"/>
+                <w:sz w:val="16"/>
+                <w:szCs w:val="16"/>
+                <w:color w:val="333333"/>
+              </w:rPr>
+              <w:t xml:space="preserve">10 (19,6)</w:t>
+            </w:r>
+          </w:p>
+        </w:tc>
+        <w:tc>
+          <w:tcPr>
+            <w:tcBorders>
+              <w:bottom w:val="none" w:sz="0" w:space="0" w:color="000000"/>
+              <w:top w:val="none" w:sz="0" w:space="0" w:color="000000"/>
+              <w:left w:val="none" w:sz="0" w:space="0" w:color="000000"/>
+              <w:right w:val="none" w:sz="0" w:space="0" w:color="000000"/>
+            </w:tcBorders>
+            <w:shd w:val="clear" w:color="auto" w:fill="FFFFFF"/>
+            <w:tcMar>
+              <w:top w:w="0" w:type="dxa"/>
+              <w:bottom w:w="0" w:type="dxa"/>
+              <w:left w:w="0" w:type="dxa"/>
+              <w:right w:w="0" w:type="dxa"/>
+            </w:tcMar>
+            <w:vAlign w:val="top"/>
+          </w:tcPr>
+          <w:p>
+            <w:pPr>
+              <w:pStyle w:val="Normal"/>
+              <w:jc w:val="center"/>
+              <w:pBdr>
+                <w:bottom w:val="none" w:sz="0" w:space="0" w:color="000000"/>
+                <w:top w:val="none" w:sz="0" w:space="0" w:color="000000"/>
+                <w:left w:val="none" w:sz="0" w:space="0" w:color="000000"/>
+                <w:right w:val="none" w:sz="0" w:space="0" w:color="000000"/>
+              </w:pBdr>
+              <w:spacing w:after="60" w:before="60" w:line="240"/>
+              <w:ind w:left="100" w:right="100" w:firstLine="0" w:firstLineChars="0"/>
+              <w:rPr>
+                <w:rFonts w:ascii="Aptos" w:hAnsi="Aptos" w:eastAsia="Aptos" w:cs="Aptos"/>
+                <w:i w:val="false"/>
+                <w:b w:val="false"/>
+                <w:u w:val="none"/>
+                <w:strike w:val="false"/>
+                <w:sz w:val="16"/>
+                <w:szCs w:val="16"/>
+                <w:color w:val="333333"/>
+              </w:rPr>
+            </w:pPr>
+            <w:r>
+              <w:rPr>
+                <w:rFonts w:ascii="Aptos" w:hAnsi="Aptos" w:eastAsia="Aptos" w:cs="Aptos"/>
+                <w:i w:val="false"/>
+                <w:b w:val="false"/>
+                <w:u w:val="none"/>
+                <w:strike w:val="false"/>
+                <w:sz w:val="16"/>
+                <w:szCs w:val="16"/>
+                <w:color w:val="333333"/>
+              </w:rPr>
+              <w:t xml:space="preserve">5 (10,2)</w:t>
+            </w:r>
+          </w:p>
+        </w:tc>
+        <w:tc>
+          <w:tcPr>
+            <w:tcBorders>
+              <w:bottom w:val="none" w:sz="0" w:space="0" w:color="000000"/>
+              <w:top w:val="none" w:sz="0" w:space="0" w:color="000000"/>
+              <w:left w:val="none" w:sz="0" w:space="0" w:color="000000"/>
+              <w:right w:val="none" w:sz="0" w:space="0" w:color="000000"/>
+            </w:tcBorders>
+            <w:shd w:val="clear" w:color="auto" w:fill="FFFFFF"/>
+            <w:tcMar>
+              <w:top w:w="0" w:type="dxa"/>
+              <w:bottom w:w="0" w:type="dxa"/>
+              <w:left w:w="0" w:type="dxa"/>
+              <w:right w:w="0" w:type="dxa"/>
+            </w:tcMar>
+            <w:vAlign w:val="top"/>
+          </w:tcPr>
+          <w:p>
+            <w:pPr>
+              <w:pStyle w:val="Normal"/>
+              <w:jc w:val="center"/>
+              <w:pBdr>
+                <w:bottom w:val="none" w:sz="0" w:space="0" w:color="000000"/>
+                <w:top w:val="none" w:sz="0" w:space="0" w:color="000000"/>
+                <w:left w:val="none" w:sz="0" w:space="0" w:color="000000"/>
+                <w:right w:val="none" w:sz="0" w:space="0" w:color="000000"/>
+              </w:pBdr>
+              <w:spacing w:after="60" w:before="60" w:line="240"/>
+              <w:ind w:left="100" w:right="100" w:firstLine="0" w:firstLineChars="0"/>
+              <w:rPr>
+                <w:rFonts w:ascii="Aptos" w:hAnsi="Aptos" w:eastAsia="Aptos" w:cs="Aptos"/>
+                <w:i w:val="false"/>
+                <w:b w:val="false"/>
+                <w:u w:val="none"/>
+                <w:strike w:val="false"/>
+                <w:sz w:val="14"/>
+                <w:szCs w:val="14"/>
+                <w:color w:val="333333"/>
+              </w:rPr>
+            </w:pPr>
+            <w:r>
+              <w:rPr>
+                <w:rFonts w:ascii="Aptos" w:hAnsi="Aptos" w:eastAsia="Aptos" w:cs="Aptos"/>
+                <w:i w:val="false"/>
+                <w:b w:val="false"/>
+                <w:u w:val="none"/>
+                <w:strike w:val="false"/>
+                <w:sz w:val="14"/>
+                <w:szCs w:val="14"/>
+                <w:color w:val="333333"/>
+              </w:rPr>
+              <w:t xml:space="preserve"/>
+            </w:r>
+          </w:p>
+        </w:tc>
+      </w:tr>
+      <w:tr>
+        <w:trPr>
+          <w:trHeight w:val="608" w:hRule="auto"/>
+        </w:trPr>
+        <w:tc>
+          <w:tcPr>
+            <w:tcBorders>
+              <w:bottom w:val="none" w:sz="0" w:space="0" w:color="000000"/>
+              <w:top w:val="none" w:sz="0" w:space="0" w:color="000000"/>
+              <w:left w:val="none" w:sz="0" w:space="0" w:color="000000"/>
+              <w:right w:val="none" w:sz="0" w:space="0" w:color="000000"/>
+            </w:tcBorders>
+            <w:shd w:val="clear" w:color="auto" w:fill="F0FAFF"/>
+            <w:tcMar>
+              <w:top w:w="0" w:type="dxa"/>
+              <w:bottom w:w="0" w:type="dxa"/>
+              <w:left w:w="0" w:type="dxa"/>
+              <w:right w:w="0" w:type="dxa"/>
+            </w:tcMar>
+            <w:vAlign w:val="top"/>
+          </w:tcPr>
+          <w:p>
+            <w:pPr>
+              <w:pStyle w:val="Normal"/>
+              <w:jc w:val="left"/>
+              <w:pBdr>
+                <w:bottom w:val="none" w:sz="0" w:space="0" w:color="000000"/>
+                <w:top w:val="none" w:sz="0" w:space="0" w:color="000000"/>
+                <w:left w:val="none" w:sz="0" w:space="0" w:color="000000"/>
+                <w:right w:val="none" w:sz="0" w:space="0" w:color="000000"/>
+              </w:pBdr>
+              <w:spacing w:after="60" w:before="60" w:line="240"/>
+              <w:ind w:left="100" w:right="100" w:firstLine="0" w:firstLineChars="0"/>
+              <w:rPr>
+                <w:rFonts w:ascii="Aptos" w:hAnsi="Aptos" w:eastAsia="Aptos" w:cs="Aptos"/>
+                <w:i w:val="false"/>
+                <w:b w:val="false"/>
+                <w:u w:val="none"/>
+                <w:strike w:val="false"/>
+                <w:sz w:val="18"/>
+                <w:szCs w:val="18"/>
+                <w:color w:val="333333"/>
+              </w:rPr>
+            </w:pPr>
+            <w:r>
+              <w:rPr>
+                <w:rFonts w:ascii="Aptos" w:hAnsi="Aptos" w:eastAsia="Aptos" w:cs="Aptos"/>
+                <w:i w:val="false"/>
+                <w:b w:val="false"/>
+                <w:u w:val="none"/>
+                <w:strike w:val="false"/>
+                <w:sz w:val="18"/>
+                <w:szCs w:val="18"/>
+                <w:color w:val="333333"/>
+              </w:rPr>
+              <w:t xml:space="preserve">Stade N, n (%)</w:t>
+            </w:r>
+          </w:p>
+        </w:tc>
+        <w:tc>
+          <w:tcPr>
+            <w:tcBorders>
+              <w:bottom w:val="none" w:sz="0" w:space="0" w:color="000000"/>
+              <w:top w:val="none" w:sz="0" w:space="0" w:color="000000"/>
+              <w:left w:val="none" w:sz="0" w:space="0" w:color="000000"/>
+              <w:right w:val="none" w:sz="0" w:space="0" w:color="000000"/>
+            </w:tcBorders>
+            <w:shd w:val="clear" w:color="auto" w:fill="F0FAFF"/>
+            <w:tcMar>
+              <w:top w:w="0" w:type="dxa"/>
+              <w:bottom w:w="0" w:type="dxa"/>
+              <w:left w:w="0" w:type="dxa"/>
+              <w:right w:w="0" w:type="dxa"/>
+            </w:tcMar>
+            <w:vAlign w:val="top"/>
+          </w:tcPr>
+          <w:p>
+            <w:pPr>
+              <w:pStyle w:val="Normal"/>
+              <w:jc w:val="center"/>
+              <w:pBdr>
+                <w:bottom w:val="none" w:sz="0" w:space="0" w:color="000000"/>
+                <w:top w:val="none" w:sz="0" w:space="0" w:color="000000"/>
+                <w:left w:val="none" w:sz="0" w:space="0" w:color="000000"/>
+                <w:right w:val="none" w:sz="0" w:space="0" w:color="000000"/>
+              </w:pBdr>
+              <w:spacing w:after="60" w:before="60" w:line="240"/>
+              <w:ind w:left="100" w:right="100" w:firstLine="0" w:firstLineChars="0"/>
+              <w:rPr>
+                <w:rFonts w:ascii="Aptos" w:hAnsi="Aptos" w:eastAsia="Aptos" w:cs="Aptos"/>
+                <w:i w:val="false"/>
+                <w:b w:val="false"/>
+                <w:u w:val="none"/>
+                <w:strike w:val="false"/>
+                <w:sz w:val="14"/>
+                <w:szCs w:val="14"/>
+                <w:color w:val="333333"/>
+              </w:rPr>
+            </w:pPr>
+            <w:r>
+              <w:rPr>
+                <w:rFonts w:ascii="Aptos" w:hAnsi="Aptos" w:eastAsia="Aptos" w:cs="Aptos"/>
+                <w:i w:val="false"/>
+                <w:b w:val="false"/>
+                <w:u w:val="none"/>
+                <w:strike w:val="false"/>
+                <w:sz w:val="14"/>
+                <w:szCs w:val="14"/>
+                <w:color w:val="333333"/>
+              </w:rPr>
+              <w:t xml:space="preserve">2/1</w:t>
+            </w:r>
+          </w:p>
+        </w:tc>
+        <w:tc>
+          <w:tcPr>
+            <w:tcBorders>
+              <w:bottom w:val="none" w:sz="0" w:space="0" w:color="000000"/>
+              <w:top w:val="none" w:sz="0" w:space="0" w:color="000000"/>
+              <w:left w:val="none" w:sz="0" w:space="0" w:color="000000"/>
+              <w:right w:val="none" w:sz="0" w:space="0" w:color="000000"/>
+            </w:tcBorders>
+            <w:shd w:val="clear" w:color="auto" w:fill="F0FAFF"/>
+            <w:tcMar>
+              <w:top w:w="0" w:type="dxa"/>
+              <w:bottom w:w="0" w:type="dxa"/>
+              <w:left w:w="0" w:type="dxa"/>
+              <w:right w:w="0" w:type="dxa"/>
+            </w:tcMar>
+            <w:vAlign w:val="top"/>
+          </w:tcPr>
+          <w:p>
+            <w:pPr>
+              <w:pStyle w:val="Normal"/>
+              <w:jc w:val="center"/>
+              <w:pBdr>
+                <w:bottom w:val="none" w:sz="0" w:space="0" w:color="000000"/>
+                <w:top w:val="none" w:sz="0" w:space="0" w:color="000000"/>
+                <w:left w:val="none" w:sz="0" w:space="0" w:color="000000"/>
+                <w:right w:val="none" w:sz="0" w:space="0" w:color="000000"/>
+              </w:pBdr>
+              <w:spacing w:after="60" w:before="60" w:line="240"/>
+              <w:ind w:left="100" w:right="100" w:firstLine="0" w:firstLineChars="0"/>
+              <w:rPr>
+                <w:rFonts w:ascii="Aptos" w:hAnsi="Aptos" w:eastAsia="Aptos" w:cs="Aptos"/>
+                <w:i w:val="false"/>
+                <w:b w:val="false"/>
+                <w:u w:val="none"/>
+                <w:strike w:val="false"/>
+                <w:sz w:val="16"/>
+                <w:szCs w:val="16"/>
+                <w:color w:val="333333"/>
+              </w:rPr>
+            </w:pPr>
+            <w:r>
+              <w:rPr>
+                <w:rFonts w:ascii="Aptos" w:hAnsi="Aptos" w:eastAsia="Aptos" w:cs="Aptos"/>
+                <w:i w:val="false"/>
+                <w:b w:val="false"/>
+                <w:u w:val="none"/>
+                <w:strike w:val="false"/>
+                <w:sz w:val="16"/>
+                <w:szCs w:val="16"/>
+                <w:color w:val="333333"/>
+              </w:rPr>
+              <w:t xml:space="preserve"/>
+            </w:r>
+          </w:p>
+        </w:tc>
+        <w:tc>
+          <w:tcPr>
+            <w:tcBorders>
+              <w:bottom w:val="none" w:sz="0" w:space="0" w:color="000000"/>
+              <w:top w:val="none" w:sz="0" w:space="0" w:color="000000"/>
+              <w:left w:val="none" w:sz="0" w:space="0" w:color="000000"/>
+              <w:right w:val="none" w:sz="0" w:space="0" w:color="000000"/>
+            </w:tcBorders>
+            <w:shd w:val="clear" w:color="auto" w:fill="F0FAFF"/>
+            <w:tcMar>
+              <w:top w:w="0" w:type="dxa"/>
+              <w:bottom w:w="0" w:type="dxa"/>
+              <w:left w:w="0" w:type="dxa"/>
+              <w:right w:w="0" w:type="dxa"/>
+            </w:tcMar>
+            <w:vAlign w:val="top"/>
+          </w:tcPr>
+          <w:p>
+            <w:pPr>
+              <w:pStyle w:val="Normal"/>
+              <w:jc w:val="center"/>
+              <w:pBdr>
+                <w:bottom w:val="none" w:sz="0" w:space="0" w:color="000000"/>
+                <w:top w:val="none" w:sz="0" w:space="0" w:color="000000"/>
+                <w:left w:val="none" w:sz="0" w:space="0" w:color="000000"/>
+                <w:right w:val="none" w:sz="0" w:space="0" w:color="000000"/>
+              </w:pBdr>
+              <w:spacing w:after="60" w:before="60" w:line="240"/>
+              <w:ind w:left="100" w:right="100" w:firstLine="0" w:firstLineChars="0"/>
+              <w:rPr>
+                <w:rFonts w:ascii="Aptos" w:hAnsi="Aptos" w:eastAsia="Aptos" w:cs="Aptos"/>
+                <w:i w:val="false"/>
+                <w:b w:val="false"/>
+                <w:u w:val="none"/>
+                <w:strike w:val="false"/>
+                <w:sz w:val="16"/>
+                <w:szCs w:val="16"/>
+                <w:color w:val="333333"/>
+              </w:rPr>
+            </w:pPr>
+            <w:r>
+              <w:rPr>
+                <w:rFonts w:ascii="Aptos" w:hAnsi="Aptos" w:eastAsia="Aptos" w:cs="Aptos"/>
+                <w:i w:val="false"/>
+                <w:b w:val="false"/>
+                <w:u w:val="none"/>
+                <w:strike w:val="false"/>
+                <w:sz w:val="16"/>
+                <w:szCs w:val="16"/>
+                <w:color w:val="333333"/>
+              </w:rPr>
+              <w:t xml:space="preserve"/>
+            </w:r>
+          </w:p>
+        </w:tc>
+        <w:tc>
+          <w:tcPr>
+            <w:tcBorders>
+              <w:bottom w:val="none" w:sz="0" w:space="0" w:color="000000"/>
+              <w:top w:val="none" w:sz="0" w:space="0" w:color="000000"/>
+              <w:left w:val="none" w:sz="0" w:space="0" w:color="000000"/>
+              <w:right w:val="none" w:sz="0" w:space="0" w:color="000000"/>
+            </w:tcBorders>
+            <w:shd w:val="clear" w:color="auto" w:fill="F0FAFF"/>
+            <w:tcMar>
+              <w:top w:w="0" w:type="dxa"/>
+              <w:bottom w:w="0" w:type="dxa"/>
+              <w:left w:w="0" w:type="dxa"/>
+              <w:right w:w="0" w:type="dxa"/>
+            </w:tcMar>
+            <w:vAlign w:val="top"/>
+          </w:tcPr>
+          <w:p>
+            <w:pPr>
+              <w:pStyle w:val="Normal"/>
+              <w:jc w:val="center"/>
+              <w:pBdr>
+                <w:bottom w:val="none" w:sz="0" w:space="0" w:color="000000"/>
+                <w:top w:val="none" w:sz="0" w:space="0" w:color="000000"/>
+                <w:left w:val="none" w:sz="0" w:space="0" w:color="000000"/>
+                <w:right w:val="none" w:sz="0" w:space="0" w:color="000000"/>
+              </w:pBdr>
+              <w:spacing w:after="60" w:before="60" w:line="240"/>
+              <w:ind w:left="100" w:right="100" w:firstLine="0" w:firstLineChars="0"/>
+              <w:rPr>
+                <w:rFonts w:ascii="Aptos" w:hAnsi="Aptos" w:eastAsia="Aptos" w:cs="Aptos"/>
+                <w:i w:val="false"/>
+                <w:b w:val="false"/>
+                <w:u w:val="none"/>
+                <w:strike w:val="false"/>
+                <w:sz w:val="16"/>
+                <w:szCs w:val="16"/>
+                <w:color w:val="333333"/>
+              </w:rPr>
+            </w:pPr>
+            <w:r>
+              <w:rPr>
+                <w:rFonts w:ascii="Aptos" w:hAnsi="Aptos" w:eastAsia="Aptos" w:cs="Aptos"/>
+                <w:i w:val="false"/>
+                <w:b w:val="false"/>
+                <w:u w:val="none"/>
+                <w:strike w:val="false"/>
+                <w:sz w:val="16"/>
+                <w:szCs w:val="16"/>
+                <w:color w:val="333333"/>
+              </w:rPr>
+              <w:t xml:space="preserve"/>
+            </w:r>
+          </w:p>
+        </w:tc>
+        <w:tc>
+          <w:tcPr>
+            <w:tcBorders>
+              <w:bottom w:val="none" w:sz="0" w:space="0" w:color="000000"/>
+              <w:top w:val="none" w:sz="0" w:space="0" w:color="000000"/>
+              <w:left w:val="none" w:sz="0" w:space="0" w:color="000000"/>
+              <w:right w:val="none" w:sz="0" w:space="0" w:color="000000"/>
+            </w:tcBorders>
+            <w:shd w:val="clear" w:color="auto" w:fill="F0FAFF"/>
+            <w:tcMar>
+              <w:top w:w="0" w:type="dxa"/>
+              <w:bottom w:w="0" w:type="dxa"/>
+              <w:left w:w="0" w:type="dxa"/>
+              <w:right w:w="0" w:type="dxa"/>
+            </w:tcMar>
+            <w:vAlign w:val="top"/>
+          </w:tcPr>
+          <w:p>
+            <w:pPr>
+              <w:pStyle w:val="Normal"/>
+              <w:jc w:val="center"/>
+              <w:pBdr>
+                <w:bottom w:val="none" w:sz="0" w:space="0" w:color="000000"/>
+                <w:top w:val="none" w:sz="0" w:space="0" w:color="000000"/>
+                <w:left w:val="none" w:sz="0" w:space="0" w:color="000000"/>
+                <w:right w:val="none" w:sz="0" w:space="0" w:color="000000"/>
+              </w:pBdr>
+              <w:spacing w:after="60" w:before="60" w:line="240"/>
+              <w:ind w:left="100" w:right="100" w:firstLine="0" w:firstLineChars="0"/>
+              <w:rPr>
+                <w:rFonts w:ascii="Aptos" w:hAnsi="Aptos" w:eastAsia="Aptos" w:cs="Aptos"/>
+                <w:i w:val="false"/>
+                <w:b w:val="false"/>
+                <w:u w:val="none"/>
+                <w:strike w:val="false"/>
+                <w:sz w:val="14"/>
+                <w:szCs w:val="14"/>
+                <w:color w:val="333333"/>
+              </w:rPr>
+            </w:pPr>
+            <w:r>
+              <w:rPr>
+                <w:rFonts w:ascii="Aptos" w:hAnsi="Aptos" w:eastAsia="Aptos" w:cs="Aptos"/>
+                <w:i w:val="false"/>
+                <w:b w:val="false"/>
+                <w:u w:val="none"/>
+                <w:strike w:val="false"/>
+                <w:sz w:val="14"/>
+                <w:szCs w:val="14"/>
+                <w:color w:val="333333"/>
+              </w:rPr>
+              <w:t xml:space="preserve">0,48</w:t>
+            </w:r>
+          </w:p>
+        </w:tc>
+      </w:tr>
+      <w:tr>
+        <w:trPr>
+          <w:trHeight w:val="608" w:hRule="auto"/>
+        </w:trPr>
+        <w:tc>
+          <w:tcPr>
+            <w:tcBorders>
+              <w:bottom w:val="none" w:sz="0" w:space="0" w:color="000000"/>
+              <w:top w:val="none" w:sz="0" w:space="0" w:color="000000"/>
+              <w:left w:val="none" w:sz="0" w:space="0" w:color="000000"/>
+              <w:right w:val="none" w:sz="0" w:space="0" w:color="000000"/>
+            </w:tcBorders>
+            <w:shd w:val="clear" w:color="auto" w:fill="FFFFFF"/>
+            <w:tcMar>
+              <w:top w:w="0" w:type="dxa"/>
+              <w:bottom w:w="0" w:type="dxa"/>
+              <w:left w:w="0" w:type="dxa"/>
+              <w:right w:w="0" w:type="dxa"/>
+            </w:tcMar>
+            <w:vAlign w:val="top"/>
+          </w:tcPr>
+          <w:p>
+            <w:pPr>
+              <w:pStyle w:val="Normal"/>
+              <w:jc w:val="left"/>
+              <w:pBdr>
+                <w:bottom w:val="none" w:sz="0" w:space="0" w:color="000000"/>
+                <w:top w:val="none" w:sz="0" w:space="0" w:color="000000"/>
+                <w:left w:val="none" w:sz="0" w:space="0" w:color="000000"/>
+                <w:right w:val="none" w:sz="0" w:space="0" w:color="000000"/>
+              </w:pBdr>
+              <w:spacing w:after="60" w:before="60" w:line="240"/>
+              <w:ind w:left="300" w:right="100" w:firstLine="0" w:firstLineChars="0"/>
+              <w:rPr>
+                <w:rFonts w:ascii="Aptos" w:hAnsi="Aptos" w:eastAsia="Aptos" w:cs="Aptos"/>
+                <w:i w:val="false"/>
+                <w:b w:val="false"/>
+                <w:u w:val="none"/>
+                <w:strike w:val="false"/>
+                <w:sz w:val="18"/>
+                <w:szCs w:val="18"/>
+                <w:color w:val="333333"/>
+              </w:rPr>
+            </w:pPr>
+            <w:r>
+              <w:rPr>
+                <w:rFonts w:ascii="Aptos" w:hAnsi="Aptos" w:eastAsia="Aptos" w:cs="Aptos"/>
+                <w:i w:val="false"/>
+                <w:b w:val="false"/>
+                <w:u w:val="none"/>
+                <w:strike w:val="false"/>
+                <w:sz w:val="18"/>
+                <w:szCs w:val="18"/>
+                <w:color w:val="333333"/>
+              </w:rPr>
+              <w:t xml:space="preserve">N0</w:t>
+            </w:r>
+          </w:p>
+        </w:tc>
+        <w:tc>
+          <w:tcPr>
+            <w:tcBorders>
+              <w:bottom w:val="none" w:sz="0" w:space="0" w:color="000000"/>
+              <w:top w:val="none" w:sz="0" w:space="0" w:color="000000"/>
+              <w:left w:val="none" w:sz="0" w:space="0" w:color="000000"/>
+              <w:right w:val="none" w:sz="0" w:space="0" w:color="000000"/>
+            </w:tcBorders>
+            <w:shd w:val="clear" w:color="auto" w:fill="FFFFFF"/>
+            <w:tcMar>
+              <w:top w:w="0" w:type="dxa"/>
+              <w:bottom w:w="0" w:type="dxa"/>
+              <w:left w:w="0" w:type="dxa"/>
+              <w:right w:w="0" w:type="dxa"/>
+            </w:tcMar>
+            <w:vAlign w:val="top"/>
+          </w:tcPr>
+          <w:p>
+            <w:pPr>
+              <w:pStyle w:val="Normal"/>
+              <w:jc w:val="center"/>
+              <w:pBdr>
+                <w:bottom w:val="none" w:sz="0" w:space="0" w:color="000000"/>
+                <w:top w:val="none" w:sz="0" w:space="0" w:color="000000"/>
+                <w:left w:val="none" w:sz="0" w:space="0" w:color="000000"/>
+                <w:right w:val="none" w:sz="0" w:space="0" w:color="000000"/>
+              </w:pBdr>
+              <w:spacing w:after="60" w:before="60" w:line="240"/>
+              <w:ind w:left="100" w:right="100" w:firstLine="0" w:firstLineChars="0"/>
+              <w:rPr>
+                <w:rFonts w:ascii="Aptos" w:hAnsi="Aptos" w:eastAsia="Aptos" w:cs="Aptos"/>
+                <w:i w:val="false"/>
+                <w:b w:val="false"/>
+                <w:u w:val="none"/>
+                <w:strike w:val="false"/>
+                <w:sz w:val="14"/>
+                <w:szCs w:val="14"/>
+                <w:color w:val="333333"/>
+              </w:rPr>
+            </w:pPr>
+            <w:r>
+              <w:rPr>
+                <w:rFonts w:ascii="Aptos" w:hAnsi="Aptos" w:eastAsia="Aptos" w:cs="Aptos"/>
+                <w:i w:val="false"/>
+                <w:b w:val="false"/>
+                <w:u w:val="none"/>
+                <w:strike w:val="false"/>
+                <w:sz w:val="14"/>
+                <w:szCs w:val="14"/>
+                <w:color w:val="333333"/>
+              </w:rPr>
+              <w:t xml:space="preserve"/>
+            </w:r>
+          </w:p>
+        </w:tc>
+        <w:tc>
+          <w:tcPr>
+            <w:tcBorders>
+              <w:bottom w:val="none" w:sz="0" w:space="0" w:color="000000"/>
+              <w:top w:val="none" w:sz="0" w:space="0" w:color="000000"/>
+              <w:left w:val="none" w:sz="0" w:space="0" w:color="000000"/>
+              <w:right w:val="none" w:sz="0" w:space="0" w:color="000000"/>
+            </w:tcBorders>
+            <w:shd w:val="clear" w:color="auto" w:fill="FFFFFF"/>
+            <w:tcMar>
+              <w:top w:w="0" w:type="dxa"/>
+              <w:bottom w:w="0" w:type="dxa"/>
+              <w:left w:w="0" w:type="dxa"/>
+              <w:right w:w="0" w:type="dxa"/>
+            </w:tcMar>
+            <w:vAlign w:val="top"/>
+          </w:tcPr>
+          <w:p>
+            <w:pPr>
+              <w:pStyle w:val="Normal"/>
+              <w:jc w:val="center"/>
+              <w:pBdr>
+                <w:bottom w:val="none" w:sz="0" w:space="0" w:color="000000"/>
+                <w:top w:val="none" w:sz="0" w:space="0" w:color="000000"/>
+                <w:left w:val="none" w:sz="0" w:space="0" w:color="000000"/>
+                <w:right w:val="none" w:sz="0" w:space="0" w:color="000000"/>
+              </w:pBdr>
+              <w:spacing w:after="60" w:before="60" w:line="240"/>
+              <w:ind w:left="100" w:right="100" w:firstLine="0" w:firstLineChars="0"/>
+              <w:rPr>
+                <w:rFonts w:ascii="Aptos" w:hAnsi="Aptos" w:eastAsia="Aptos" w:cs="Aptos"/>
+                <w:i w:val="false"/>
+                <w:b w:val="false"/>
+                <w:u w:val="none"/>
+                <w:strike w:val="false"/>
+                <w:sz w:val="16"/>
+                <w:szCs w:val="16"/>
+                <w:color w:val="333333"/>
+              </w:rPr>
+            </w:pPr>
+            <w:r>
+              <w:rPr>
+                <w:rFonts w:ascii="Aptos" w:hAnsi="Aptos" w:eastAsia="Aptos" w:cs="Aptos"/>
+                <w:i w:val="false"/>
+                <w:b w:val="false"/>
+                <w:u w:val="none"/>
+                <w:strike w:val="false"/>
+                <w:sz w:val="16"/>
+                <w:szCs w:val="16"/>
+                <w:color w:val="333333"/>
+              </w:rPr>
+              <w:t xml:space="preserve">29 (29,0)</w:t>
+            </w:r>
+          </w:p>
+        </w:tc>
+        <w:tc>
+          <w:tcPr>
+            <w:tcBorders>
+              <w:bottom w:val="none" w:sz="0" w:space="0" w:color="000000"/>
+              <w:top w:val="none" w:sz="0" w:space="0" w:color="000000"/>
+              <w:left w:val="none" w:sz="0" w:space="0" w:color="000000"/>
+              <w:right w:val="none" w:sz="0" w:space="0" w:color="000000"/>
+            </w:tcBorders>
+            <w:shd w:val="clear" w:color="auto" w:fill="FFFFFF"/>
+            <w:tcMar>
+              <w:top w:w="0" w:type="dxa"/>
+              <w:bottom w:w="0" w:type="dxa"/>
+              <w:left w:w="0" w:type="dxa"/>
+              <w:right w:w="0" w:type="dxa"/>
+            </w:tcMar>
+            <w:vAlign w:val="top"/>
+          </w:tcPr>
+          <w:p>
+            <w:pPr>
+              <w:pStyle w:val="Normal"/>
+              <w:jc w:val="center"/>
+              <w:pBdr>
+                <w:bottom w:val="none" w:sz="0" w:space="0" w:color="000000"/>
+                <w:top w:val="none" w:sz="0" w:space="0" w:color="000000"/>
+                <w:left w:val="none" w:sz="0" w:space="0" w:color="000000"/>
+                <w:right w:val="none" w:sz="0" w:space="0" w:color="000000"/>
+              </w:pBdr>
+              <w:spacing w:after="60" w:before="60" w:line="240"/>
+              <w:ind w:left="100" w:right="100" w:firstLine="0" w:firstLineChars="0"/>
+              <w:rPr>
+                <w:rFonts w:ascii="Aptos" w:hAnsi="Aptos" w:eastAsia="Aptos" w:cs="Aptos"/>
+                <w:i w:val="false"/>
+                <w:b w:val="false"/>
+                <w:u w:val="none"/>
+                <w:strike w:val="false"/>
+                <w:sz w:val="16"/>
+                <w:szCs w:val="16"/>
+                <w:color w:val="333333"/>
+              </w:rPr>
+            </w:pPr>
+            <w:r>
+              <w:rPr>
+                <w:rFonts w:ascii="Aptos" w:hAnsi="Aptos" w:eastAsia="Aptos" w:cs="Aptos"/>
+                <w:i w:val="false"/>
+                <w:b w:val="false"/>
+                <w:u w:val="none"/>
+                <w:strike w:val="false"/>
+                <w:sz w:val="16"/>
+                <w:szCs w:val="16"/>
+                <w:color w:val="333333"/>
+              </w:rPr>
+              <w:t xml:space="preserve">13 (25,5)</w:t>
+            </w:r>
+          </w:p>
+        </w:tc>
+        <w:tc>
+          <w:tcPr>
+            <w:tcBorders>
+              <w:bottom w:val="none" w:sz="0" w:space="0" w:color="000000"/>
+              <w:top w:val="none" w:sz="0" w:space="0" w:color="000000"/>
+              <w:left w:val="none" w:sz="0" w:space="0" w:color="000000"/>
+              <w:right w:val="none" w:sz="0" w:space="0" w:color="000000"/>
+            </w:tcBorders>
+            <w:shd w:val="clear" w:color="auto" w:fill="FFFFFF"/>
+            <w:tcMar>
+              <w:top w:w="0" w:type="dxa"/>
+              <w:bottom w:w="0" w:type="dxa"/>
+              <w:left w:w="0" w:type="dxa"/>
+              <w:right w:w="0" w:type="dxa"/>
+            </w:tcMar>
+            <w:vAlign w:val="top"/>
+          </w:tcPr>
+          <w:p>
+            <w:pPr>
+              <w:pStyle w:val="Normal"/>
+              <w:jc w:val="center"/>
+              <w:pBdr>
+                <w:bottom w:val="none" w:sz="0" w:space="0" w:color="000000"/>
+                <w:top w:val="none" w:sz="0" w:space="0" w:color="000000"/>
+                <w:left w:val="none" w:sz="0" w:space="0" w:color="000000"/>
+                <w:right w:val="none" w:sz="0" w:space="0" w:color="000000"/>
+              </w:pBdr>
+              <w:spacing w:after="60" w:before="60" w:line="240"/>
+              <w:ind w:left="100" w:right="100" w:firstLine="0" w:firstLineChars="0"/>
+              <w:rPr>
+                <w:rFonts w:ascii="Aptos" w:hAnsi="Aptos" w:eastAsia="Aptos" w:cs="Aptos"/>
+                <w:i w:val="false"/>
+                <w:b w:val="false"/>
+                <w:u w:val="none"/>
+                <w:strike w:val="false"/>
+                <w:sz w:val="16"/>
+                <w:szCs w:val="16"/>
+                <w:color w:val="333333"/>
+              </w:rPr>
+            </w:pPr>
+            <w:r>
+              <w:rPr>
+                <w:rFonts w:ascii="Aptos" w:hAnsi="Aptos" w:eastAsia="Aptos" w:cs="Aptos"/>
+                <w:i w:val="false"/>
+                <w:b w:val="false"/>
+                <w:u w:val="none"/>
+                <w:strike w:val="false"/>
+                <w:sz w:val="16"/>
+                <w:szCs w:val="16"/>
+                <w:color w:val="333333"/>
+              </w:rPr>
+              <w:t xml:space="preserve">16 (32,7)</w:t>
+            </w:r>
+          </w:p>
+        </w:tc>
+        <w:tc>
+          <w:tcPr>
+            <w:tcBorders>
+              <w:bottom w:val="none" w:sz="0" w:space="0" w:color="000000"/>
+              <w:top w:val="none" w:sz="0" w:space="0" w:color="000000"/>
+              <w:left w:val="none" w:sz="0" w:space="0" w:color="000000"/>
+              <w:right w:val="none" w:sz="0" w:space="0" w:color="000000"/>
+            </w:tcBorders>
+            <w:shd w:val="clear" w:color="auto" w:fill="FFFFFF"/>
+            <w:tcMar>
+              <w:top w:w="0" w:type="dxa"/>
+              <w:bottom w:w="0" w:type="dxa"/>
+              <w:left w:w="0" w:type="dxa"/>
+              <w:right w:w="0" w:type="dxa"/>
+            </w:tcMar>
+            <w:vAlign w:val="top"/>
+          </w:tcPr>
+          <w:p>
+            <w:pPr>
+              <w:pStyle w:val="Normal"/>
+              <w:jc w:val="center"/>
+              <w:pBdr>
+                <w:bottom w:val="none" w:sz="0" w:space="0" w:color="000000"/>
+                <w:top w:val="none" w:sz="0" w:space="0" w:color="000000"/>
+                <w:left w:val="none" w:sz="0" w:space="0" w:color="000000"/>
+                <w:right w:val="none" w:sz="0" w:space="0" w:color="000000"/>
+              </w:pBdr>
+              <w:spacing w:after="60" w:before="60" w:line="240"/>
+              <w:ind w:left="100" w:right="100" w:firstLine="0" w:firstLineChars="0"/>
+              <w:rPr>
+                <w:rFonts w:ascii="Aptos" w:hAnsi="Aptos" w:eastAsia="Aptos" w:cs="Aptos"/>
+                <w:i w:val="false"/>
+                <w:b w:val="false"/>
+                <w:u w:val="none"/>
+                <w:strike w:val="false"/>
+                <w:sz w:val="14"/>
+                <w:szCs w:val="14"/>
+                <w:color w:val="333333"/>
+              </w:rPr>
+            </w:pPr>
+            <w:r>
+              <w:rPr>
+                <w:rFonts w:ascii="Aptos" w:hAnsi="Aptos" w:eastAsia="Aptos" w:cs="Aptos"/>
+                <w:i w:val="false"/>
+                <w:b w:val="false"/>
+                <w:u w:val="none"/>
+                <w:strike w:val="false"/>
+                <w:sz w:val="14"/>
+                <w:szCs w:val="14"/>
+                <w:color w:val="333333"/>
+              </w:rPr>
+              <w:t xml:space="preserve"/>
+            </w:r>
+          </w:p>
+        </w:tc>
+      </w:tr>
+      <w:tr>
+        <w:trPr>
+          <w:trHeight w:val="608" w:hRule="auto"/>
+        </w:trPr>
+        <w:tc>
+          <w:tcPr>
+            <w:tcBorders>
+              <w:bottom w:val="none" w:sz="0" w:space="0" w:color="000000"/>
+              <w:top w:val="none" w:sz="0" w:space="0" w:color="000000"/>
+              <w:left w:val="none" w:sz="0" w:space="0" w:color="000000"/>
+              <w:right w:val="none" w:sz="0" w:space="0" w:color="000000"/>
+            </w:tcBorders>
+            <w:shd w:val="clear" w:color="auto" w:fill="F0FAFF"/>
+            <w:tcMar>
+              <w:top w:w="0" w:type="dxa"/>
+              <w:bottom w:w="0" w:type="dxa"/>
+              <w:left w:w="0" w:type="dxa"/>
+              <w:right w:w="0" w:type="dxa"/>
+            </w:tcMar>
+            <w:vAlign w:val="top"/>
+          </w:tcPr>
+          <w:p>
+            <w:pPr>
+              <w:pStyle w:val="Normal"/>
+              <w:jc w:val="left"/>
+              <w:pBdr>
+                <w:bottom w:val="none" w:sz="0" w:space="0" w:color="000000"/>
+                <w:top w:val="none" w:sz="0" w:space="0" w:color="000000"/>
+                <w:left w:val="none" w:sz="0" w:space="0" w:color="000000"/>
+                <w:right w:val="none" w:sz="0" w:space="0" w:color="000000"/>
+              </w:pBdr>
+              <w:spacing w:after="60" w:before="60" w:line="240"/>
+              <w:ind w:left="300" w:right="100" w:firstLine="0" w:firstLineChars="0"/>
+              <w:rPr>
+                <w:rFonts w:ascii="Aptos" w:hAnsi="Aptos" w:eastAsia="Aptos" w:cs="Aptos"/>
+                <w:i w:val="false"/>
+                <w:b w:val="false"/>
+                <w:u w:val="none"/>
+                <w:strike w:val="false"/>
+                <w:sz w:val="18"/>
+                <w:szCs w:val="18"/>
+                <w:color w:val="333333"/>
+              </w:rPr>
+            </w:pPr>
+            <w:r>
+              <w:rPr>
+                <w:rFonts w:ascii="Aptos" w:hAnsi="Aptos" w:eastAsia="Aptos" w:cs="Aptos"/>
+                <w:i w:val="false"/>
+                <w:b w:val="false"/>
+                <w:u w:val="none"/>
+                <w:strike w:val="false"/>
+                <w:sz w:val="18"/>
+                <w:szCs w:val="18"/>
+                <w:color w:val="333333"/>
+              </w:rPr>
+              <w:t xml:space="preserve">N1</w:t>
+            </w:r>
+          </w:p>
+        </w:tc>
+        <w:tc>
+          <w:tcPr>
+            <w:tcBorders>
+              <w:bottom w:val="none" w:sz="0" w:space="0" w:color="000000"/>
+              <w:top w:val="none" w:sz="0" w:space="0" w:color="000000"/>
+              <w:left w:val="none" w:sz="0" w:space="0" w:color="000000"/>
+              <w:right w:val="none" w:sz="0" w:space="0" w:color="000000"/>
+            </w:tcBorders>
+            <w:shd w:val="clear" w:color="auto" w:fill="F0FAFF"/>
+            <w:tcMar>
+              <w:top w:w="0" w:type="dxa"/>
+              <w:bottom w:w="0" w:type="dxa"/>
+              <w:left w:w="0" w:type="dxa"/>
+              <w:right w:w="0" w:type="dxa"/>
+            </w:tcMar>
+            <w:vAlign w:val="top"/>
+          </w:tcPr>
+          <w:p>
+            <w:pPr>
+              <w:pStyle w:val="Normal"/>
+              <w:jc w:val="center"/>
+              <w:pBdr>
+                <w:bottom w:val="none" w:sz="0" w:space="0" w:color="000000"/>
+                <w:top w:val="none" w:sz="0" w:space="0" w:color="000000"/>
+                <w:left w:val="none" w:sz="0" w:space="0" w:color="000000"/>
+                <w:right w:val="none" w:sz="0" w:space="0" w:color="000000"/>
+              </w:pBdr>
+              <w:spacing w:after="60" w:before="60" w:line="240"/>
+              <w:ind w:left="100" w:right="100" w:firstLine="0" w:firstLineChars="0"/>
+              <w:rPr>
+                <w:rFonts w:ascii="Aptos" w:hAnsi="Aptos" w:eastAsia="Aptos" w:cs="Aptos"/>
+                <w:i w:val="false"/>
+                <w:b w:val="false"/>
+                <w:u w:val="none"/>
+                <w:strike w:val="false"/>
+                <w:sz w:val="14"/>
+                <w:szCs w:val="14"/>
+                <w:color w:val="333333"/>
+              </w:rPr>
+            </w:pPr>
+            <w:r>
+              <w:rPr>
+                <w:rFonts w:ascii="Aptos" w:hAnsi="Aptos" w:eastAsia="Aptos" w:cs="Aptos"/>
+                <w:i w:val="false"/>
+                <w:b w:val="false"/>
+                <w:u w:val="none"/>
+                <w:strike w:val="false"/>
+                <w:sz w:val="14"/>
+                <w:szCs w:val="14"/>
+                <w:color w:val="333333"/>
+              </w:rPr>
+              <w:t xml:space="preserve"/>
+            </w:r>
+          </w:p>
+        </w:tc>
+        <w:tc>
+          <w:tcPr>
+            <w:tcBorders>
+              <w:bottom w:val="none" w:sz="0" w:space="0" w:color="000000"/>
+              <w:top w:val="none" w:sz="0" w:space="0" w:color="000000"/>
+              <w:left w:val="none" w:sz="0" w:space="0" w:color="000000"/>
+              <w:right w:val="none" w:sz="0" w:space="0" w:color="000000"/>
+            </w:tcBorders>
+            <w:shd w:val="clear" w:color="auto" w:fill="F0FAFF"/>
+            <w:tcMar>
+              <w:top w:w="0" w:type="dxa"/>
+              <w:bottom w:w="0" w:type="dxa"/>
+              <w:left w:w="0" w:type="dxa"/>
+              <w:right w:w="0" w:type="dxa"/>
+            </w:tcMar>
+            <w:vAlign w:val="top"/>
+          </w:tcPr>
+          <w:p>
+            <w:pPr>
+              <w:pStyle w:val="Normal"/>
+              <w:jc w:val="center"/>
+              <w:pBdr>
+                <w:bottom w:val="none" w:sz="0" w:space="0" w:color="000000"/>
+                <w:top w:val="none" w:sz="0" w:space="0" w:color="000000"/>
+                <w:left w:val="none" w:sz="0" w:space="0" w:color="000000"/>
+                <w:right w:val="none" w:sz="0" w:space="0" w:color="000000"/>
+              </w:pBdr>
+              <w:spacing w:after="60" w:before="60" w:line="240"/>
+              <w:ind w:left="100" w:right="100" w:firstLine="0" w:firstLineChars="0"/>
+              <w:rPr>
+                <w:rFonts w:ascii="Aptos" w:hAnsi="Aptos" w:eastAsia="Aptos" w:cs="Aptos"/>
+                <w:i w:val="false"/>
+                <w:b w:val="false"/>
+                <w:u w:val="none"/>
+                <w:strike w:val="false"/>
+                <w:sz w:val="16"/>
+                <w:szCs w:val="16"/>
+                <w:color w:val="333333"/>
+              </w:rPr>
+            </w:pPr>
+            <w:r>
+              <w:rPr>
+                <w:rFonts w:ascii="Aptos" w:hAnsi="Aptos" w:eastAsia="Aptos" w:cs="Aptos"/>
+                <w:i w:val="false"/>
+                <w:b w:val="false"/>
+                <w:u w:val="none"/>
+                <w:strike w:val="false"/>
+                <w:sz w:val="16"/>
+                <w:szCs w:val="16"/>
+                <w:color w:val="333333"/>
+              </w:rPr>
+              <w:t xml:space="preserve">49 (49,0)</w:t>
+            </w:r>
+          </w:p>
+        </w:tc>
+        <w:tc>
+          <w:tcPr>
+            <w:tcBorders>
+              <w:bottom w:val="none" w:sz="0" w:space="0" w:color="000000"/>
+              <w:top w:val="none" w:sz="0" w:space="0" w:color="000000"/>
+              <w:left w:val="none" w:sz="0" w:space="0" w:color="000000"/>
+              <w:right w:val="none" w:sz="0" w:space="0" w:color="000000"/>
+            </w:tcBorders>
+            <w:shd w:val="clear" w:color="auto" w:fill="F0FAFF"/>
+            <w:tcMar>
+              <w:top w:w="0" w:type="dxa"/>
+              <w:bottom w:w="0" w:type="dxa"/>
+              <w:left w:w="0" w:type="dxa"/>
+              <w:right w:w="0" w:type="dxa"/>
+            </w:tcMar>
+            <w:vAlign w:val="top"/>
+          </w:tcPr>
+          <w:p>
+            <w:pPr>
+              <w:pStyle w:val="Normal"/>
+              <w:jc w:val="center"/>
+              <w:pBdr>
+                <w:bottom w:val="none" w:sz="0" w:space="0" w:color="000000"/>
+                <w:top w:val="none" w:sz="0" w:space="0" w:color="000000"/>
+                <w:left w:val="none" w:sz="0" w:space="0" w:color="000000"/>
+                <w:right w:val="none" w:sz="0" w:space="0" w:color="000000"/>
+              </w:pBdr>
+              <w:spacing w:after="60" w:before="60" w:line="240"/>
+              <w:ind w:left="100" w:right="100" w:firstLine="0" w:firstLineChars="0"/>
+              <w:rPr>
+                <w:rFonts w:ascii="Aptos" w:hAnsi="Aptos" w:eastAsia="Aptos" w:cs="Aptos"/>
+                <w:i w:val="false"/>
+                <w:b w:val="false"/>
+                <w:u w:val="none"/>
+                <w:strike w:val="false"/>
+                <w:sz w:val="16"/>
+                <w:szCs w:val="16"/>
+                <w:color w:val="333333"/>
+              </w:rPr>
+            </w:pPr>
+            <w:r>
+              <w:rPr>
+                <w:rFonts w:ascii="Aptos" w:hAnsi="Aptos" w:eastAsia="Aptos" w:cs="Aptos"/>
+                <w:i w:val="false"/>
+                <w:b w:val="false"/>
+                <w:u w:val="none"/>
+                <w:strike w:val="false"/>
+                <w:sz w:val="16"/>
+                <w:szCs w:val="16"/>
+                <w:color w:val="333333"/>
+              </w:rPr>
+              <w:t xml:space="preserve">28 (54,9)</w:t>
+            </w:r>
+          </w:p>
+        </w:tc>
+        <w:tc>
+          <w:tcPr>
+            <w:tcBorders>
+              <w:bottom w:val="none" w:sz="0" w:space="0" w:color="000000"/>
+              <w:top w:val="none" w:sz="0" w:space="0" w:color="000000"/>
+              <w:left w:val="none" w:sz="0" w:space="0" w:color="000000"/>
+              <w:right w:val="none" w:sz="0" w:space="0" w:color="000000"/>
+            </w:tcBorders>
+            <w:shd w:val="clear" w:color="auto" w:fill="F0FAFF"/>
+            <w:tcMar>
+              <w:top w:w="0" w:type="dxa"/>
+              <w:bottom w:w="0" w:type="dxa"/>
+              <w:left w:w="0" w:type="dxa"/>
+              <w:right w:w="0" w:type="dxa"/>
+            </w:tcMar>
+            <w:vAlign w:val="top"/>
+          </w:tcPr>
+          <w:p>
+            <w:pPr>
+              <w:pStyle w:val="Normal"/>
+              <w:jc w:val="center"/>
+              <w:pBdr>
+                <w:bottom w:val="none" w:sz="0" w:space="0" w:color="000000"/>
+                <w:top w:val="none" w:sz="0" w:space="0" w:color="000000"/>
+                <w:left w:val="none" w:sz="0" w:space="0" w:color="000000"/>
+                <w:right w:val="none" w:sz="0" w:space="0" w:color="000000"/>
+              </w:pBdr>
+              <w:spacing w:after="60" w:before="60" w:line="240"/>
+              <w:ind w:left="100" w:right="100" w:firstLine="0" w:firstLineChars="0"/>
+              <w:rPr>
+                <w:rFonts w:ascii="Aptos" w:hAnsi="Aptos" w:eastAsia="Aptos" w:cs="Aptos"/>
+                <w:i w:val="false"/>
+                <w:b w:val="false"/>
+                <w:u w:val="none"/>
+                <w:strike w:val="false"/>
+                <w:sz w:val="16"/>
+                <w:szCs w:val="16"/>
+                <w:color w:val="333333"/>
+              </w:rPr>
+            </w:pPr>
+            <w:r>
+              <w:rPr>
+                <w:rFonts w:ascii="Aptos" w:hAnsi="Aptos" w:eastAsia="Aptos" w:cs="Aptos"/>
+                <w:i w:val="false"/>
+                <w:b w:val="false"/>
+                <w:u w:val="none"/>
+                <w:strike w:val="false"/>
+                <w:sz w:val="16"/>
+                <w:szCs w:val="16"/>
+                <w:color w:val="333333"/>
+              </w:rPr>
+              <w:t xml:space="preserve">21 (42,9)</w:t>
+            </w:r>
+          </w:p>
+        </w:tc>
+        <w:tc>
+          <w:tcPr>
+            <w:tcBorders>
+              <w:bottom w:val="none" w:sz="0" w:space="0" w:color="000000"/>
+              <w:top w:val="none" w:sz="0" w:space="0" w:color="000000"/>
+              <w:left w:val="none" w:sz="0" w:space="0" w:color="000000"/>
+              <w:right w:val="none" w:sz="0" w:space="0" w:color="000000"/>
+            </w:tcBorders>
+            <w:shd w:val="clear" w:color="auto" w:fill="F0FAFF"/>
+            <w:tcMar>
+              <w:top w:w="0" w:type="dxa"/>
+              <w:bottom w:w="0" w:type="dxa"/>
+              <w:left w:w="0" w:type="dxa"/>
+              <w:right w:w="0" w:type="dxa"/>
+            </w:tcMar>
+            <w:vAlign w:val="top"/>
+          </w:tcPr>
+          <w:p>
+            <w:pPr>
+              <w:pStyle w:val="Normal"/>
+              <w:jc w:val="center"/>
+              <w:pBdr>
+                <w:bottom w:val="none" w:sz="0" w:space="0" w:color="000000"/>
+                <w:top w:val="none" w:sz="0" w:space="0" w:color="000000"/>
+                <w:left w:val="none" w:sz="0" w:space="0" w:color="000000"/>
+                <w:right w:val="none" w:sz="0" w:space="0" w:color="000000"/>
+              </w:pBdr>
+              <w:spacing w:after="60" w:before="60" w:line="240"/>
+              <w:ind w:left="100" w:right="100" w:firstLine="0" w:firstLineChars="0"/>
+              <w:rPr>
+                <w:rFonts w:ascii="Aptos" w:hAnsi="Aptos" w:eastAsia="Aptos" w:cs="Aptos"/>
+                <w:i w:val="false"/>
+                <w:b w:val="false"/>
+                <w:u w:val="none"/>
+                <w:strike w:val="false"/>
+                <w:sz w:val="14"/>
+                <w:szCs w:val="14"/>
+                <w:color w:val="333333"/>
+              </w:rPr>
+            </w:pPr>
+            <w:r>
+              <w:rPr>
+                <w:rFonts w:ascii="Aptos" w:hAnsi="Aptos" w:eastAsia="Aptos" w:cs="Aptos"/>
+                <w:i w:val="false"/>
+                <w:b w:val="false"/>
+                <w:u w:val="none"/>
+                <w:strike w:val="false"/>
+                <w:sz w:val="14"/>
+                <w:szCs w:val="14"/>
+                <w:color w:val="333333"/>
+              </w:rPr>
+              <w:t xml:space="preserve"/>
+            </w:r>
+          </w:p>
+        </w:tc>
+      </w:tr>
+      <w:tr>
+        <w:trPr>
+          <w:trHeight w:val="623" w:hRule="auto"/>
+        </w:trPr>
+        <w:tc>
+          <w:tcPr>
+            <w:tcBorders>
               <w:bottom w:val="single" w:sz="8" w:space="0" w:color="333333"/>
               <w:top w:val="none" w:sz="0" w:space="0" w:color="000000"/>
               <w:left w:val="none" w:sz="0" w:space="0" w:color="000000"/>
               <w:right w:val="none" w:sz="0" w:space="0" w:color="000000"/>
             </w:tcBorders>
-            <w:shd w:val="clear" w:color="auto" w:fill="F0FAFF"/>
+            <w:shd w:val="clear" w:color="auto" w:fill="FFFFFF"/>
+            <w:tcMar>
+              <w:top w:w="0" w:type="dxa"/>
+              <w:bottom w:w="0" w:type="dxa"/>
+              <w:left w:w="0" w:type="dxa"/>
+              <w:right w:w="0" w:type="dxa"/>
+            </w:tcMar>
+            <w:vAlign w:val="top"/>
+          </w:tcPr>
+          <w:p>
+            <w:pPr>
+              <w:pStyle w:val="Normal"/>
+              <w:jc w:val="left"/>
+              <w:pBdr>
+                <w:bottom w:val="none" w:sz="0" w:space="0" w:color="000000"/>
+                <w:top w:val="none" w:sz="0" w:space="0" w:color="000000"/>
+                <w:left w:val="none" w:sz="0" w:space="0" w:color="000000"/>
+                <w:right w:val="none" w:sz="0" w:space="0" w:color="000000"/>
+              </w:pBdr>
+              <w:spacing w:after="60" w:before="60" w:line="240"/>
+              <w:ind w:left="300" w:right="100" w:firstLine="0" w:firstLineChars="0"/>
+              <w:rPr>
+                <w:rFonts w:ascii="Aptos" w:hAnsi="Aptos" w:eastAsia="Aptos" w:cs="Aptos"/>
+                <w:i w:val="false"/>
+                <w:b w:val="false"/>
+                <w:u w:val="none"/>
+                <w:strike w:val="false"/>
+                <w:sz w:val="18"/>
+                <w:szCs w:val="18"/>
+                <w:color w:val="333333"/>
+              </w:rPr>
+            </w:pPr>
+            <w:r>
+              <w:rPr>
+                <w:rFonts w:ascii="Aptos" w:hAnsi="Aptos" w:eastAsia="Aptos" w:cs="Aptos"/>
+                <w:i w:val="false"/>
+                <w:b w:val="false"/>
+                <w:u w:val="none"/>
+                <w:strike w:val="false"/>
+                <w:sz w:val="18"/>
+                <w:szCs w:val="18"/>
+                <w:color w:val="333333"/>
+              </w:rPr>
+              <w:t xml:space="preserve">N2</w:t>
+            </w:r>
+          </w:p>
+        </w:tc>
+        <w:tc>
+          <w:tcPr>
+            <w:tcBorders>
+              <w:bottom w:val="single" w:sz="8" w:space="0" w:color="333333"/>
+              <w:top w:val="none" w:sz="0" w:space="0" w:color="000000"/>
+              <w:left w:val="none" w:sz="0" w:space="0" w:color="000000"/>
+              <w:right w:val="none" w:sz="0" w:space="0" w:color="000000"/>
+            </w:tcBorders>
+            <w:shd w:val="clear" w:color="auto" w:fill="FFFFFF"/>
             <w:tcMar>
               <w:top w:w="0" w:type="dxa"/>
               <w:bottom w:w="0" w:type="dxa"/>
@@ -6132,50 +8477,50 @@
               <w:left w:val="none" w:sz="0" w:space="0" w:color="000000"/>
               <w:right w:val="none" w:sz="0" w:space="0" w:color="000000"/>
             </w:tcBorders>
-            <w:shd w:val="clear" w:color="auto" w:fill="F0FAFF"/>
-            <w:tcMar>
-              <w:top w:w="0" w:type="dxa"/>
-              <w:bottom w:w="0" w:type="dxa"/>
-              <w:left w:w="0" w:type="dxa"/>
-              <w:right w:w="0" w:type="dxa"/>
-            </w:tcMar>
-            <w:vAlign w:val="top"/>
-          </w:tcPr>
-          <w:p>
-            <w:pPr>
-              <w:pStyle w:val="Normal"/>
-              <w:jc w:val="center"/>
-              <w:pBdr>
-                <w:bottom w:val="none" w:sz="0" w:space="0" w:color="000000"/>
-                <w:top w:val="none" w:sz="0" w:space="0" w:color="000000"/>
-                <w:left w:val="none" w:sz="0" w:space="0" w:color="000000"/>
-                <w:right w:val="none" w:sz="0" w:space="0" w:color="000000"/>
-              </w:pBdr>
-              <w:spacing w:after="60" w:before="60" w:line="240"/>
-              <w:ind w:left="100" w:right="100" w:firstLine="0" w:firstLineChars="0"/>
-              <w:rPr>
-                <w:rFonts w:ascii="Aptos" w:hAnsi="Aptos" w:eastAsia="Aptos" w:cs="Aptos"/>
-                <w:i w:val="false"/>
-                <w:b w:val="false"/>
-                <w:u w:val="none"/>
-                <w:strike w:val="false"/>
-                <w:sz w:val="16"/>
-                <w:szCs w:val="16"/>
-                <w:color w:val="333333"/>
-              </w:rPr>
-            </w:pPr>
-            <w:r>
-              <w:rPr>
-                <w:rFonts w:ascii="Aptos" w:hAnsi="Aptos" w:eastAsia="Aptos" w:cs="Aptos"/>
-                <w:i w:val="false"/>
-                <w:b w:val="false"/>
-                <w:u w:val="none"/>
-                <w:strike w:val="false"/>
-                <w:sz w:val="16"/>
-                <w:szCs w:val="16"/>
-                <w:color w:val="333333"/>
-              </w:rPr>
-              <w:t xml:space="preserve">39 (37,9)</w:t>
+            <w:shd w:val="clear" w:color="auto" w:fill="FFFFFF"/>
+            <w:tcMar>
+              <w:top w:w="0" w:type="dxa"/>
+              <w:bottom w:w="0" w:type="dxa"/>
+              <w:left w:w="0" w:type="dxa"/>
+              <w:right w:w="0" w:type="dxa"/>
+            </w:tcMar>
+            <w:vAlign w:val="top"/>
+          </w:tcPr>
+          <w:p>
+            <w:pPr>
+              <w:pStyle w:val="Normal"/>
+              <w:jc w:val="center"/>
+              <w:pBdr>
+                <w:bottom w:val="none" w:sz="0" w:space="0" w:color="000000"/>
+                <w:top w:val="none" w:sz="0" w:space="0" w:color="000000"/>
+                <w:left w:val="none" w:sz="0" w:space="0" w:color="000000"/>
+                <w:right w:val="none" w:sz="0" w:space="0" w:color="000000"/>
+              </w:pBdr>
+              <w:spacing w:after="60" w:before="60" w:line="240"/>
+              <w:ind w:left="100" w:right="100" w:firstLine="0" w:firstLineChars="0"/>
+              <w:rPr>
+                <w:rFonts w:ascii="Aptos" w:hAnsi="Aptos" w:eastAsia="Aptos" w:cs="Aptos"/>
+                <w:i w:val="false"/>
+                <w:b w:val="false"/>
+                <w:u w:val="none"/>
+                <w:strike w:val="false"/>
+                <w:sz w:val="16"/>
+                <w:szCs w:val="16"/>
+                <w:color w:val="333333"/>
+              </w:rPr>
+            </w:pPr>
+            <w:r>
+              <w:rPr>
+                <w:rFonts w:ascii="Aptos" w:hAnsi="Aptos" w:eastAsia="Aptos" w:cs="Aptos"/>
+                <w:i w:val="false"/>
+                <w:b w:val="false"/>
+                <w:u w:val="none"/>
+                <w:strike w:val="false"/>
+                <w:sz w:val="16"/>
+                <w:szCs w:val="16"/>
+                <w:color w:val="333333"/>
+              </w:rPr>
+              <w:t xml:space="preserve">22 (22,0)</w:t>
             </w:r>
           </w:p>
         </w:tc>
@@ -6187,50 +8532,50 @@
               <w:left w:val="none" w:sz="0" w:space="0" w:color="000000"/>
               <w:right w:val="none" w:sz="0" w:space="0" w:color="000000"/>
             </w:tcBorders>
-            <w:shd w:val="clear" w:color="auto" w:fill="F0FAFF"/>
-            <w:tcMar>
-              <w:top w:w="0" w:type="dxa"/>
-              <w:bottom w:w="0" w:type="dxa"/>
-              <w:left w:w="0" w:type="dxa"/>
-              <w:right w:w="0" w:type="dxa"/>
-            </w:tcMar>
-            <w:vAlign w:val="top"/>
-          </w:tcPr>
-          <w:p>
-            <w:pPr>
-              <w:pStyle w:val="Normal"/>
-              <w:jc w:val="center"/>
-              <w:pBdr>
-                <w:bottom w:val="none" w:sz="0" w:space="0" w:color="000000"/>
-                <w:top w:val="none" w:sz="0" w:space="0" w:color="000000"/>
-                <w:left w:val="none" w:sz="0" w:space="0" w:color="000000"/>
-                <w:right w:val="none" w:sz="0" w:space="0" w:color="000000"/>
-              </w:pBdr>
-              <w:spacing w:after="60" w:before="60" w:line="240"/>
-              <w:ind w:left="100" w:right="100" w:firstLine="0" w:firstLineChars="0"/>
-              <w:rPr>
-                <w:rFonts w:ascii="Aptos" w:hAnsi="Aptos" w:eastAsia="Aptos" w:cs="Aptos"/>
-                <w:i w:val="false"/>
-                <w:b w:val="false"/>
-                <w:u w:val="none"/>
-                <w:strike w:val="false"/>
-                <w:sz w:val="16"/>
-                <w:szCs w:val="16"/>
-                <w:color w:val="333333"/>
-              </w:rPr>
-            </w:pPr>
-            <w:r>
-              <w:rPr>
-                <w:rFonts w:ascii="Aptos" w:hAnsi="Aptos" w:eastAsia="Aptos" w:cs="Aptos"/>
-                <w:i w:val="false"/>
-                <w:b w:val="false"/>
-                <w:u w:val="none"/>
-                <w:strike w:val="false"/>
-                <w:sz w:val="16"/>
-                <w:szCs w:val="16"/>
-                <w:color w:val="333333"/>
-              </w:rPr>
-              <w:t xml:space="preserve">20 (37,7)</w:t>
+            <w:shd w:val="clear" w:color="auto" w:fill="FFFFFF"/>
+            <w:tcMar>
+              <w:top w:w="0" w:type="dxa"/>
+              <w:bottom w:w="0" w:type="dxa"/>
+              <w:left w:w="0" w:type="dxa"/>
+              <w:right w:w="0" w:type="dxa"/>
+            </w:tcMar>
+            <w:vAlign w:val="top"/>
+          </w:tcPr>
+          <w:p>
+            <w:pPr>
+              <w:pStyle w:val="Normal"/>
+              <w:jc w:val="center"/>
+              <w:pBdr>
+                <w:bottom w:val="none" w:sz="0" w:space="0" w:color="000000"/>
+                <w:top w:val="none" w:sz="0" w:space="0" w:color="000000"/>
+                <w:left w:val="none" w:sz="0" w:space="0" w:color="000000"/>
+                <w:right w:val="none" w:sz="0" w:space="0" w:color="000000"/>
+              </w:pBdr>
+              <w:spacing w:after="60" w:before="60" w:line="240"/>
+              <w:ind w:left="100" w:right="100" w:firstLine="0" w:firstLineChars="0"/>
+              <w:rPr>
+                <w:rFonts w:ascii="Aptos" w:hAnsi="Aptos" w:eastAsia="Aptos" w:cs="Aptos"/>
+                <w:i w:val="false"/>
+                <w:b w:val="false"/>
+                <w:u w:val="none"/>
+                <w:strike w:val="false"/>
+                <w:sz w:val="16"/>
+                <w:szCs w:val="16"/>
+                <w:color w:val="333333"/>
+              </w:rPr>
+            </w:pPr>
+            <w:r>
+              <w:rPr>
+                <w:rFonts w:ascii="Aptos" w:hAnsi="Aptos" w:eastAsia="Aptos" w:cs="Aptos"/>
+                <w:i w:val="false"/>
+                <w:b w:val="false"/>
+                <w:u w:val="none"/>
+                <w:strike w:val="false"/>
+                <w:sz w:val="16"/>
+                <w:szCs w:val="16"/>
+                <w:color w:val="333333"/>
+              </w:rPr>
+              <w:t xml:space="preserve">10 (19,6)</w:t>
             </w:r>
           </w:p>
         </w:tc>
@@ -6242,50 +8587,50 @@
               <w:left w:val="none" w:sz="0" w:space="0" w:color="000000"/>
               <w:right w:val="none" w:sz="0" w:space="0" w:color="000000"/>
             </w:tcBorders>
-            <w:shd w:val="clear" w:color="auto" w:fill="F0FAFF"/>
-            <w:tcMar>
-              <w:top w:w="0" w:type="dxa"/>
-              <w:bottom w:w="0" w:type="dxa"/>
-              <w:left w:w="0" w:type="dxa"/>
-              <w:right w:w="0" w:type="dxa"/>
-            </w:tcMar>
-            <w:vAlign w:val="top"/>
-          </w:tcPr>
-          <w:p>
-            <w:pPr>
-              <w:pStyle w:val="Normal"/>
-              <w:jc w:val="center"/>
-              <w:pBdr>
-                <w:bottom w:val="none" w:sz="0" w:space="0" w:color="000000"/>
-                <w:top w:val="none" w:sz="0" w:space="0" w:color="000000"/>
-                <w:left w:val="none" w:sz="0" w:space="0" w:color="000000"/>
-                <w:right w:val="none" w:sz="0" w:space="0" w:color="000000"/>
-              </w:pBdr>
-              <w:spacing w:after="60" w:before="60" w:line="240"/>
-              <w:ind w:left="100" w:right="100" w:firstLine="0" w:firstLineChars="0"/>
-              <w:rPr>
-                <w:rFonts w:ascii="Aptos" w:hAnsi="Aptos" w:eastAsia="Aptos" w:cs="Aptos"/>
-                <w:i w:val="false"/>
-                <w:b w:val="false"/>
-                <w:u w:val="none"/>
-                <w:strike w:val="false"/>
-                <w:sz w:val="16"/>
-                <w:szCs w:val="16"/>
-                <w:color w:val="333333"/>
-              </w:rPr>
-            </w:pPr>
-            <w:r>
-              <w:rPr>
-                <w:rFonts w:ascii="Aptos" w:hAnsi="Aptos" w:eastAsia="Aptos" w:cs="Aptos"/>
-                <w:i w:val="false"/>
-                <w:b w:val="false"/>
-                <w:u w:val="none"/>
-                <w:strike w:val="false"/>
-                <w:sz w:val="16"/>
-                <w:szCs w:val="16"/>
-                <w:color w:val="333333"/>
-              </w:rPr>
-              <w:t xml:space="preserve">19 (38,0)</w:t>
+            <w:shd w:val="clear" w:color="auto" w:fill="FFFFFF"/>
+            <w:tcMar>
+              <w:top w:w="0" w:type="dxa"/>
+              <w:bottom w:w="0" w:type="dxa"/>
+              <w:left w:w="0" w:type="dxa"/>
+              <w:right w:w="0" w:type="dxa"/>
+            </w:tcMar>
+            <w:vAlign w:val="top"/>
+          </w:tcPr>
+          <w:p>
+            <w:pPr>
+              <w:pStyle w:val="Normal"/>
+              <w:jc w:val="center"/>
+              <w:pBdr>
+                <w:bottom w:val="none" w:sz="0" w:space="0" w:color="000000"/>
+                <w:top w:val="none" w:sz="0" w:space="0" w:color="000000"/>
+                <w:left w:val="none" w:sz="0" w:space="0" w:color="000000"/>
+                <w:right w:val="none" w:sz="0" w:space="0" w:color="000000"/>
+              </w:pBdr>
+              <w:spacing w:after="60" w:before="60" w:line="240"/>
+              <w:ind w:left="100" w:right="100" w:firstLine="0" w:firstLineChars="0"/>
+              <w:rPr>
+                <w:rFonts w:ascii="Aptos" w:hAnsi="Aptos" w:eastAsia="Aptos" w:cs="Aptos"/>
+                <w:i w:val="false"/>
+                <w:b w:val="false"/>
+                <w:u w:val="none"/>
+                <w:strike w:val="false"/>
+                <w:sz w:val="16"/>
+                <w:szCs w:val="16"/>
+                <w:color w:val="333333"/>
+              </w:rPr>
+            </w:pPr>
+            <w:r>
+              <w:rPr>
+                <w:rFonts w:ascii="Aptos" w:hAnsi="Aptos" w:eastAsia="Aptos" w:cs="Aptos"/>
+                <w:i w:val="false"/>
+                <w:b w:val="false"/>
+                <w:u w:val="none"/>
+                <w:strike w:val="false"/>
+                <w:sz w:val="16"/>
+                <w:szCs w:val="16"/>
+                <w:color w:val="333333"/>
+              </w:rPr>
+              <w:t xml:space="preserve">12 (24,5)</w:t>
             </w:r>
           </w:p>
         </w:tc>
@@ -6297,50 +8642,50 @@
               <w:left w:val="none" w:sz="0" w:space="0" w:color="000000"/>
               <w:right w:val="none" w:sz="0" w:space="0" w:color="000000"/>
             </w:tcBorders>
-            <w:shd w:val="clear" w:color="auto" w:fill="F0FAFF"/>
-            <w:tcMar>
-              <w:top w:w="0" w:type="dxa"/>
-              <w:bottom w:w="0" w:type="dxa"/>
-              <w:left w:w="0" w:type="dxa"/>
-              <w:right w:w="0" w:type="dxa"/>
-            </w:tcMar>
-            <w:vAlign w:val="top"/>
-          </w:tcPr>
-          <w:p>
-            <w:pPr>
-              <w:pStyle w:val="Normal"/>
-              <w:jc w:val="center"/>
-              <w:pBdr>
-                <w:bottom w:val="none" w:sz="0" w:space="0" w:color="000000"/>
-                <w:top w:val="none" w:sz="0" w:space="0" w:color="000000"/>
-                <w:left w:val="none" w:sz="0" w:space="0" w:color="000000"/>
-                <w:right w:val="none" w:sz="0" w:space="0" w:color="000000"/>
-              </w:pBdr>
-              <w:spacing w:after="60" w:before="60" w:line="240"/>
-              <w:ind w:left="100" w:right="100" w:firstLine="0" w:firstLineChars="0"/>
-              <w:rPr>
-                <w:rFonts w:ascii="Aptos" w:hAnsi="Aptos" w:eastAsia="Aptos" w:cs="Aptos"/>
-                <w:i w:val="false"/>
-                <w:b w:val="false"/>
-                <w:u w:val="none"/>
-                <w:strike w:val="false"/>
-                <w:sz w:val="14"/>
-                <w:szCs w:val="14"/>
-                <w:color w:val="333333"/>
-              </w:rPr>
-            </w:pPr>
-            <w:r>
-              <w:rPr>
-                <w:rFonts w:ascii="Aptos" w:hAnsi="Aptos" w:eastAsia="Aptos" w:cs="Aptos"/>
-                <w:i w:val="false"/>
-                <w:b w:val="false"/>
-                <w:u w:val="none"/>
-                <w:strike w:val="false"/>
-                <w:sz w:val="14"/>
-                <w:szCs w:val="14"/>
-                <w:color w:val="333333"/>
-              </w:rPr>
-              <w:t xml:space="preserve">0,98</w:t>
+            <w:shd w:val="clear" w:color="auto" w:fill="FFFFFF"/>
+            <w:tcMar>
+              <w:top w:w="0" w:type="dxa"/>
+              <w:bottom w:w="0" w:type="dxa"/>
+              <w:left w:w="0" w:type="dxa"/>
+              <w:right w:w="0" w:type="dxa"/>
+            </w:tcMar>
+            <w:vAlign w:val="top"/>
+          </w:tcPr>
+          <w:p>
+            <w:pPr>
+              <w:pStyle w:val="Normal"/>
+              <w:jc w:val="center"/>
+              <w:pBdr>
+                <w:bottom w:val="none" w:sz="0" w:space="0" w:color="000000"/>
+                <w:top w:val="none" w:sz="0" w:space="0" w:color="000000"/>
+                <w:left w:val="none" w:sz="0" w:space="0" w:color="000000"/>
+                <w:right w:val="none" w:sz="0" w:space="0" w:color="000000"/>
+              </w:pBdr>
+              <w:spacing w:after="60" w:before="60" w:line="240"/>
+              <w:ind w:left="100" w:right="100" w:firstLine="0" w:firstLineChars="0"/>
+              <w:rPr>
+                <w:rFonts w:ascii="Aptos" w:hAnsi="Aptos" w:eastAsia="Aptos" w:cs="Aptos"/>
+                <w:i w:val="false"/>
+                <w:b w:val="false"/>
+                <w:u w:val="none"/>
+                <w:strike w:val="false"/>
+                <w:sz w:val="14"/>
+                <w:szCs w:val="14"/>
+                <w:color w:val="333333"/>
+              </w:rPr>
+            </w:pPr>
+            <w:r>
+              <w:rPr>
+                <w:rFonts w:ascii="Aptos" w:hAnsi="Aptos" w:eastAsia="Aptos" w:cs="Aptos"/>
+                <w:i w:val="false"/>
+                <w:b w:val="false"/>
+                <w:u w:val="none"/>
+                <w:strike w:val="false"/>
+                <w:sz w:val="14"/>
+                <w:szCs w:val="14"/>
+                <w:color w:val="333333"/>
+              </w:rPr>
+              <w:t xml:space="preserve"/>
             </w:r>
           </w:p>
         </w:tc>

--- a/output/tbl-tumor/tbl-tumor.docx
+++ b/output/tbl-tumor/tbl-tumor.docx
@@ -2003,7 +2003,7 @@
                 <w:szCs w:val="18"/>
                 <w:color w:val="333333"/>
               </w:rPr>
-              <w:t xml:space="preserve">Durée d'hospitalisation, jours, médiane (IQR)</w:t>
+              <w:t xml:space="preserve">Stade T, n (%)</w:t>
             </w:r>
           </w:p>
         </w:tc>
@@ -2058,7 +2058,7 @@
                 <w:szCs w:val="14"/>
                 <w:color w:val="333333"/>
               </w:rPr>
-              <w:t xml:space="preserve">3/2</w:t>
+              <w:t xml:space="preserve">2/1</w:t>
             </w:r>
           </w:p>
         </w:tc>
@@ -2113,7 +2113,7 @@
                 <w:szCs w:val="16"/>
                 <w:color w:val="333333"/>
               </w:rPr>
-              <w:t xml:space="preserve">16,0 (12,0—23,0)</w:t>
+              <w:t xml:space="preserve"/>
             </w:r>
           </w:p>
         </w:tc>
@@ -2168,7 +2168,7 @@
                 <w:szCs w:val="16"/>
                 <w:color w:val="333333"/>
               </w:rPr>
-              <w:t xml:space="preserve">16,5 (12,0—21,0)</w:t>
+              <w:t xml:space="preserve"/>
             </w:r>
           </w:p>
         </w:tc>
@@ -2223,7 +2223,7 @@
                 <w:szCs w:val="16"/>
                 <w:color w:val="333333"/>
               </w:rPr>
-              <w:t xml:space="preserve">15,0 (12,0—23,0)</w:t>
+              <w:t xml:space="preserve"/>
             </w:r>
           </w:p>
         </w:tc>
@@ -2278,7 +2278,7 @@
                 <w:szCs w:val="14"/>
                 <w:color w:val="333333"/>
               </w:rPr>
-              <w:t xml:space="preserve">0,75</w:t>
+              <w:t xml:space="preserve">0,19</w:t>
             </w:r>
           </w:p>
         </w:tc>
@@ -2315,7 +2315,7 @@
                 <w:right w:val="none" w:sz="0" w:space="0" w:color="000000"/>
               </w:pBdr>
               <w:spacing w:after="60" w:before="60" w:line="240"/>
-              <w:ind w:left="100" w:right="100" w:firstLine="0" w:firstLineChars="0"/>
+              <w:ind w:left="300" w:right="100" w:firstLine="0" w:firstLineChars="0"/>
               <w:rPr>
                 <w:rFonts w:ascii="Aptos" w:hAnsi="Aptos" w:eastAsia="Aptos" w:cs="Aptos"/>
                 <w:i w:val="false"/>
@@ -2338,21 +2338,7 @@
                 <w:szCs w:val="18"/>
                 <w:color w:val="333333"/>
               </w:rPr>
-              <w:t xml:space="preserve">Complication post-opératoire, n (%)</w:t>
-            </w:r>
-            <w:r>
-              <w:rPr>
-                <w:rFonts w:ascii="Aptos" w:hAnsi="Aptos" w:eastAsia="Aptos" w:cs="Aptos"/>
-                <w:i w:val="false"/>
-                <w:b w:val="false"/>
-                <w:u w:val="none"/>
-                <w:strike w:val="false"/>
-                <w:vertAlign w:val="superscript"/>
-                <w:sz w:val="18"/>
-                <w:szCs w:val="18"/>
-                <w:color w:val="333333"/>
-              </w:rPr>
-              <w:t xml:space="preserve">2</w:t>
+              <w:t xml:space="preserve">T1-T2</w:t>
             </w:r>
           </w:p>
         </w:tc>
@@ -2407,7 +2393,7 @@
                 <w:szCs w:val="14"/>
                 <w:color w:val="333333"/>
               </w:rPr>
-              <w:t xml:space="preserve">2/3</w:t>
+              <w:t xml:space="preserve"/>
             </w:r>
           </w:p>
         </w:tc>
@@ -2462,172 +2448,172 @@
                 <w:szCs w:val="16"/>
                 <w:color w:val="333333"/>
               </w:rPr>
+              <w:t xml:space="preserve">85 (85,0)</w:t>
+            </w:r>
+          </w:p>
+        </w:tc>
+        <w:tc>
+          <w:tcPr>
+            <w:tcBorders>
+              <w:bottom w:val="none" w:sz="0" w:space="0" w:color="000000"/>
+              <w:top w:val="none" w:sz="0" w:space="0" w:color="000000"/>
+              <w:left w:val="none" w:sz="0" w:space="0" w:color="000000"/>
+              <w:right w:val="none" w:sz="0" w:space="0" w:color="000000"/>
+            </w:tcBorders>
+            <w:shd w:val="clear" w:color="auto" w:fill="FFFFFF"/>
+            <w:tcMar>
+              <w:top w:w="0" w:type="dxa"/>
+              <w:bottom w:w="0" w:type="dxa"/>
+              <w:left w:w="0" w:type="dxa"/>
+              <w:right w:w="0" w:type="dxa"/>
+            </w:tcMar>
+            <w:vAlign w:val="top"/>
+          </w:tcPr>
+          <w:p>
+            <w:pPr>
+              <w:pStyle w:val="Normal"/>
+              <w:jc w:val="center"/>
+              <w:pBdr>
+                <w:bottom w:val="none" w:sz="0" w:space="0" w:color="000000"/>
+                <w:top w:val="none" w:sz="0" w:space="0" w:color="000000"/>
+                <w:left w:val="none" w:sz="0" w:space="0" w:color="000000"/>
+                <w:right w:val="none" w:sz="0" w:space="0" w:color="000000"/>
+              </w:pBdr>
+              <w:spacing w:after="60" w:before="60" w:line="240"/>
+              <w:ind w:left="100" w:right="100" w:firstLine="0" w:firstLineChars="0"/>
+              <w:rPr>
+                <w:rFonts w:ascii="Aptos" w:hAnsi="Aptos" w:eastAsia="Aptos" w:cs="Aptos"/>
+                <w:i w:val="false"/>
+                <w:b w:val="false"/>
+                <w:u w:val="none"/>
+                <w:strike w:val="false"/>
+                <w:sz w:val="16"/>
+                <w:szCs w:val="16"/>
+                <w:color w:val="333333"/>
+              </w:rPr>
+            </w:pPr>
+            <w:r>
+              <w:rPr>
+                <w:rFonts w:ascii="Aptos" w:hAnsi="Aptos" w:eastAsia="Aptos" w:cs="Aptos"/>
+                <w:i w:val="false"/>
+                <w:b w:val="false"/>
+                <w:u w:val="none"/>
+                <w:strike w:val="false"/>
+                <w:sz w:val="16"/>
+                <w:szCs w:val="16"/>
+                <w:color w:val="333333"/>
+              </w:rPr>
+              <w:t xml:space="preserve">41 (80,4)</w:t>
+            </w:r>
+          </w:p>
+        </w:tc>
+        <w:tc>
+          <w:tcPr>
+            <w:tcBorders>
+              <w:bottom w:val="none" w:sz="0" w:space="0" w:color="000000"/>
+              <w:top w:val="none" w:sz="0" w:space="0" w:color="000000"/>
+              <w:left w:val="none" w:sz="0" w:space="0" w:color="000000"/>
+              <w:right w:val="none" w:sz="0" w:space="0" w:color="000000"/>
+            </w:tcBorders>
+            <w:shd w:val="clear" w:color="auto" w:fill="FFFFFF"/>
+            <w:tcMar>
+              <w:top w:w="0" w:type="dxa"/>
+              <w:bottom w:w="0" w:type="dxa"/>
+              <w:left w:w="0" w:type="dxa"/>
+              <w:right w:w="0" w:type="dxa"/>
+            </w:tcMar>
+            <w:vAlign w:val="top"/>
+          </w:tcPr>
+          <w:p>
+            <w:pPr>
+              <w:pStyle w:val="Normal"/>
+              <w:jc w:val="center"/>
+              <w:pBdr>
+                <w:bottom w:val="none" w:sz="0" w:space="0" w:color="000000"/>
+                <w:top w:val="none" w:sz="0" w:space="0" w:color="000000"/>
+                <w:left w:val="none" w:sz="0" w:space="0" w:color="000000"/>
+                <w:right w:val="none" w:sz="0" w:space="0" w:color="000000"/>
+              </w:pBdr>
+              <w:spacing w:after="60" w:before="60" w:line="240"/>
+              <w:ind w:left="100" w:right="100" w:firstLine="0" w:firstLineChars="0"/>
+              <w:rPr>
+                <w:rFonts w:ascii="Aptos" w:hAnsi="Aptos" w:eastAsia="Aptos" w:cs="Aptos"/>
+                <w:i w:val="false"/>
+                <w:b w:val="false"/>
+                <w:u w:val="none"/>
+                <w:strike w:val="false"/>
+                <w:sz w:val="16"/>
+                <w:szCs w:val="16"/>
+                <w:color w:val="333333"/>
+              </w:rPr>
+            </w:pPr>
+            <w:r>
+              <w:rPr>
+                <w:rFonts w:ascii="Aptos" w:hAnsi="Aptos" w:eastAsia="Aptos" w:cs="Aptos"/>
+                <w:i w:val="false"/>
+                <w:b w:val="false"/>
+                <w:u w:val="none"/>
+                <w:strike w:val="false"/>
+                <w:sz w:val="16"/>
+                <w:szCs w:val="16"/>
+                <w:color w:val="333333"/>
+              </w:rPr>
+              <w:t xml:space="preserve">44 (89,8)</w:t>
+            </w:r>
+          </w:p>
+        </w:tc>
+        <w:tc>
+          <w:tcPr>
+            <w:tcBorders>
+              <w:bottom w:val="none" w:sz="0" w:space="0" w:color="000000"/>
+              <w:top w:val="none" w:sz="0" w:space="0" w:color="000000"/>
+              <w:left w:val="none" w:sz="0" w:space="0" w:color="000000"/>
+              <w:right w:val="none" w:sz="0" w:space="0" w:color="000000"/>
+            </w:tcBorders>
+            <w:shd w:val="clear" w:color="auto" w:fill="FFFFFF"/>
+            <w:tcMar>
+              <w:top w:w="0" w:type="dxa"/>
+              <w:bottom w:w="0" w:type="dxa"/>
+              <w:left w:w="0" w:type="dxa"/>
+              <w:right w:w="0" w:type="dxa"/>
+            </w:tcMar>
+            <w:vAlign w:val="top"/>
+          </w:tcPr>
+          <w:p>
+            <w:pPr>
+              <w:pStyle w:val="Normal"/>
+              <w:jc w:val="center"/>
+              <w:pBdr>
+                <w:bottom w:val="none" w:sz="0" w:space="0" w:color="000000"/>
+                <w:top w:val="none" w:sz="0" w:space="0" w:color="000000"/>
+                <w:left w:val="none" w:sz="0" w:space="0" w:color="000000"/>
+                <w:right w:val="none" w:sz="0" w:space="0" w:color="000000"/>
+              </w:pBdr>
+              <w:spacing w:after="60" w:before="60" w:line="240"/>
+              <w:ind w:left="100" w:right="100" w:firstLine="0" w:firstLineChars="0"/>
+              <w:rPr>
+                <w:rFonts w:ascii="Aptos" w:hAnsi="Aptos" w:eastAsia="Aptos" w:cs="Aptos"/>
+                <w:i w:val="false"/>
+                <w:b w:val="false"/>
+                <w:u w:val="none"/>
+                <w:strike w:val="false"/>
+                <w:sz w:val="14"/>
+                <w:szCs w:val="14"/>
+                <w:color w:val="333333"/>
+              </w:rPr>
+            </w:pPr>
+            <w:r>
+              <w:rPr>
+                <w:rFonts w:ascii="Aptos" w:hAnsi="Aptos" w:eastAsia="Aptos" w:cs="Aptos"/>
+                <w:i w:val="false"/>
+                <w:b w:val="false"/>
+                <w:u w:val="none"/>
+                <w:strike w:val="false"/>
+                <w:sz w:val="14"/>
+                <w:szCs w:val="14"/>
+                <w:color w:val="333333"/>
+              </w:rPr>
               <w:t xml:space="preserve"/>
-            </w:r>
-          </w:p>
-        </w:tc>
-        <w:tc>
-          <w:tcPr>
-            <w:tcBorders>
-              <w:bottom w:val="none" w:sz="0" w:space="0" w:color="000000"/>
-              <w:top w:val="none" w:sz="0" w:space="0" w:color="000000"/>
-              <w:left w:val="none" w:sz="0" w:space="0" w:color="000000"/>
-              <w:right w:val="none" w:sz="0" w:space="0" w:color="000000"/>
-            </w:tcBorders>
-            <w:shd w:val="clear" w:color="auto" w:fill="FFFFFF"/>
-            <w:tcMar>
-              <w:top w:w="0" w:type="dxa"/>
-              <w:bottom w:w="0" w:type="dxa"/>
-              <w:left w:w="0" w:type="dxa"/>
-              <w:right w:w="0" w:type="dxa"/>
-            </w:tcMar>
-            <w:vAlign w:val="top"/>
-          </w:tcPr>
-          <w:p>
-            <w:pPr>
-              <w:pStyle w:val="Normal"/>
-              <w:jc w:val="center"/>
-              <w:pBdr>
-                <w:bottom w:val="none" w:sz="0" w:space="0" w:color="000000"/>
-                <w:top w:val="none" w:sz="0" w:space="0" w:color="000000"/>
-                <w:left w:val="none" w:sz="0" w:space="0" w:color="000000"/>
-                <w:right w:val="none" w:sz="0" w:space="0" w:color="000000"/>
-              </w:pBdr>
-              <w:spacing w:after="60" w:before="60" w:line="240"/>
-              <w:ind w:left="100" w:right="100" w:firstLine="0" w:firstLineChars="0"/>
-              <w:rPr>
-                <w:rFonts w:ascii="Aptos" w:hAnsi="Aptos" w:eastAsia="Aptos" w:cs="Aptos"/>
-                <w:i w:val="false"/>
-                <w:b w:val="false"/>
-                <w:u w:val="none"/>
-                <w:strike w:val="false"/>
-                <w:sz w:val="16"/>
-                <w:szCs w:val="16"/>
-                <w:color w:val="333333"/>
-              </w:rPr>
-            </w:pPr>
-            <w:r>
-              <w:rPr>
-                <w:rFonts w:ascii="Aptos" w:hAnsi="Aptos" w:eastAsia="Aptos" w:cs="Aptos"/>
-                <w:i w:val="false"/>
-                <w:b w:val="false"/>
-                <w:u w:val="none"/>
-                <w:strike w:val="false"/>
-                <w:sz w:val="16"/>
-                <w:szCs w:val="16"/>
-                <w:color w:val="333333"/>
-              </w:rPr>
-              <w:t xml:space="preserve"/>
-            </w:r>
-          </w:p>
-        </w:tc>
-        <w:tc>
-          <w:tcPr>
-            <w:tcBorders>
-              <w:bottom w:val="none" w:sz="0" w:space="0" w:color="000000"/>
-              <w:top w:val="none" w:sz="0" w:space="0" w:color="000000"/>
-              <w:left w:val="none" w:sz="0" w:space="0" w:color="000000"/>
-              <w:right w:val="none" w:sz="0" w:space="0" w:color="000000"/>
-            </w:tcBorders>
-            <w:shd w:val="clear" w:color="auto" w:fill="FFFFFF"/>
-            <w:tcMar>
-              <w:top w:w="0" w:type="dxa"/>
-              <w:bottom w:w="0" w:type="dxa"/>
-              <w:left w:w="0" w:type="dxa"/>
-              <w:right w:w="0" w:type="dxa"/>
-            </w:tcMar>
-            <w:vAlign w:val="top"/>
-          </w:tcPr>
-          <w:p>
-            <w:pPr>
-              <w:pStyle w:val="Normal"/>
-              <w:jc w:val="center"/>
-              <w:pBdr>
-                <w:bottom w:val="none" w:sz="0" w:space="0" w:color="000000"/>
-                <w:top w:val="none" w:sz="0" w:space="0" w:color="000000"/>
-                <w:left w:val="none" w:sz="0" w:space="0" w:color="000000"/>
-                <w:right w:val="none" w:sz="0" w:space="0" w:color="000000"/>
-              </w:pBdr>
-              <w:spacing w:after="60" w:before="60" w:line="240"/>
-              <w:ind w:left="100" w:right="100" w:firstLine="0" w:firstLineChars="0"/>
-              <w:rPr>
-                <w:rFonts w:ascii="Aptos" w:hAnsi="Aptos" w:eastAsia="Aptos" w:cs="Aptos"/>
-                <w:i w:val="false"/>
-                <w:b w:val="false"/>
-                <w:u w:val="none"/>
-                <w:strike w:val="false"/>
-                <w:sz w:val="16"/>
-                <w:szCs w:val="16"/>
-                <w:color w:val="333333"/>
-              </w:rPr>
-            </w:pPr>
-            <w:r>
-              <w:rPr>
-                <w:rFonts w:ascii="Aptos" w:hAnsi="Aptos" w:eastAsia="Aptos" w:cs="Aptos"/>
-                <w:i w:val="false"/>
-                <w:b w:val="false"/>
-                <w:u w:val="none"/>
-                <w:strike w:val="false"/>
-                <w:sz w:val="16"/>
-                <w:szCs w:val="16"/>
-                <w:color w:val="333333"/>
-              </w:rPr>
-              <w:t xml:space="preserve"/>
-            </w:r>
-          </w:p>
-        </w:tc>
-        <w:tc>
-          <w:tcPr>
-            <w:tcBorders>
-              <w:bottom w:val="none" w:sz="0" w:space="0" w:color="000000"/>
-              <w:top w:val="none" w:sz="0" w:space="0" w:color="000000"/>
-              <w:left w:val="none" w:sz="0" w:space="0" w:color="000000"/>
-              <w:right w:val="none" w:sz="0" w:space="0" w:color="000000"/>
-            </w:tcBorders>
-            <w:shd w:val="clear" w:color="auto" w:fill="FFFFFF"/>
-            <w:tcMar>
-              <w:top w:w="0" w:type="dxa"/>
-              <w:bottom w:w="0" w:type="dxa"/>
-              <w:left w:w="0" w:type="dxa"/>
-              <w:right w:w="0" w:type="dxa"/>
-            </w:tcMar>
-            <w:vAlign w:val="top"/>
-          </w:tcPr>
-          <w:p>
-            <w:pPr>
-              <w:pStyle w:val="Normal"/>
-              <w:jc w:val="center"/>
-              <w:pBdr>
-                <w:bottom w:val="none" w:sz="0" w:space="0" w:color="000000"/>
-                <w:top w:val="none" w:sz="0" w:space="0" w:color="000000"/>
-                <w:left w:val="none" w:sz="0" w:space="0" w:color="000000"/>
-                <w:right w:val="none" w:sz="0" w:space="0" w:color="000000"/>
-              </w:pBdr>
-              <w:spacing w:after="60" w:before="60" w:line="240"/>
-              <w:ind w:left="100" w:right="100" w:firstLine="0" w:firstLineChars="0"/>
-              <w:rPr>
-                <w:rFonts w:ascii="Aptos" w:hAnsi="Aptos" w:eastAsia="Aptos" w:cs="Aptos"/>
-                <w:i w:val="false"/>
-                <w:b w:val="false"/>
-                <w:u w:val="none"/>
-                <w:strike w:val="false"/>
-                <w:sz w:val="14"/>
-                <w:szCs w:val="14"/>
-                <w:color w:val="333333"/>
-              </w:rPr>
-            </w:pPr>
-            <w:r>
-              <w:rPr>
-                <w:rFonts w:ascii="Aptos" w:hAnsi="Aptos" w:eastAsia="Aptos" w:cs="Aptos"/>
-                <w:i w:val="false"/>
-                <w:b w:val="false"/>
-                <w:u w:val="none"/>
-                <w:strike w:val="false"/>
-                <w:sz w:val="14"/>
-                <w:szCs w:val="14"/>
-                <w:color w:val="333333"/>
-              </w:rPr>
-              <w:t xml:space="preserve">0,68</w:t>
             </w:r>
           </w:p>
         </w:tc>
@@ -2687,7 +2673,7 @@
                 <w:szCs w:val="18"/>
                 <w:color w:val="333333"/>
               </w:rPr>
-              <w:t xml:space="preserve">Pas de complication</w:t>
+              <w:t xml:space="preserve">T3-T4</w:t>
             </w:r>
           </w:p>
         </w:tc>
@@ -2797,7 +2783,7 @@
                 <w:szCs w:val="16"/>
                 <w:color w:val="333333"/>
               </w:rPr>
-              <w:t xml:space="preserve">60 (61,2)</w:t>
+              <w:t xml:space="preserve">15 (15,0)</w:t>
             </w:r>
           </w:p>
         </w:tc>
@@ -2852,7 +2838,7 @@
                 <w:szCs w:val="16"/>
                 <w:color w:val="333333"/>
               </w:rPr>
-              <w:t xml:space="preserve">29 (56,9)</w:t>
+              <w:t xml:space="preserve">10 (19,6)</w:t>
             </w:r>
           </w:p>
         </w:tc>
@@ -2907,7 +2893,7 @@
                 <w:szCs w:val="16"/>
                 <w:color w:val="333333"/>
               </w:rPr>
-              <w:t xml:space="preserve">31 (66,0)</w:t>
+              <w:t xml:space="preserve">5 (10,2)</w:t>
             </w:r>
           </w:p>
         </w:tc>
@@ -2999,7 +2985,7 @@
                 <w:right w:val="none" w:sz="0" w:space="0" w:color="000000"/>
               </w:pBdr>
               <w:spacing w:after="60" w:before="60" w:line="240"/>
-              <w:ind w:left="300" w:right="100" w:firstLine="0" w:firstLineChars="0"/>
+              <w:ind w:left="100" w:right="100" w:firstLine="0" w:firstLineChars="0"/>
               <w:rPr>
                 <w:rFonts w:ascii="Aptos" w:hAnsi="Aptos" w:eastAsia="Aptos" w:cs="Aptos"/>
                 <w:i w:val="false"/>
@@ -3022,7 +3008,7 @@
                 <w:szCs w:val="18"/>
                 <w:color w:val="333333"/>
               </w:rPr>
-              <w:t xml:space="preserve">I</w:t>
+              <w:t xml:space="preserve">Stade N, n (%)</w:t>
             </w:r>
           </w:p>
         </w:tc>
@@ -3077,6 +3063,61 @@
                 <w:szCs w:val="14"/>
                 <w:color w:val="333333"/>
               </w:rPr>
+              <w:t xml:space="preserve">2/1</w:t>
+            </w:r>
+          </w:p>
+        </w:tc>
+        <w:tc>
+          <w:tcPr>
+            <w:tcBorders>
+              <w:bottom w:val="none" w:sz="0" w:space="0" w:color="000000"/>
+              <w:top w:val="none" w:sz="0" w:space="0" w:color="000000"/>
+              <w:left w:val="none" w:sz="0" w:space="0" w:color="000000"/>
+              <w:right w:val="none" w:sz="0" w:space="0" w:color="000000"/>
+            </w:tcBorders>
+            <w:shd w:val="clear" w:color="auto" w:fill="FFFFFF"/>
+            <w:tcMar>
+              <w:top w:w="0" w:type="dxa"/>
+              <w:bottom w:w="0" w:type="dxa"/>
+              <w:left w:w="0" w:type="dxa"/>
+              <w:right w:w="0" w:type="dxa"/>
+            </w:tcMar>
+            <w:vAlign w:val="top"/>
+          </w:tcPr>
+          <w:p>
+            <w:pPr>
+              <w:pStyle w:val="Normal"/>
+              <w:jc w:val="center"/>
+              <w:pBdr>
+                <w:bottom w:val="none" w:sz="0" w:space="0" w:color="000000"/>
+                <w:top w:val="none" w:sz="0" w:space="0" w:color="000000"/>
+                <w:left w:val="none" w:sz="0" w:space="0" w:color="000000"/>
+                <w:right w:val="none" w:sz="0" w:space="0" w:color="000000"/>
+              </w:pBdr>
+              <w:spacing w:after="60" w:before="60" w:line="240"/>
+              <w:ind w:left="100" w:right="100" w:firstLine="0" w:firstLineChars="0"/>
+              <w:rPr>
+                <w:rFonts w:ascii="Aptos" w:hAnsi="Aptos" w:eastAsia="Aptos" w:cs="Aptos"/>
+                <w:i w:val="false"/>
+                <w:b w:val="false"/>
+                <w:u w:val="none"/>
+                <w:strike w:val="false"/>
+                <w:sz w:val="16"/>
+                <w:szCs w:val="16"/>
+                <w:color w:val="333333"/>
+              </w:rPr>
+            </w:pPr>
+            <w:r>
+              <w:rPr>
+                <w:rFonts w:ascii="Aptos" w:hAnsi="Aptos" w:eastAsia="Aptos" w:cs="Aptos"/>
+                <w:i w:val="false"/>
+                <w:b w:val="false"/>
+                <w:u w:val="none"/>
+                <w:strike w:val="false"/>
+                <w:sz w:val="16"/>
+                <w:szCs w:val="16"/>
+                <w:color w:val="333333"/>
+              </w:rPr>
               <w:t xml:space="preserve"/>
             </w:r>
           </w:p>
@@ -3132,7 +3173,7 @@
                 <w:szCs w:val="16"/>
                 <w:color w:val="333333"/>
               </w:rPr>
-              <w:t xml:space="preserve">12 (12,2)</w:t>
+              <w:t xml:space="preserve"/>
             </w:r>
           </w:p>
         </w:tc>
@@ -3187,7 +3228,7 @@
                 <w:szCs w:val="16"/>
                 <w:color w:val="333333"/>
               </w:rPr>
-              <w:t xml:space="preserve">6 (11,8)</w:t>
+              <w:t xml:space="preserve"/>
             </w:r>
           </w:p>
         </w:tc>
@@ -3226,78 +3267,23 @@
                 <w:b w:val="false"/>
                 <w:u w:val="none"/>
                 <w:strike w:val="false"/>
-                <w:sz w:val="16"/>
-                <w:szCs w:val="16"/>
-                <w:color w:val="333333"/>
-              </w:rPr>
-            </w:pPr>
-            <w:r>
-              <w:rPr>
-                <w:rFonts w:ascii="Aptos" w:hAnsi="Aptos" w:eastAsia="Aptos" w:cs="Aptos"/>
-                <w:i w:val="false"/>
-                <w:b w:val="false"/>
-                <w:u w:val="none"/>
-                <w:strike w:val="false"/>
-                <w:sz w:val="16"/>
-                <w:szCs w:val="16"/>
-                <w:color w:val="333333"/>
-              </w:rPr>
-              <w:t xml:space="preserve">6 (12,8)</w:t>
-            </w:r>
-          </w:p>
-        </w:tc>
-        <w:tc>
-          <w:tcPr>
-            <w:tcBorders>
-              <w:bottom w:val="none" w:sz="0" w:space="0" w:color="000000"/>
-              <w:top w:val="none" w:sz="0" w:space="0" w:color="000000"/>
-              <w:left w:val="none" w:sz="0" w:space="0" w:color="000000"/>
-              <w:right w:val="none" w:sz="0" w:space="0" w:color="000000"/>
-            </w:tcBorders>
-            <w:shd w:val="clear" w:color="auto" w:fill="FFFFFF"/>
-            <w:tcMar>
-              <w:top w:w="0" w:type="dxa"/>
-              <w:bottom w:w="0" w:type="dxa"/>
-              <w:left w:w="0" w:type="dxa"/>
-              <w:right w:w="0" w:type="dxa"/>
-            </w:tcMar>
-            <w:vAlign w:val="top"/>
-          </w:tcPr>
-          <w:p>
-            <w:pPr>
-              <w:pStyle w:val="Normal"/>
-              <w:jc w:val="center"/>
-              <w:pBdr>
-                <w:bottom w:val="none" w:sz="0" w:space="0" w:color="000000"/>
-                <w:top w:val="none" w:sz="0" w:space="0" w:color="000000"/>
-                <w:left w:val="none" w:sz="0" w:space="0" w:color="000000"/>
-                <w:right w:val="none" w:sz="0" w:space="0" w:color="000000"/>
-              </w:pBdr>
-              <w:spacing w:after="60" w:before="60" w:line="240"/>
-              <w:ind w:left="100" w:right="100" w:firstLine="0" w:firstLineChars="0"/>
-              <w:rPr>
-                <w:rFonts w:ascii="Aptos" w:hAnsi="Aptos" w:eastAsia="Aptos" w:cs="Aptos"/>
-                <w:i w:val="false"/>
-                <w:b w:val="false"/>
-                <w:u w:val="none"/>
-                <w:strike w:val="false"/>
-                <w:sz w:val="14"/>
-                <w:szCs w:val="14"/>
-                <w:color w:val="333333"/>
-              </w:rPr>
-            </w:pPr>
-            <w:r>
-              <w:rPr>
-                <w:rFonts w:ascii="Aptos" w:hAnsi="Aptos" w:eastAsia="Aptos" w:cs="Aptos"/>
-                <w:i w:val="false"/>
-                <w:b w:val="false"/>
-                <w:u w:val="none"/>
-                <w:strike w:val="false"/>
-                <w:sz w:val="14"/>
-                <w:szCs w:val="14"/>
-                <w:color w:val="333333"/>
-              </w:rPr>
-              <w:t xml:space="preserve"/>
+                <w:sz w:val="14"/>
+                <w:szCs w:val="14"/>
+                <w:color w:val="333333"/>
+              </w:rPr>
+            </w:pPr>
+            <w:r>
+              <w:rPr>
+                <w:rFonts w:ascii="Aptos" w:hAnsi="Aptos" w:eastAsia="Aptos" w:cs="Aptos"/>
+                <w:i w:val="false"/>
+                <w:b w:val="false"/>
+                <w:u w:val="none"/>
+                <w:strike w:val="false"/>
+                <w:sz w:val="14"/>
+                <w:szCs w:val="14"/>
+                <w:color w:val="333333"/>
+              </w:rPr>
+              <w:t xml:space="preserve">0,48</w:t>
             </w:r>
           </w:p>
         </w:tc>
@@ -3357,7 +3343,7 @@
                 <w:szCs w:val="18"/>
                 <w:color w:val="333333"/>
               </w:rPr>
-              <w:t xml:space="preserve">II</w:t>
+              <w:t xml:space="preserve">N0</w:t>
             </w:r>
           </w:p>
         </w:tc>
@@ -3467,7 +3453,7 @@
                 <w:szCs w:val="16"/>
                 <w:color w:val="333333"/>
               </w:rPr>
-              <w:t xml:space="preserve">12 (12,2)</w:t>
+              <w:t xml:space="preserve">29 (29,0)</w:t>
             </w:r>
           </w:p>
         </w:tc>
@@ -3522,7 +3508,7 @@
                 <w:szCs w:val="16"/>
                 <w:color w:val="333333"/>
               </w:rPr>
-              <w:t xml:space="preserve">8 (15,7)</w:t>
+              <w:t xml:space="preserve">13 (25,5)</w:t>
             </w:r>
           </w:p>
         </w:tc>
@@ -3577,7 +3563,7 @@
                 <w:szCs w:val="16"/>
                 <w:color w:val="333333"/>
               </w:rPr>
-              <w:t xml:space="preserve">4 (8,5)</w:t>
+              <w:t xml:space="preserve">16 (32,7)</w:t>
             </w:r>
           </w:p>
         </w:tc>
@@ -3692,7 +3678,7 @@
                 <w:szCs w:val="18"/>
                 <w:color w:val="333333"/>
               </w:rPr>
-              <w:t xml:space="preserve">III-IV-V</w:t>
+              <w:t xml:space="preserve">N1</w:t>
             </w:r>
           </w:p>
         </w:tc>
@@ -3802,7 +3788,7 @@
                 <w:szCs w:val="16"/>
                 <w:color w:val="333333"/>
               </w:rPr>
-              <w:t xml:space="preserve">14 (14,3)</w:t>
+              <w:t xml:space="preserve">49 (49,0)</w:t>
             </w:r>
           </w:p>
         </w:tc>
@@ -3857,7 +3843,7 @@
                 <w:szCs w:val="16"/>
                 <w:color w:val="333333"/>
               </w:rPr>
-              <w:t xml:space="preserve">8 (15,7)</w:t>
+              <w:t xml:space="preserve">28 (54,9)</w:t>
             </w:r>
           </w:p>
         </w:tc>
@@ -3912,7 +3898,7 @@
                 <w:szCs w:val="16"/>
                 <w:color w:val="333333"/>
               </w:rPr>
-              <w:t xml:space="preserve">6 (12,8)</w:t>
+              <w:t xml:space="preserve">21 (42,9)</w:t>
             </w:r>
           </w:p>
         </w:tc>
@@ -4004,7 +3990,7 @@
                 <w:right w:val="none" w:sz="0" w:space="0" w:color="000000"/>
               </w:pBdr>
               <w:spacing w:after="60" w:before="60" w:line="240"/>
-              <w:ind w:left="100" w:right="100" w:firstLine="0" w:firstLineChars="0"/>
+              <w:ind w:left="300" w:right="100" w:firstLine="0" w:firstLineChars="0"/>
               <w:rPr>
                 <w:rFonts w:ascii="Aptos" w:hAnsi="Aptos" w:eastAsia="Aptos" w:cs="Aptos"/>
                 <w:i w:val="false"/>
@@ -4027,7 +4013,7 @@
                 <w:szCs w:val="18"/>
                 <w:color w:val="333333"/>
               </w:rPr>
-              <w:t xml:space="preserve">Résection chirurgicale, n (%)</w:t>
+              <w:t xml:space="preserve">N2</w:t>
             </w:r>
           </w:p>
         </w:tc>
@@ -4082,7 +4068,7 @@
                 <w:szCs w:val="14"/>
                 <w:color w:val="333333"/>
               </w:rPr>
-              <w:t xml:space="preserve">2/6</w:t>
+              <w:t xml:space="preserve"/>
             </w:r>
           </w:p>
         </w:tc>
@@ -4137,172 +4123,172 @@
                 <w:szCs w:val="16"/>
                 <w:color w:val="333333"/>
               </w:rPr>
+              <w:t xml:space="preserve">22 (22,0)</w:t>
+            </w:r>
+          </w:p>
+        </w:tc>
+        <w:tc>
+          <w:tcPr>
+            <w:tcBorders>
+              <w:bottom w:val="none" w:sz="0" w:space="0" w:color="000000"/>
+              <w:top w:val="none" w:sz="0" w:space="0" w:color="000000"/>
+              <w:left w:val="none" w:sz="0" w:space="0" w:color="000000"/>
+              <w:right w:val="none" w:sz="0" w:space="0" w:color="000000"/>
+            </w:tcBorders>
+            <w:shd w:val="clear" w:color="auto" w:fill="F0FAFF"/>
+            <w:tcMar>
+              <w:top w:w="0" w:type="dxa"/>
+              <w:bottom w:w="0" w:type="dxa"/>
+              <w:left w:w="0" w:type="dxa"/>
+              <w:right w:w="0" w:type="dxa"/>
+            </w:tcMar>
+            <w:vAlign w:val="top"/>
+          </w:tcPr>
+          <w:p>
+            <w:pPr>
+              <w:pStyle w:val="Normal"/>
+              <w:jc w:val="center"/>
+              <w:pBdr>
+                <w:bottom w:val="none" w:sz="0" w:space="0" w:color="000000"/>
+                <w:top w:val="none" w:sz="0" w:space="0" w:color="000000"/>
+                <w:left w:val="none" w:sz="0" w:space="0" w:color="000000"/>
+                <w:right w:val="none" w:sz="0" w:space="0" w:color="000000"/>
+              </w:pBdr>
+              <w:spacing w:after="60" w:before="60" w:line="240"/>
+              <w:ind w:left="100" w:right="100" w:firstLine="0" w:firstLineChars="0"/>
+              <w:rPr>
+                <w:rFonts w:ascii="Aptos" w:hAnsi="Aptos" w:eastAsia="Aptos" w:cs="Aptos"/>
+                <w:i w:val="false"/>
+                <w:b w:val="false"/>
+                <w:u w:val="none"/>
+                <w:strike w:val="false"/>
+                <w:sz w:val="16"/>
+                <w:szCs w:val="16"/>
+                <w:color w:val="333333"/>
+              </w:rPr>
+            </w:pPr>
+            <w:r>
+              <w:rPr>
+                <w:rFonts w:ascii="Aptos" w:hAnsi="Aptos" w:eastAsia="Aptos" w:cs="Aptos"/>
+                <w:i w:val="false"/>
+                <w:b w:val="false"/>
+                <w:u w:val="none"/>
+                <w:strike w:val="false"/>
+                <w:sz w:val="16"/>
+                <w:szCs w:val="16"/>
+                <w:color w:val="333333"/>
+              </w:rPr>
+              <w:t xml:space="preserve">10 (19,6)</w:t>
+            </w:r>
+          </w:p>
+        </w:tc>
+        <w:tc>
+          <w:tcPr>
+            <w:tcBorders>
+              <w:bottom w:val="none" w:sz="0" w:space="0" w:color="000000"/>
+              <w:top w:val="none" w:sz="0" w:space="0" w:color="000000"/>
+              <w:left w:val="none" w:sz="0" w:space="0" w:color="000000"/>
+              <w:right w:val="none" w:sz="0" w:space="0" w:color="000000"/>
+            </w:tcBorders>
+            <w:shd w:val="clear" w:color="auto" w:fill="F0FAFF"/>
+            <w:tcMar>
+              <w:top w:w="0" w:type="dxa"/>
+              <w:bottom w:w="0" w:type="dxa"/>
+              <w:left w:w="0" w:type="dxa"/>
+              <w:right w:w="0" w:type="dxa"/>
+            </w:tcMar>
+            <w:vAlign w:val="top"/>
+          </w:tcPr>
+          <w:p>
+            <w:pPr>
+              <w:pStyle w:val="Normal"/>
+              <w:jc w:val="center"/>
+              <w:pBdr>
+                <w:bottom w:val="none" w:sz="0" w:space="0" w:color="000000"/>
+                <w:top w:val="none" w:sz="0" w:space="0" w:color="000000"/>
+                <w:left w:val="none" w:sz="0" w:space="0" w:color="000000"/>
+                <w:right w:val="none" w:sz="0" w:space="0" w:color="000000"/>
+              </w:pBdr>
+              <w:spacing w:after="60" w:before="60" w:line="240"/>
+              <w:ind w:left="100" w:right="100" w:firstLine="0" w:firstLineChars="0"/>
+              <w:rPr>
+                <w:rFonts w:ascii="Aptos" w:hAnsi="Aptos" w:eastAsia="Aptos" w:cs="Aptos"/>
+                <w:i w:val="false"/>
+                <w:b w:val="false"/>
+                <w:u w:val="none"/>
+                <w:strike w:val="false"/>
+                <w:sz w:val="16"/>
+                <w:szCs w:val="16"/>
+                <w:color w:val="333333"/>
+              </w:rPr>
+            </w:pPr>
+            <w:r>
+              <w:rPr>
+                <w:rFonts w:ascii="Aptos" w:hAnsi="Aptos" w:eastAsia="Aptos" w:cs="Aptos"/>
+                <w:i w:val="false"/>
+                <w:b w:val="false"/>
+                <w:u w:val="none"/>
+                <w:strike w:val="false"/>
+                <w:sz w:val="16"/>
+                <w:szCs w:val="16"/>
+                <w:color w:val="333333"/>
+              </w:rPr>
+              <w:t xml:space="preserve">12 (24,5)</w:t>
+            </w:r>
+          </w:p>
+        </w:tc>
+        <w:tc>
+          <w:tcPr>
+            <w:tcBorders>
+              <w:bottom w:val="none" w:sz="0" w:space="0" w:color="000000"/>
+              <w:top w:val="none" w:sz="0" w:space="0" w:color="000000"/>
+              <w:left w:val="none" w:sz="0" w:space="0" w:color="000000"/>
+              <w:right w:val="none" w:sz="0" w:space="0" w:color="000000"/>
+            </w:tcBorders>
+            <w:shd w:val="clear" w:color="auto" w:fill="F0FAFF"/>
+            <w:tcMar>
+              <w:top w:w="0" w:type="dxa"/>
+              <w:bottom w:w="0" w:type="dxa"/>
+              <w:left w:w="0" w:type="dxa"/>
+              <w:right w:w="0" w:type="dxa"/>
+            </w:tcMar>
+            <w:vAlign w:val="top"/>
+          </w:tcPr>
+          <w:p>
+            <w:pPr>
+              <w:pStyle w:val="Normal"/>
+              <w:jc w:val="center"/>
+              <w:pBdr>
+                <w:bottom w:val="none" w:sz="0" w:space="0" w:color="000000"/>
+                <w:top w:val="none" w:sz="0" w:space="0" w:color="000000"/>
+                <w:left w:val="none" w:sz="0" w:space="0" w:color="000000"/>
+                <w:right w:val="none" w:sz="0" w:space="0" w:color="000000"/>
+              </w:pBdr>
+              <w:spacing w:after="60" w:before="60" w:line="240"/>
+              <w:ind w:left="100" w:right="100" w:firstLine="0" w:firstLineChars="0"/>
+              <w:rPr>
+                <w:rFonts w:ascii="Aptos" w:hAnsi="Aptos" w:eastAsia="Aptos" w:cs="Aptos"/>
+                <w:i w:val="false"/>
+                <w:b w:val="false"/>
+                <w:u w:val="none"/>
+                <w:strike w:val="false"/>
+                <w:sz w:val="14"/>
+                <w:szCs w:val="14"/>
+                <w:color w:val="333333"/>
+              </w:rPr>
+            </w:pPr>
+            <w:r>
+              <w:rPr>
+                <w:rFonts w:ascii="Aptos" w:hAnsi="Aptos" w:eastAsia="Aptos" w:cs="Aptos"/>
+                <w:i w:val="false"/>
+                <w:b w:val="false"/>
+                <w:u w:val="none"/>
+                <w:strike w:val="false"/>
+                <w:sz w:val="14"/>
+                <w:szCs w:val="14"/>
+                <w:color w:val="333333"/>
+              </w:rPr>
               <w:t xml:space="preserve"/>
-            </w:r>
-          </w:p>
-        </w:tc>
-        <w:tc>
-          <w:tcPr>
-            <w:tcBorders>
-              <w:bottom w:val="none" w:sz="0" w:space="0" w:color="000000"/>
-              <w:top w:val="none" w:sz="0" w:space="0" w:color="000000"/>
-              <w:left w:val="none" w:sz="0" w:space="0" w:color="000000"/>
-              <w:right w:val="none" w:sz="0" w:space="0" w:color="000000"/>
-            </w:tcBorders>
-            <w:shd w:val="clear" w:color="auto" w:fill="F0FAFF"/>
-            <w:tcMar>
-              <w:top w:w="0" w:type="dxa"/>
-              <w:bottom w:w="0" w:type="dxa"/>
-              <w:left w:w="0" w:type="dxa"/>
-              <w:right w:w="0" w:type="dxa"/>
-            </w:tcMar>
-            <w:vAlign w:val="top"/>
-          </w:tcPr>
-          <w:p>
-            <w:pPr>
-              <w:pStyle w:val="Normal"/>
-              <w:jc w:val="center"/>
-              <w:pBdr>
-                <w:bottom w:val="none" w:sz="0" w:space="0" w:color="000000"/>
-                <w:top w:val="none" w:sz="0" w:space="0" w:color="000000"/>
-                <w:left w:val="none" w:sz="0" w:space="0" w:color="000000"/>
-                <w:right w:val="none" w:sz="0" w:space="0" w:color="000000"/>
-              </w:pBdr>
-              <w:spacing w:after="60" w:before="60" w:line="240"/>
-              <w:ind w:left="100" w:right="100" w:firstLine="0" w:firstLineChars="0"/>
-              <w:rPr>
-                <w:rFonts w:ascii="Aptos" w:hAnsi="Aptos" w:eastAsia="Aptos" w:cs="Aptos"/>
-                <w:i w:val="false"/>
-                <w:b w:val="false"/>
-                <w:u w:val="none"/>
-                <w:strike w:val="false"/>
-                <w:sz w:val="16"/>
-                <w:szCs w:val="16"/>
-                <w:color w:val="333333"/>
-              </w:rPr>
-            </w:pPr>
-            <w:r>
-              <w:rPr>
-                <w:rFonts w:ascii="Aptos" w:hAnsi="Aptos" w:eastAsia="Aptos" w:cs="Aptos"/>
-                <w:i w:val="false"/>
-                <w:b w:val="false"/>
-                <w:u w:val="none"/>
-                <w:strike w:val="false"/>
-                <w:sz w:val="16"/>
-                <w:szCs w:val="16"/>
-                <w:color w:val="333333"/>
-              </w:rPr>
-              <w:t xml:space="preserve"/>
-            </w:r>
-          </w:p>
-        </w:tc>
-        <w:tc>
-          <w:tcPr>
-            <w:tcBorders>
-              <w:bottom w:val="none" w:sz="0" w:space="0" w:color="000000"/>
-              <w:top w:val="none" w:sz="0" w:space="0" w:color="000000"/>
-              <w:left w:val="none" w:sz="0" w:space="0" w:color="000000"/>
-              <w:right w:val="none" w:sz="0" w:space="0" w:color="000000"/>
-            </w:tcBorders>
-            <w:shd w:val="clear" w:color="auto" w:fill="F0FAFF"/>
-            <w:tcMar>
-              <w:top w:w="0" w:type="dxa"/>
-              <w:bottom w:w="0" w:type="dxa"/>
-              <w:left w:w="0" w:type="dxa"/>
-              <w:right w:w="0" w:type="dxa"/>
-            </w:tcMar>
-            <w:vAlign w:val="top"/>
-          </w:tcPr>
-          <w:p>
-            <w:pPr>
-              <w:pStyle w:val="Normal"/>
-              <w:jc w:val="center"/>
-              <w:pBdr>
-                <w:bottom w:val="none" w:sz="0" w:space="0" w:color="000000"/>
-                <w:top w:val="none" w:sz="0" w:space="0" w:color="000000"/>
-                <w:left w:val="none" w:sz="0" w:space="0" w:color="000000"/>
-                <w:right w:val="none" w:sz="0" w:space="0" w:color="000000"/>
-              </w:pBdr>
-              <w:spacing w:after="60" w:before="60" w:line="240"/>
-              <w:ind w:left="100" w:right="100" w:firstLine="0" w:firstLineChars="0"/>
-              <w:rPr>
-                <w:rFonts w:ascii="Aptos" w:hAnsi="Aptos" w:eastAsia="Aptos" w:cs="Aptos"/>
-                <w:i w:val="false"/>
-                <w:b w:val="false"/>
-                <w:u w:val="none"/>
-                <w:strike w:val="false"/>
-                <w:sz w:val="16"/>
-                <w:szCs w:val="16"/>
-                <w:color w:val="333333"/>
-              </w:rPr>
-            </w:pPr>
-            <w:r>
-              <w:rPr>
-                <w:rFonts w:ascii="Aptos" w:hAnsi="Aptos" w:eastAsia="Aptos" w:cs="Aptos"/>
-                <w:i w:val="false"/>
-                <w:b w:val="false"/>
-                <w:u w:val="none"/>
-                <w:strike w:val="false"/>
-                <w:sz w:val="16"/>
-                <w:szCs w:val="16"/>
-                <w:color w:val="333333"/>
-              </w:rPr>
-              <w:t xml:space="preserve"/>
-            </w:r>
-          </w:p>
-        </w:tc>
-        <w:tc>
-          <w:tcPr>
-            <w:tcBorders>
-              <w:bottom w:val="none" w:sz="0" w:space="0" w:color="000000"/>
-              <w:top w:val="none" w:sz="0" w:space="0" w:color="000000"/>
-              <w:left w:val="none" w:sz="0" w:space="0" w:color="000000"/>
-              <w:right w:val="none" w:sz="0" w:space="0" w:color="000000"/>
-            </w:tcBorders>
-            <w:shd w:val="clear" w:color="auto" w:fill="F0FAFF"/>
-            <w:tcMar>
-              <w:top w:w="0" w:type="dxa"/>
-              <w:bottom w:w="0" w:type="dxa"/>
-              <w:left w:w="0" w:type="dxa"/>
-              <w:right w:w="0" w:type="dxa"/>
-            </w:tcMar>
-            <w:vAlign w:val="top"/>
-          </w:tcPr>
-          <w:p>
-            <w:pPr>
-              <w:pStyle w:val="Normal"/>
-              <w:jc w:val="center"/>
-              <w:pBdr>
-                <w:bottom w:val="none" w:sz="0" w:space="0" w:color="000000"/>
-                <w:top w:val="none" w:sz="0" w:space="0" w:color="000000"/>
-                <w:left w:val="none" w:sz="0" w:space="0" w:color="000000"/>
-                <w:right w:val="none" w:sz="0" w:space="0" w:color="000000"/>
-              </w:pBdr>
-              <w:spacing w:after="60" w:before="60" w:line="240"/>
-              <w:ind w:left="100" w:right="100" w:firstLine="0" w:firstLineChars="0"/>
-              <w:rPr>
-                <w:rFonts w:ascii="Aptos" w:hAnsi="Aptos" w:eastAsia="Aptos" w:cs="Aptos"/>
-                <w:i w:val="false"/>
-                <w:b w:val="false"/>
-                <w:u w:val="none"/>
-                <w:strike w:val="false"/>
-                <w:sz w:val="14"/>
-                <w:szCs w:val="14"/>
-                <w:color w:val="333333"/>
-              </w:rPr>
-            </w:pPr>
-            <w:r>
-              <w:rPr>
-                <w:rFonts w:ascii="Aptos" w:hAnsi="Aptos" w:eastAsia="Aptos" w:cs="Aptos"/>
-                <w:i w:val="false"/>
-                <w:b w:val="false"/>
-                <w:u w:val="none"/>
-                <w:strike w:val="false"/>
-                <w:sz w:val="14"/>
-                <w:szCs w:val="14"/>
-                <w:color w:val="333333"/>
-              </w:rPr>
-              <w:t xml:space="preserve">0,82</w:t>
             </w:r>
           </w:p>
         </w:tc>
@@ -4339,7 +4325,7 @@
                 <w:right w:val="none" w:sz="0" w:space="0" w:color="000000"/>
               </w:pBdr>
               <w:spacing w:after="60" w:before="60" w:line="240"/>
-              <w:ind w:left="300" w:right="100" w:firstLine="0" w:firstLineChars="0"/>
+              <w:ind w:left="100" w:right="100" w:firstLine="0" w:firstLineChars="0"/>
               <w:rPr>
                 <w:rFonts w:ascii="Aptos" w:hAnsi="Aptos" w:eastAsia="Aptos" w:cs="Aptos"/>
                 <w:i w:val="false"/>
@@ -4362,7 +4348,7 @@
                 <w:szCs w:val="18"/>
                 <w:color w:val="333333"/>
               </w:rPr>
-              <w:t xml:space="preserve">R0</w:t>
+              <w:t xml:space="preserve">Durée d'hospitalisation, jours, médiane (IQR)</w:t>
             </w:r>
           </w:p>
         </w:tc>
@@ -4417,7 +4403,7 @@
                 <w:szCs w:val="14"/>
                 <w:color w:val="333333"/>
               </w:rPr>
-              <w:t xml:space="preserve"/>
+              <w:t xml:space="preserve">3/2</w:t>
             </w:r>
           </w:p>
         </w:tc>
@@ -4472,7 +4458,7 @@
                 <w:szCs w:val="16"/>
                 <w:color w:val="333333"/>
               </w:rPr>
-              <w:t xml:space="preserve">68 (71,6)</w:t>
+              <w:t xml:space="preserve">16,0 (12,0—23,0)</w:t>
             </w:r>
           </w:p>
         </w:tc>
@@ -4527,7 +4513,7 @@
                 <w:szCs w:val="16"/>
                 <w:color w:val="333333"/>
               </w:rPr>
-              <w:t xml:space="preserve">36 (70,6)</w:t>
+              <w:t xml:space="preserve">16,5 (12,0—21,0)</w:t>
             </w:r>
           </w:p>
         </w:tc>
@@ -4582,7 +4568,7 @@
                 <w:szCs w:val="16"/>
                 <w:color w:val="333333"/>
               </w:rPr>
-              <w:t xml:space="preserve">32 (72,7)</w:t>
+              <w:t xml:space="preserve">15,0 (12,0—23,0)</w:t>
             </w:r>
           </w:p>
         </w:tc>
@@ -4637,7 +4623,7 @@
                 <w:szCs w:val="14"/>
                 <w:color w:val="333333"/>
               </w:rPr>
-              <w:t xml:space="preserve"/>
+              <w:t xml:space="preserve">0,75</w:t>
             </w:r>
           </w:p>
         </w:tc>
@@ -4674,7 +4660,7 @@
                 <w:right w:val="none" w:sz="0" w:space="0" w:color="000000"/>
               </w:pBdr>
               <w:spacing w:after="60" w:before="60" w:line="240"/>
-              <w:ind w:left="300" w:right="100" w:firstLine="0" w:firstLineChars="0"/>
+              <w:ind w:left="100" w:right="100" w:firstLine="0" w:firstLineChars="0"/>
               <w:rPr>
                 <w:rFonts w:ascii="Aptos" w:hAnsi="Aptos" w:eastAsia="Aptos" w:cs="Aptos"/>
                 <w:i w:val="false"/>
@@ -4697,7 +4683,21 @@
                 <w:szCs w:val="18"/>
                 <w:color w:val="333333"/>
               </w:rPr>
-              <w:t xml:space="preserve">R1</w:t>
+              <w:t xml:space="preserve">Complication post-opératoire, n (%)</w:t>
+            </w:r>
+            <w:r>
+              <w:rPr>
+                <w:rFonts w:ascii="Aptos" w:hAnsi="Aptos" w:eastAsia="Aptos" w:cs="Aptos"/>
+                <w:i w:val="false"/>
+                <w:b w:val="false"/>
+                <w:u w:val="none"/>
+                <w:strike w:val="false"/>
+                <w:vertAlign w:val="superscript"/>
+                <w:sz w:val="18"/>
+                <w:szCs w:val="18"/>
+                <w:color w:val="333333"/>
+              </w:rPr>
+              <w:t xml:space="preserve">2</w:t>
             </w:r>
           </w:p>
         </w:tc>
@@ -4752,6 +4752,61 @@
                 <w:szCs w:val="14"/>
                 <w:color w:val="333333"/>
               </w:rPr>
+              <w:t xml:space="preserve">2/3</w:t>
+            </w:r>
+          </w:p>
+        </w:tc>
+        <w:tc>
+          <w:tcPr>
+            <w:tcBorders>
+              <w:bottom w:val="none" w:sz="0" w:space="0" w:color="000000"/>
+              <w:top w:val="none" w:sz="0" w:space="0" w:color="000000"/>
+              <w:left w:val="none" w:sz="0" w:space="0" w:color="000000"/>
+              <w:right w:val="none" w:sz="0" w:space="0" w:color="000000"/>
+            </w:tcBorders>
+            <w:shd w:val="clear" w:color="auto" w:fill="F0FAFF"/>
+            <w:tcMar>
+              <w:top w:w="0" w:type="dxa"/>
+              <w:bottom w:w="0" w:type="dxa"/>
+              <w:left w:w="0" w:type="dxa"/>
+              <w:right w:w="0" w:type="dxa"/>
+            </w:tcMar>
+            <w:vAlign w:val="top"/>
+          </w:tcPr>
+          <w:p>
+            <w:pPr>
+              <w:pStyle w:val="Normal"/>
+              <w:jc w:val="center"/>
+              <w:pBdr>
+                <w:bottom w:val="none" w:sz="0" w:space="0" w:color="000000"/>
+                <w:top w:val="none" w:sz="0" w:space="0" w:color="000000"/>
+                <w:left w:val="none" w:sz="0" w:space="0" w:color="000000"/>
+                <w:right w:val="none" w:sz="0" w:space="0" w:color="000000"/>
+              </w:pBdr>
+              <w:spacing w:after="60" w:before="60" w:line="240"/>
+              <w:ind w:left="100" w:right="100" w:firstLine="0" w:firstLineChars="0"/>
+              <w:rPr>
+                <w:rFonts w:ascii="Aptos" w:hAnsi="Aptos" w:eastAsia="Aptos" w:cs="Aptos"/>
+                <w:i w:val="false"/>
+                <w:b w:val="false"/>
+                <w:u w:val="none"/>
+                <w:strike w:val="false"/>
+                <w:sz w:val="16"/>
+                <w:szCs w:val="16"/>
+                <w:color w:val="333333"/>
+              </w:rPr>
+            </w:pPr>
+            <w:r>
+              <w:rPr>
+                <w:rFonts w:ascii="Aptos" w:hAnsi="Aptos" w:eastAsia="Aptos" w:cs="Aptos"/>
+                <w:i w:val="false"/>
+                <w:b w:val="false"/>
+                <w:u w:val="none"/>
+                <w:strike w:val="false"/>
+                <w:sz w:val="16"/>
+                <w:szCs w:val="16"/>
+                <w:color w:val="333333"/>
+              </w:rPr>
               <w:t xml:space="preserve"/>
             </w:r>
           </w:p>
@@ -4807,7 +4862,7 @@
                 <w:szCs w:val="16"/>
                 <w:color w:val="333333"/>
               </w:rPr>
-              <w:t xml:space="preserve">27 (28,4)</w:t>
+              <w:t xml:space="preserve"/>
             </w:r>
           </w:p>
         </w:tc>
@@ -4862,7 +4917,7 @@
                 <w:szCs w:val="16"/>
                 <w:color w:val="333333"/>
               </w:rPr>
-              <w:t xml:space="preserve">15 (29,4)</w:t>
+              <w:t xml:space="preserve"/>
             </w:r>
           </w:p>
         </w:tc>
@@ -4901,78 +4956,23 @@
                 <w:b w:val="false"/>
                 <w:u w:val="none"/>
                 <w:strike w:val="false"/>
-                <w:sz w:val="16"/>
-                <w:szCs w:val="16"/>
-                <w:color w:val="333333"/>
-              </w:rPr>
-            </w:pPr>
-            <w:r>
-              <w:rPr>
-                <w:rFonts w:ascii="Aptos" w:hAnsi="Aptos" w:eastAsia="Aptos" w:cs="Aptos"/>
-                <w:i w:val="false"/>
-                <w:b w:val="false"/>
-                <w:u w:val="none"/>
-                <w:strike w:val="false"/>
-                <w:sz w:val="16"/>
-                <w:szCs w:val="16"/>
-                <w:color w:val="333333"/>
-              </w:rPr>
-              <w:t xml:space="preserve">12 (27,3)</w:t>
-            </w:r>
-          </w:p>
-        </w:tc>
-        <w:tc>
-          <w:tcPr>
-            <w:tcBorders>
-              <w:bottom w:val="none" w:sz="0" w:space="0" w:color="000000"/>
-              <w:top w:val="none" w:sz="0" w:space="0" w:color="000000"/>
-              <w:left w:val="none" w:sz="0" w:space="0" w:color="000000"/>
-              <w:right w:val="none" w:sz="0" w:space="0" w:color="000000"/>
-            </w:tcBorders>
-            <w:shd w:val="clear" w:color="auto" w:fill="F0FAFF"/>
-            <w:tcMar>
-              <w:top w:w="0" w:type="dxa"/>
-              <w:bottom w:w="0" w:type="dxa"/>
-              <w:left w:w="0" w:type="dxa"/>
-              <w:right w:w="0" w:type="dxa"/>
-            </w:tcMar>
-            <w:vAlign w:val="top"/>
-          </w:tcPr>
-          <w:p>
-            <w:pPr>
-              <w:pStyle w:val="Normal"/>
-              <w:jc w:val="center"/>
-              <w:pBdr>
-                <w:bottom w:val="none" w:sz="0" w:space="0" w:color="000000"/>
-                <w:top w:val="none" w:sz="0" w:space="0" w:color="000000"/>
-                <w:left w:val="none" w:sz="0" w:space="0" w:color="000000"/>
-                <w:right w:val="none" w:sz="0" w:space="0" w:color="000000"/>
-              </w:pBdr>
-              <w:spacing w:after="60" w:before="60" w:line="240"/>
-              <w:ind w:left="100" w:right="100" w:firstLine="0" w:firstLineChars="0"/>
-              <w:rPr>
-                <w:rFonts w:ascii="Aptos" w:hAnsi="Aptos" w:eastAsia="Aptos" w:cs="Aptos"/>
-                <w:i w:val="false"/>
-                <w:b w:val="false"/>
-                <w:u w:val="none"/>
-                <w:strike w:val="false"/>
-                <w:sz w:val="14"/>
-                <w:szCs w:val="14"/>
-                <w:color w:val="333333"/>
-              </w:rPr>
-            </w:pPr>
-            <w:r>
-              <w:rPr>
-                <w:rFonts w:ascii="Aptos" w:hAnsi="Aptos" w:eastAsia="Aptos" w:cs="Aptos"/>
-                <w:i w:val="false"/>
-                <w:b w:val="false"/>
-                <w:u w:val="none"/>
-                <w:strike w:val="false"/>
-                <w:sz w:val="14"/>
-                <w:szCs w:val="14"/>
-                <w:color w:val="333333"/>
-              </w:rPr>
-              <w:t xml:space="preserve"/>
+                <w:sz w:val="14"/>
+                <w:szCs w:val="14"/>
+                <w:color w:val="333333"/>
+              </w:rPr>
+            </w:pPr>
+            <w:r>
+              <w:rPr>
+                <w:rFonts w:ascii="Aptos" w:hAnsi="Aptos" w:eastAsia="Aptos" w:cs="Aptos"/>
+                <w:i w:val="false"/>
+                <w:b w:val="false"/>
+                <w:u w:val="none"/>
+                <w:strike w:val="false"/>
+                <w:sz w:val="14"/>
+                <w:szCs w:val="14"/>
+                <w:color w:val="333333"/>
+              </w:rPr>
+              <w:t xml:space="preserve">0,68</w:t>
             </w:r>
           </w:p>
         </w:tc>
@@ -5009,7 +5009,7 @@
                 <w:right w:val="none" w:sz="0" w:space="0" w:color="000000"/>
               </w:pBdr>
               <w:spacing w:after="60" w:before="60" w:line="240"/>
-              <w:ind w:left="100" w:right="100" w:firstLine="0" w:firstLineChars="0"/>
+              <w:ind w:left="300" w:right="100" w:firstLine="0" w:firstLineChars="0"/>
               <w:rPr>
                 <w:rFonts w:ascii="Aptos" w:hAnsi="Aptos" w:eastAsia="Aptos" w:cs="Aptos"/>
                 <w:i w:val="false"/>
@@ -5032,7 +5032,7 @@
                 <w:szCs w:val="18"/>
                 <w:color w:val="333333"/>
               </w:rPr>
-              <w:t xml:space="preserve">Type de récidive</w:t>
+              <w:t xml:space="preserve">Pas de complication</w:t>
             </w:r>
           </w:p>
         </w:tc>
@@ -5142,7 +5142,7 @@
                 <w:szCs w:val="16"/>
                 <w:color w:val="333333"/>
               </w:rPr>
-              <w:t xml:space="preserve"/>
+              <w:t xml:space="preserve">60 (61,2)</w:t>
             </w:r>
           </w:p>
         </w:tc>
@@ -5197,7 +5197,7 @@
                 <w:szCs w:val="16"/>
                 <w:color w:val="333333"/>
               </w:rPr>
-              <w:t xml:space="preserve"/>
+              <w:t xml:space="preserve">29 (56,9)</w:t>
             </w:r>
           </w:p>
         </w:tc>
@@ -5252,7 +5252,7 @@
                 <w:szCs w:val="16"/>
                 <w:color w:val="333333"/>
               </w:rPr>
-              <w:t xml:space="preserve"/>
+              <w:t xml:space="preserve">31 (66,0)</w:t>
             </w:r>
           </w:p>
         </w:tc>
@@ -5367,7 +5367,7 @@
                 <w:szCs w:val="18"/>
                 <w:color w:val="333333"/>
               </w:rPr>
-              <w:t xml:space="preserve">Aucune, n (%)</w:t>
+              <w:t xml:space="preserve">I</w:t>
             </w:r>
           </w:p>
         </w:tc>
@@ -5477,7 +5477,7 @@
                 <w:szCs w:val="16"/>
                 <w:color w:val="333333"/>
               </w:rPr>
-              <w:t xml:space="preserve">46 (44,7)</w:t>
+              <w:t xml:space="preserve">12 (12,2)</w:t>
             </w:r>
           </w:p>
         </w:tc>
@@ -5532,7 +5532,7 @@
                 <w:szCs w:val="16"/>
                 <w:color w:val="333333"/>
               </w:rPr>
-              <w:t xml:space="preserve">27 (50,9)</w:t>
+              <w:t xml:space="preserve">6 (11,8)</w:t>
             </w:r>
           </w:p>
         </w:tc>
@@ -5587,7 +5587,7 @@
                 <w:szCs w:val="16"/>
                 <w:color w:val="333333"/>
               </w:rPr>
-              <w:t xml:space="preserve">19 (38,0)</w:t>
+              <w:t xml:space="preserve">6 (12,8)</w:t>
             </w:r>
           </w:p>
         </w:tc>
@@ -5642,7 +5642,7 @@
                 <w:szCs w:val="14"/>
                 <w:color w:val="333333"/>
               </w:rPr>
-              <w:t xml:space="preserve">0,19</w:t>
+              <w:t xml:space="preserve"/>
             </w:r>
           </w:p>
         </w:tc>
@@ -5702,21 +5702,7 @@
                 <w:szCs w:val="18"/>
                 <w:color w:val="333333"/>
               </w:rPr>
-              <w:t xml:space="preserve">Locale, n (%)</w:t>
-            </w:r>
-            <w:r>
-              <w:rPr>
-                <w:rFonts w:ascii="Aptos" w:hAnsi="Aptos" w:eastAsia="Aptos" w:cs="Aptos"/>
-                <w:i w:val="false"/>
-                <w:b w:val="false"/>
-                <w:u w:val="none"/>
-                <w:strike w:val="false"/>
-                <w:vertAlign w:val="superscript"/>
-                <w:sz w:val="18"/>
-                <w:szCs w:val="18"/>
-                <w:color w:val="333333"/>
-              </w:rPr>
-              <w:t xml:space="preserve">3</w:t>
+              <w:t xml:space="preserve">II</w:t>
             </w:r>
           </w:p>
         </w:tc>
@@ -5826,7 +5812,7 @@
                 <w:szCs w:val="16"/>
                 <w:color w:val="333333"/>
               </w:rPr>
-              <w:t xml:space="preserve">29 (28,2)</w:t>
+              <w:t xml:space="preserve">12 (12,2)</w:t>
             </w:r>
           </w:p>
         </w:tc>
@@ -5881,7 +5867,7 @@
                 <w:szCs w:val="16"/>
                 <w:color w:val="333333"/>
               </w:rPr>
-              <w:t xml:space="preserve">13 (24,5)</w:t>
+              <w:t xml:space="preserve">8 (15,7)</w:t>
             </w:r>
           </w:p>
         </w:tc>
@@ -5936,7 +5922,7 @@
                 <w:szCs w:val="16"/>
                 <w:color w:val="333333"/>
               </w:rPr>
-              <w:t xml:space="preserve">16 (32,0)</w:t>
+              <w:t xml:space="preserve">4 (8,5)</w:t>
             </w:r>
           </w:p>
         </w:tc>
@@ -5991,7 +5977,7 @@
                 <w:szCs w:val="14"/>
                 <w:color w:val="333333"/>
               </w:rPr>
-              <w:t xml:space="preserve">0,40</w:t>
+              <w:t xml:space="preserve"/>
             </w:r>
           </w:p>
         </w:tc>
@@ -6051,21 +6037,7 @@
                 <w:szCs w:val="18"/>
                 <w:color w:val="333333"/>
               </w:rPr>
-              <w:t xml:space="preserve">Métastatique, n (%)</w:t>
-            </w:r>
-            <w:r>
-              <w:rPr>
-                <w:rFonts w:ascii="Aptos" w:hAnsi="Aptos" w:eastAsia="Aptos" w:cs="Aptos"/>
-                <w:i w:val="false"/>
-                <w:b w:val="false"/>
-                <w:u w:val="none"/>
-                <w:strike w:val="false"/>
-                <w:vertAlign w:val="superscript"/>
-                <w:sz w:val="18"/>
-                <w:szCs w:val="18"/>
-                <w:color w:val="333333"/>
-              </w:rPr>
-              <w:t xml:space="preserve">3</w:t>
+              <w:t xml:space="preserve">III-IV-V</w:t>
             </w:r>
           </w:p>
         </w:tc>
@@ -6175,7 +6147,7 @@
                 <w:szCs w:val="16"/>
                 <w:color w:val="333333"/>
               </w:rPr>
-              <w:t xml:space="preserve">39 (37,9)</w:t>
+              <w:t xml:space="preserve">14 (14,3)</w:t>
             </w:r>
           </w:p>
         </w:tc>
@@ -6230,7 +6202,7 @@
                 <w:szCs w:val="16"/>
                 <w:color w:val="333333"/>
               </w:rPr>
-              <w:t xml:space="preserve">20 (37,7)</w:t>
+              <w:t xml:space="preserve">8 (15,7)</w:t>
             </w:r>
           </w:p>
         </w:tc>
@@ -6285,7 +6257,7 @@
                 <w:szCs w:val="16"/>
                 <w:color w:val="333333"/>
               </w:rPr>
-              <w:t xml:space="preserve">19 (38,0)</w:t>
+              <w:t xml:space="preserve">6 (12,8)</w:t>
             </w:r>
           </w:p>
         </w:tc>
@@ -6340,7 +6312,7 @@
                 <w:szCs w:val="14"/>
                 <w:color w:val="333333"/>
               </w:rPr>
-              <w:t xml:space="preserve">0,98</w:t>
+              <w:t xml:space="preserve"/>
             </w:r>
           </w:p>
         </w:tc>
@@ -6400,7 +6372,7 @@
                 <w:szCs w:val="18"/>
                 <w:color w:val="333333"/>
               </w:rPr>
-              <w:t xml:space="preserve">Stade T, n (%)</w:t>
+              <w:t xml:space="preserve">Résection chirurgicale, n (%)</w:t>
             </w:r>
           </w:p>
         </w:tc>
@@ -6455,7 +6427,7 @@
                 <w:szCs w:val="14"/>
                 <w:color w:val="333333"/>
               </w:rPr>
-              <w:t xml:space="preserve">2/1</w:t>
+              <w:t xml:space="preserve">2/6</w:t>
             </w:r>
           </w:p>
         </w:tc>
@@ -6675,7 +6647,7 @@
                 <w:szCs w:val="14"/>
                 <w:color w:val="333333"/>
               </w:rPr>
-              <w:t xml:space="preserve">0,19</w:t>
+              <w:t xml:space="preserve">0,82</w:t>
             </w:r>
           </w:p>
         </w:tc>
@@ -6735,7 +6707,7 @@
                 <w:szCs w:val="18"/>
                 <w:color w:val="333333"/>
               </w:rPr>
-              <w:t xml:space="preserve">T1-T2</w:t>
+              <w:t xml:space="preserve">R0</w:t>
             </w:r>
           </w:p>
         </w:tc>
@@ -6845,7 +6817,7 @@
                 <w:szCs w:val="16"/>
                 <w:color w:val="333333"/>
               </w:rPr>
-              <w:t xml:space="preserve">85 (85,0)</w:t>
+              <w:t xml:space="preserve">68 (71,6)</w:t>
             </w:r>
           </w:p>
         </w:tc>
@@ -6900,7 +6872,7 @@
                 <w:szCs w:val="16"/>
                 <w:color w:val="333333"/>
               </w:rPr>
-              <w:t xml:space="preserve">41 (80,4)</w:t>
+              <w:t xml:space="preserve">36 (70,6)</w:t>
             </w:r>
           </w:p>
         </w:tc>
@@ -6955,7 +6927,7 @@
                 <w:szCs w:val="16"/>
                 <w:color w:val="333333"/>
               </w:rPr>
-              <w:t xml:space="preserve">44 (89,8)</w:t>
+              <w:t xml:space="preserve">32 (72,7)</w:t>
             </w:r>
           </w:p>
         </w:tc>
@@ -7070,7 +7042,7 @@
                 <w:szCs w:val="18"/>
                 <w:color w:val="333333"/>
               </w:rPr>
-              <w:t xml:space="preserve">T3-T4</w:t>
+              <w:t xml:space="preserve">R1</w:t>
             </w:r>
           </w:p>
         </w:tc>
@@ -7180,7 +7152,7 @@
                 <w:szCs w:val="16"/>
                 <w:color w:val="333333"/>
               </w:rPr>
-              <w:t xml:space="preserve">15 (15,0)</w:t>
+              <w:t xml:space="preserve">27 (28,4)</w:t>
             </w:r>
           </w:p>
         </w:tc>
@@ -7235,7 +7207,7 @@
                 <w:szCs w:val="16"/>
                 <w:color w:val="333333"/>
               </w:rPr>
-              <w:t xml:space="preserve">10 (19,6)</w:t>
+              <w:t xml:space="preserve">15 (29,4)</w:t>
             </w:r>
           </w:p>
         </w:tc>
@@ -7290,7 +7262,7 @@
                 <w:szCs w:val="16"/>
                 <w:color w:val="333333"/>
               </w:rPr>
-              <w:t xml:space="preserve">5 (10,2)</w:t>
+              <w:t xml:space="preserve">12 (27,3)</w:t>
             </w:r>
           </w:p>
         </w:tc>
@@ -7405,7 +7377,7 @@
                 <w:szCs w:val="18"/>
                 <w:color w:val="333333"/>
               </w:rPr>
-              <w:t xml:space="preserve">Stade N, n (%)</w:t>
+              <w:t xml:space="preserve">Type de récidive</w:t>
             </w:r>
           </w:p>
         </w:tc>
@@ -7460,7 +7432,7 @@
                 <w:szCs w:val="14"/>
                 <w:color w:val="333333"/>
               </w:rPr>
-              <w:t xml:space="preserve">2/1</w:t>
+              <w:t xml:space="preserve"/>
             </w:r>
           </w:p>
         </w:tc>
@@ -7680,7 +7652,7 @@
                 <w:szCs w:val="14"/>
                 <w:color w:val="333333"/>
               </w:rPr>
-              <w:t xml:space="preserve">0,48</w:t>
+              <w:t xml:space="preserve"/>
             </w:r>
           </w:p>
         </w:tc>
@@ -7740,7 +7712,7 @@
                 <w:szCs w:val="18"/>
                 <w:color w:val="333333"/>
               </w:rPr>
-              <w:t xml:space="preserve">N0</w:t>
+              <w:t xml:space="preserve">Aucune, n (%)</w:t>
             </w:r>
           </w:p>
         </w:tc>
@@ -7850,7 +7822,7 @@
                 <w:szCs w:val="16"/>
                 <w:color w:val="333333"/>
               </w:rPr>
-              <w:t xml:space="preserve">29 (29,0)</w:t>
+              <w:t xml:space="preserve">46 (44,7)</w:t>
             </w:r>
           </w:p>
         </w:tc>
@@ -7905,7 +7877,7 @@
                 <w:szCs w:val="16"/>
                 <w:color w:val="333333"/>
               </w:rPr>
-              <w:t xml:space="preserve">13 (25,5)</w:t>
+              <w:t xml:space="preserve">27 (50,9)</w:t>
             </w:r>
           </w:p>
         </w:tc>
@@ -7960,7 +7932,7 @@
                 <w:szCs w:val="16"/>
                 <w:color w:val="333333"/>
               </w:rPr>
-              <w:t xml:space="preserve">16 (32,7)</w:t>
+              <w:t xml:space="preserve">19 (38,0)</w:t>
             </w:r>
           </w:p>
         </w:tc>
@@ -8015,7 +7987,7 @@
                 <w:szCs w:val="14"/>
                 <w:color w:val="333333"/>
               </w:rPr>
-              <w:t xml:space="preserve"/>
+              <w:t xml:space="preserve">0,19</w:t>
             </w:r>
           </w:p>
         </w:tc>
@@ -8075,7 +8047,21 @@
                 <w:szCs w:val="18"/>
                 <w:color w:val="333333"/>
               </w:rPr>
-              <w:t xml:space="preserve">N1</w:t>
+              <w:t xml:space="preserve">Locale, n (%)</w:t>
+            </w:r>
+            <w:r>
+              <w:rPr>
+                <w:rFonts w:ascii="Aptos" w:hAnsi="Aptos" w:eastAsia="Aptos" w:cs="Aptos"/>
+                <w:i w:val="false"/>
+                <w:b w:val="false"/>
+                <w:u w:val="none"/>
+                <w:strike w:val="false"/>
+                <w:vertAlign w:val="superscript"/>
+                <w:sz w:val="18"/>
+                <w:szCs w:val="18"/>
+                <w:color w:val="333333"/>
+              </w:rPr>
+              <w:t xml:space="preserve">3</w:t>
             </w:r>
           </w:p>
         </w:tc>
@@ -8185,7 +8171,7 @@
                 <w:szCs w:val="16"/>
                 <w:color w:val="333333"/>
               </w:rPr>
-              <w:t xml:space="preserve">49 (49,0)</w:t>
+              <w:t xml:space="preserve">29 (28,2)</w:t>
             </w:r>
           </w:p>
         </w:tc>
@@ -8240,7 +8226,7 @@
                 <w:szCs w:val="16"/>
                 <w:color w:val="333333"/>
               </w:rPr>
-              <w:t xml:space="preserve">28 (54,9)</w:t>
+              <w:t xml:space="preserve">13 (24,5)</w:t>
             </w:r>
           </w:p>
         </w:tc>
@@ -8295,7 +8281,7 @@
                 <w:szCs w:val="16"/>
                 <w:color w:val="333333"/>
               </w:rPr>
-              <w:t xml:space="preserve">21 (42,9)</w:t>
+              <w:t xml:space="preserve">16 (32,0)</w:t>
             </w:r>
           </w:p>
         </w:tc>
@@ -8350,7 +8336,7 @@
                 <w:szCs w:val="14"/>
                 <w:color w:val="333333"/>
               </w:rPr>
-              <w:t xml:space="preserve"/>
+              <w:t xml:space="preserve">0,40</w:t>
             </w:r>
           </w:p>
         </w:tc>
@@ -8410,7 +8396,21 @@
                 <w:szCs w:val="18"/>
                 <w:color w:val="333333"/>
               </w:rPr>
-              <w:t xml:space="preserve">N2</w:t>
+              <w:t xml:space="preserve">Métastatique, n (%)</w:t>
+            </w:r>
+            <w:r>
+              <w:rPr>
+                <w:rFonts w:ascii="Aptos" w:hAnsi="Aptos" w:eastAsia="Aptos" w:cs="Aptos"/>
+                <w:i w:val="false"/>
+                <w:b w:val="false"/>
+                <w:u w:val="none"/>
+                <w:strike w:val="false"/>
+                <w:vertAlign w:val="superscript"/>
+                <w:sz w:val="18"/>
+                <w:szCs w:val="18"/>
+                <w:color w:val="333333"/>
+              </w:rPr>
+              <w:t xml:space="preserve">3</w:t>
             </w:r>
           </w:p>
         </w:tc>
@@ -8520,7 +8520,7 @@
                 <w:szCs w:val="16"/>
                 <w:color w:val="333333"/>
               </w:rPr>
-              <w:t xml:space="preserve">22 (22,0)</w:t>
+              <w:t xml:space="preserve">39 (37,9)</w:t>
             </w:r>
           </w:p>
         </w:tc>
@@ -8575,7 +8575,7 @@
                 <w:szCs w:val="16"/>
                 <w:color w:val="333333"/>
               </w:rPr>
-              <w:t xml:space="preserve">10 (19,6)</w:t>
+              <w:t xml:space="preserve">20 (37,7)</w:t>
             </w:r>
           </w:p>
         </w:tc>
@@ -8630,7 +8630,7 @@
                 <w:szCs w:val="16"/>
                 <w:color w:val="333333"/>
               </w:rPr>
-              <w:t xml:space="preserve">12 (24,5)</w:t>
+              <w:t xml:space="preserve">19 (38,0)</w:t>
             </w:r>
           </w:p>
         </w:tc>
@@ -8685,7 +8685,7 @@
                 <w:szCs w:val="14"/>
                 <w:color w:val="333333"/>
               </w:rPr>
-              <w:t xml:space="preserve"/>
+              <w:t xml:space="preserve">0,98</w:t>
             </w:r>
           </w:p>
         </w:tc>
